--- a/paper/working_paper.docx
+++ b/paper/working_paper.docx
@@ -48,6 +48,42 @@
       </w:pPr>
       <w:r>
         <w:t xml:space="preserve">This working paper asks whether poor Filipino households pay more than others when fuel prices rise, and whether the answer depends on where they live. It uses the Philippine Statistics Authority’s monthly consumer price index (CPI) for all income households and for the bottom 30% income households, for the country and 17 regions, from 2001 to August 2026, together with the CPI sub-index for retail motor fuels. The paper pursues three objectives. Objective 1 describes the trends: since 2001, bottom-30% prices have risen 13.3 log points more than all-income prices, the poor’s inflation exceeded the average in 6 of 9 fuel-shock episodes, and in August 2026 it stood at 8.2% against 6.2%. Objective 2 estimates the local projection model of Kpodar and Liu (2022), validated by reproducing their EU benchmark: a 1% rise in fuel prices raises the price level by 0.044 pp within the month and 0.102 pp after a year, and the poor’s prices rise 0.0214 pp more after six months in the regional panel — the opposite of the cross-country finding — with the gap concentrated in 2001–2012. Objective 3 draws policy implications from the 2026 shock: a model estimated on data to 2025 explains about half of the 2026 price surge; the fuel-driven extra cost for a poverty-line family of five is about PHP 467 a month; and rice accounted for most of the poor’s excess inflation. Excise relief on LPG is distribution-neutral, cuts in gasoline and diesel taxes would mainly help the better-off, and transfers sized to the poor’s own price index, together with attention to rice and fares, are the better-targeted response.</w:t>
+      </w:r>
+    </w:p>
+    <w:p>
+      <w:pPr>
+        <w:pStyle w:val="Abstract"/>
+      </w:pPr>
+      <w:r>
+        <w:rPr>
+          <w:b/>
+          <w:bCs/>
+        </w:rPr>
+        <w:t xml:space="preserve">Keywords:</w:t>
+      </w:r>
+      <w:r>
+        <w:t xml:space="preserve"> </w:t>
+      </w:r>
+      <w:r>
+        <w:t xml:space="preserve">oil price shock; inflation inequality; fuel price pass-through; local projections; bottom 30% CPI; regional inflation; Philippines</w:t>
+      </w:r>
+    </w:p>
+    <w:p>
+      <w:pPr>
+        <w:pStyle w:val="Abstract"/>
+      </w:pPr>
+      <w:r>
+        <w:rPr>
+          <w:b/>
+          <w:bCs/>
+        </w:rPr>
+        <w:t xml:space="preserve">JEL classification:</w:t>
+      </w:r>
+      <w:r>
+        <w:t xml:space="preserve"> </w:t>
+      </w:r>
+      <w:r>
+        <w:t xml:space="preserve">E31, Q41, I32, D31, R12</w:t>
       </w:r>
     </w:p>
     <w:sdt>
@@ -76,43 +112,7 @@
         </w:p>
       </w:sdtContent>
     </w:sdt>
-    <w:p>
-      <w:pPr>
-        <w:pStyle w:val="FirstParagraph"/>
-      </w:pPr>
-      <w:r>
-        <w:rPr>
-          <w:b/>
-          <w:bCs/>
-        </w:rPr>
-        <w:t xml:space="preserve">Keywords:</w:t>
-      </w:r>
-      <w:r>
-        <w:t xml:space="preserve"> </w:t>
-      </w:r>
-      <w:r>
-        <w:t xml:space="preserve">oil price shock; inflation inequality; fuel price pass-through; local projections; bottom 30% CPI; regional inflation; Philippines</w:t>
-      </w:r>
-    </w:p>
-    <w:p>
-      <w:pPr>
-        <w:pStyle w:val="BodyText"/>
-      </w:pPr>
-      <w:r>
-        <w:rPr>
-          <w:b/>
-          <w:bCs/>
-        </w:rPr>
-        <w:t xml:space="preserve">JEL classification:</w:t>
-      </w:r>
-      <w:r>
-        <w:t xml:space="preserve"> </w:t>
-      </w:r>
-      <w:r>
-        <w:t xml:space="preserve">E31, Q41, I32, D31, R12</w:t>
-      </w:r>
-    </w:p>
-    <w:bookmarkStart w:id="15" w:name="chapter-1.-introduction"/>
+    <w:bookmarkStart w:id="24" w:name="chapter-1.-introduction"/>
     <w:p>
       <w:pPr>
         <w:pStyle w:val="Heading1"/>
@@ -121,7 +121,7 @@
         <w:t xml:space="preserve">Chapter 1. Introduction</w:t>
       </w:r>
     </w:p>
-    <w:bookmarkStart w:id="9" w:name="background-of-the-study"/>
+    <w:bookmarkStart w:id="18" w:name="background-of-the-study"/>
     <w:p>
       <w:pPr>
         <w:pStyle w:val="Heading2"/>
@@ -174,8 +174,8 @@
         <w:t xml:space="preserve">. Excise taxes on LPG and kerosene were suspended from April 2026 and again from late September, while those on gasoline and diesel were kept, on the grounds that suspending them would not be progressive. Fuel subsidies were released to public utility vehicle drivers, a one-peso increase in the jeepney minimum fare took effect at the end of September, and the BSP raised its policy rate three times between March and August 2026, from 4.25% to 5.00%.</w:t>
       </w:r>
     </w:p>
-    <w:bookmarkEnd w:id="9"/>
-    <w:bookmarkStart w:id="10" w:name="rationale"/>
+    <w:bookmarkEnd w:id="18"/>
+    <w:bookmarkStart w:id="19" w:name="rationale"/>
     <w:p>
       <w:pPr>
         <w:pStyle w:val="Heading2"/>
@@ -244,8 +244,8 @@
         <w:t xml:space="preserve">The 2026 shock gives the question practical urgency. Relief was designed in weeks; whether it reached the people who needed it depends on facts this study can establish.</w:t>
       </w:r>
     </w:p>
-    <w:bookmarkEnd w:id="10"/>
-    <w:bookmarkStart w:id="11" w:name="objectives-of-the-study"/>
+    <w:bookmarkEnd w:id="19"/>
+    <w:bookmarkStart w:id="20" w:name="objectives-of-the-study"/>
     <w:p>
       <w:pPr>
         <w:pStyle w:val="Heading2"/>
@@ -371,8 +371,8 @@
         <w:t xml:space="preserve">For Objective 2: H1, fuel prices pass through positively and persistently to the price level, peaking within six months (as in developing economies); H2a, the effect is progressive (all-income prices rise more), as in the cross-country literature; H2b, the alternative, the effect is regressive (bottom-30% prices rise more) because of food and fares; H3, transport and food carry most of the pass-through, and food matters more for the poor; H4, the gap is wider in high-poverty, high-food-share, Mindanao and island regions.</w:t>
       </w:r>
     </w:p>
-    <w:bookmarkEnd w:id="11"/>
-    <w:bookmarkStart w:id="12" w:name="significance-of-the-study"/>
+    <w:bookmarkEnd w:id="20"/>
+    <w:bookmarkStart w:id="21" w:name="significance-of-the-study"/>
     <w:p>
       <w:pPr>
         <w:pStyle w:val="Heading2"/>
@@ -521,8 +521,8 @@
         <w:t xml:space="preserve">The study provides a within-country test of a cross-country finding, a validated open-source implementation of the local projection model, and a fully reproducible data pipeline.</w:t>
       </w:r>
     </w:p>
-    <w:bookmarkEnd w:id="12"/>
-    <w:bookmarkStart w:id="13" w:name="scope-and-limitations"/>
+    <w:bookmarkEnd w:id="21"/>
+    <w:bookmarkStart w:id="22" w:name="scope-and-limitations"/>
     <w:p>
       <w:pPr>
         <w:pStyle w:val="Heading2"/>
@@ -547,8 +547,8 @@
         <w:t xml:space="preserve">The main limitations are the following. (1) The fuel price measure is the CPI sub-index for fuels and lubricants for personal transport, because the retail price database of the reference study is not public; the sub-index tracks pump prices closely but is not a pump price. (2) The comparison is between the bottom 30% and all households, not between the poorest and the richest. (3) Retail fuel prices may respond to domestic conditions; the study uses crude oil prices as a check but not an identified oil supply shock. (4) The bottom-30% series before 2018 are PSA backcasts. (5) The 2026 analysis covers eight months, and the rice-price channel cannot be separated from trade policy. (6) Price indices measure the cost of a fixed basket and ignore substitution and income effects. These are discussed in Chapter 5.</w:t>
       </w:r>
     </w:p>
-    <w:bookmarkEnd w:id="13"/>
-    <w:bookmarkStart w:id="14" w:name="definition-of-terms"/>
+    <w:bookmarkEnd w:id="22"/>
+    <w:bookmarkStart w:id="23" w:name="definition-of-terms"/>
     <w:p>
       <w:pPr>
         <w:pStyle w:val="Heading2"/>
@@ -705,9 +705,9 @@
         <w:t xml:space="preserve">A method that estimates the effect of a shock at each future horizon with a separate regression (Chapter 3).</w:t>
       </w:r>
     </w:p>
-    <w:bookmarkEnd w:id="14"/>
-    <w:bookmarkEnd w:id="15"/>
-    <w:bookmarkStart w:id="26" w:name="chapter-2.-review-of-related-literature"/>
+    <w:bookmarkEnd w:id="23"/>
+    <w:bookmarkEnd w:id="24"/>
+    <w:bookmarkStart w:id="35" w:name="chapter-2.-review-of-related-literature"/>
     <w:p>
       <w:pPr>
         <w:pStyle w:val="Heading1"/>
@@ -716,7 +716,7 @@
         <w:t xml:space="preserve">Chapter 2. Review of Related Literature</w:t>
       </w:r>
     </w:p>
-    <w:bookmarkStart w:id="16" w:name="how-oil-prices-reach-consumer-prices"/>
+    <w:bookmarkStart w:id="25" w:name="how-oil-prices-reach-consumer-prices"/>
     <w:p>
       <w:pPr>
         <w:pStyle w:val="Heading2"/>
@@ -863,8 +863,8 @@
         <w:t xml:space="preserve">.</w:t>
       </w:r>
     </w:p>
-    <w:bookmarkEnd w:id="16"/>
-    <w:bookmarkStart w:id="17" w:name="empirical-evidence-on-pass-through"/>
+    <w:bookmarkEnd w:id="25"/>
+    <w:bookmarkStart w:id="26" w:name="empirical-evidence-on-pass-through"/>
     <w:p>
       <w:pPr>
         <w:pStyle w:val="Heading2"/>
@@ -1069,8 +1069,8 @@
         <w:t xml:space="preserve">.</w:t>
       </w:r>
     </w:p>
-    <w:bookmarkEnd w:id="17"/>
-    <w:bookmarkStart w:id="18" w:name="who-bears-the-cost-of-fuel-price-changes"/>
+    <w:bookmarkEnd w:id="26"/>
+    <w:bookmarkStart w:id="27" w:name="who-bears-the-cost-of-fuel-price-changes"/>
     <w:p>
       <w:pPr>
         <w:pStyle w:val="Heading2"/>
@@ -1226,8 +1226,8 @@
         <w:t xml:space="preserve">is the first to estimate the distributional effect of fuel prices econometrically, using quintile CPIs reconstructed from survey expenditure shares; they find the effect progressive, more persistently so in developing economies.</w:t>
       </w:r>
     </w:p>
-    <w:bookmarkEnd w:id="18"/>
-    <w:bookmarkStart w:id="19" w:name="philippine-studies"/>
+    <w:bookmarkEnd w:id="27"/>
+    <w:bookmarkStart w:id="28" w:name="philippine-studies"/>
     <w:p>
       <w:pPr>
         <w:pStyle w:val="Heading2"/>
@@ -1366,8 +1366,8 @@
         <w:t xml:space="preserve">studies subnational output measurement.</w:t>
       </w:r>
     </w:p>
-    <w:bookmarkEnd w:id="19"/>
-    <w:bookmarkStart w:id="20" w:name="X675899c7ffbec3b23dfca21cbb04c2d29f2f5b4"/>
+    <w:bookmarkEnd w:id="28"/>
+    <w:bookmarkStart w:id="29" w:name="X675899c7ffbec3b23dfca21cbb04c2d29f2f5b4"/>
     <w:p>
       <w:pPr>
         <w:pStyle w:val="Heading2"/>
@@ -1514,8 +1514,8 @@
         <w:t xml:space="preserve">.</w:t>
       </w:r>
     </w:p>
-    <w:bookmarkEnd w:id="20"/>
-    <w:bookmarkStart w:id="21" w:name="synthesis-and-research-gap"/>
+    <w:bookmarkEnd w:id="29"/>
+    <w:bookmarkStart w:id="30" w:name="synthesis-and-research-gap"/>
     <w:p>
       <w:pPr>
         <w:pStyle w:val="Heading2"/>
@@ -1532,8 +1532,8 @@
         <w:t xml:space="preserve">The literature establishes that fuel prices pass through to inflation, that retail prices capture this better than crude prices, and, from cross-country data, that the effect is progressive. It leaves three gaps that this study addresses: no within-country test using official income-group price indices; no evidence on regional differences in the distributional effect; and no evidence for the 2026 shock.</w:t>
       </w:r>
     </w:p>
-    <w:bookmarkEnd w:id="21"/>
-    <w:bookmarkStart w:id="25" w:name="conceptual-framework"/>
+    <w:bookmarkEnd w:id="30"/>
+    <w:bookmarkStart w:id="34" w:name="conceptual-framework"/>
     <w:p>
       <w:pPr>
         <w:pStyle w:val="Heading2"/>
@@ -1557,20 +1557,20 @@
       <w:r>
         <w:drawing>
           <wp:inline>
-            <wp:extent cx="4533900" cy="4009827"/>
+            <wp:extent cx="5052060" cy="4468093"/>
             <wp:effectExtent b="0" l="0" r="0" t="0"/>
-            <wp:docPr descr="Figure 1. Conceptual framework of the study." title="" id="23" name="Picture"/>
+            <wp:docPr descr="Figure 1. Conceptual framework of the study." title="" id="32" name="Picture"/>
             <a:graphic>
               <a:graphicData uri="http://schemas.openxmlformats.org/drawingml/2006/picture">
                 <pic:pic>
                   <pic:nvPicPr>
-                    <pic:cNvPr descr="../output/figures/figw0_framework.png" id="24" name="Picture"/>
+                    <pic:cNvPr descr="../output/figures/figw0_framework.png" id="33" name="Picture"/>
                     <pic:cNvPicPr>
                       <a:picLocks noChangeArrowheads="1" noChangeAspect="1"/>
                     </pic:cNvPicPr>
                   </pic:nvPicPr>
                   <pic:blipFill>
-                    <a:blip r:embed="rId22"/>
+                    <a:blip r:embed="rId31"/>
                     <a:stretch>
                       <a:fillRect/>
                     </a:stretch>
@@ -1578,7 +1578,7 @@
                   <pic:spPr bwMode="auto">
                     <a:xfrm>
                       <a:off x="0" y="0"/>
-                      <a:ext cx="4533900" cy="4009827"/>
+                      <a:ext cx="5052060" cy="4468093"/>
                     </a:xfrm>
                     <a:prstGeom prst="rect">
                       <a:avLst/>
@@ -1605,9 +1605,9 @@
         <w:t xml:space="preserve">Figure 1. Conceptual framework of the study.</w:t>
       </w:r>
     </w:p>
-    <w:bookmarkEnd w:id="25"/>
-    <w:bookmarkEnd w:id="26"/>
-    <w:bookmarkStart w:id="36" w:name="X87fcbdfac58c1f956e80fe4ec4d34267d0f49c7"/>
+    <w:bookmarkEnd w:id="34"/>
+    <w:bookmarkEnd w:id="35"/>
+    <w:bookmarkStart w:id="45" w:name="X87fcbdfac58c1f956e80fe4ec4d34267d0f49c7"/>
     <w:p>
       <w:pPr>
         <w:pStyle w:val="Heading1"/>
@@ -1624,7 +1624,7 @@
         <w:t xml:space="preserve">This chapter explains the model used for Objectives 2 and 3 and shows, step by step, how to estimate it. It is written so that a reader with a background in regression can reproduce every estimate in the paper.</w:t>
       </w:r>
     </w:p>
-    <w:bookmarkStart w:id="27" w:name="the-question-an-impulse-response-answers"/>
+    <w:bookmarkStart w:id="36" w:name="the-question-an-impulse-response-answers"/>
     <w:p>
       <w:pPr>
         <w:pStyle w:val="Heading2"/>
@@ -1662,8 +1662,8 @@
         <w:t xml:space="preserve">The traditional tool is the vector autoregression (VAR): estimate a system of equations for fuel prices and inflation with their lags, then simulate the system forward after a shock. The impulse response then depends on the whole dynamic structure being right; a misspecified lag structure distorts every horizon.</w:t>
       </w:r>
     </w:p>
-    <w:bookmarkEnd w:id="27"/>
-    <w:bookmarkStart w:id="28" w:name="the-local-projection-idea"/>
+    <w:bookmarkEnd w:id="36"/>
+    <w:bookmarkStart w:id="37" w:name="the-local-projection-idea"/>
     <w:p>
       <w:pPr>
         <w:pStyle w:val="Heading2"/>
@@ -1774,8 +1774,8 @@
         <w:t xml:space="preserve">= 0, 1, …, 12 traces out the impulse response. Each regression is ordinary least squares, the specification is the same at every horizon, and no forward simulation is needed. The cost is some loss of precision at long horizons, and serially correlated errors (because the outcomes of neighbouring months overlap), which the standard errors must allow for.</w:t>
       </w:r>
     </w:p>
-    <w:bookmarkEnd w:id="28"/>
-    <w:bookmarkStart w:id="29" w:name="the-specification-term-by-term"/>
+    <w:bookmarkEnd w:id="37"/>
+    <w:bookmarkStart w:id="38" w:name="the-specification-term-by-term"/>
     <w:p>
       <w:pPr>
         <w:pStyle w:val="Heading2"/>
@@ -2257,7 +2257,19 @@
         <w:t xml:space="preserve"> </w:t>
       </w:r>
       <w:r>
-        <w:t xml:space="preserve">Δln y_{t+h} is the change in the log price index in month</w:t>
+        <w:t xml:space="preserve">Δln y</w:t>
+      </w:r>
+      <w:r>
+        <w:rPr>
+          <w:vertAlign w:val="subscript"/>
+        </w:rPr>
+        <w:t xml:space="preserve">t+h</w:t>
+      </w:r>
+      <w:r>
+        <w:t xml:space="preserve"> </w:t>
+      </w:r>
+      <w:r>
+        <w:t xml:space="preserve">is the change in the log price index in month</w:t>
       </w:r>
       <w:r>
         <w:t xml:space="preserve"> </w:t>
@@ -2289,7 +2301,25 @@
         <w:t xml:space="preserve">Lags of the outcome</w:t>
       </w:r>
       <w:r>
-        <w:t xml:space="preserve">, Δln y_{t−1}, …, Δln y_{t−12}, absorb the persistence of inflation and, because the data are not seasonally adjusted, its seasonal pattern: the coefficient on the lag that falls in the same calendar month a year earlier picks up seasonality.</w:t>
+        <w:t xml:space="preserve">, Δln y</w:t>
+      </w:r>
+      <w:r>
+        <w:rPr>
+          <w:vertAlign w:val="subscript"/>
+        </w:rPr>
+        <w:t xml:space="preserve">t−1</w:t>
+      </w:r>
+      <w:r>
+        <w:t xml:space="preserve">, …, Δln y</w:t>
+      </w:r>
+      <w:r>
+        <w:rPr>
+          <w:vertAlign w:val="subscript"/>
+        </w:rPr>
+        <w:t xml:space="preserve">t−12</w:t>
+      </w:r>
+      <w:r>
+        <w:t xml:space="preserve">, absorb the persistence of inflation and, because the data are not seasonally adjusted, its seasonal pattern: the coefficient on the lag that falls in the same calendar month a year earlier picks up seasonality.</w:t>
       </w:r>
     </w:p>
     <w:p>
@@ -2308,7 +2338,25 @@
         <w:t xml:space="preserve">Lags of the fuel price</w:t>
       </w:r>
       <w:r>
-        <w:t xml:space="preserve">, Δln F_{t−1}, …, Δln F_{t−12}, remove the part of today’s inflation that is a delayed effect of past fuel shocks.</w:t>
+        <w:t xml:space="preserve">, Δln F</w:t>
+      </w:r>
+      <w:r>
+        <w:rPr>
+          <w:vertAlign w:val="subscript"/>
+        </w:rPr>
+        <w:t xml:space="preserve">t−1</w:t>
+      </w:r>
+      <w:r>
+        <w:t xml:space="preserve">, …, Δln F</w:t>
+      </w:r>
+      <w:r>
+        <w:rPr>
+          <w:vertAlign w:val="subscript"/>
+        </w:rPr>
+        <w:t xml:space="preserve">t−12</w:t>
+      </w:r>
+      <w:r>
+        <w:t xml:space="preserve">, remove the part of today’s inflation that is a delayed effect of past fuel shocks.</w:t>
       </w:r>
     </w:p>
     <w:p>
@@ -2327,7 +2375,28 @@
         <w:t xml:space="preserve">The shock</w:t>
       </w:r>
       <w:r>
-        <w:t xml:space="preserve">, Δln F_t, today’s percentage change in the fuel index. Its coefficient β_h is the quantity of interest: the change in inflation in month</w:t>
+        <w:t xml:space="preserve">, Δln F</w:t>
+      </w:r>
+      <w:r>
+        <w:rPr>
+          <w:vertAlign w:val="subscript"/>
+        </w:rPr>
+        <w:t xml:space="preserve">t</w:t>
+      </w:r>
+      <w:r>
+        <w:t xml:space="preserve">, today’s percentage change in the fuel index. Its coefficient β</w:t>
+      </w:r>
+      <w:r>
+        <w:rPr>
+          <w:vertAlign w:val="subscript"/>
+        </w:rPr>
+        <w:t xml:space="preserve">h</w:t>
+      </w:r>
+      <w:r>
+        <w:t xml:space="preserve"> </w:t>
+      </w:r>
+      <w:r>
+        <w:t xml:space="preserve">is the quantity of interest: the change in inflation in month</w:t>
       </w:r>
       <w:r>
         <w:t xml:space="preserve"> </w:t>
@@ -2401,7 +2470,19 @@
         <w:t xml:space="preserve">t + h − 1</w:t>
       </w:r>
       <w:r>
-        <w:t xml:space="preserve">. Fuel prices are persistent: a shock today is often followed by further increases. Without these terms, β_h would mix the effect of today’s shock with the effect of the later shocks it predicts. Including them isolates the effect of a one-time shock</w:t>
+        <w:t xml:space="preserve">. Fuel prices are persistent: a shock today is often followed by further increases. Without these terms, β</w:t>
+      </w:r>
+      <w:r>
+        <w:rPr>
+          <w:vertAlign w:val="subscript"/>
+        </w:rPr>
+        <w:t xml:space="preserve">h</w:t>
+      </w:r>
+      <w:r>
+        <w:t xml:space="preserve"> </w:t>
+      </w:r>
+      <w:r>
+        <w:t xml:space="preserve">would mix the effect of today’s shock with the effect of the later shocks it predicts. Including them isolates the effect of a one-time shock</w:t>
       </w:r>
       <w:r>
         <w:t xml:space="preserve"> </w:t>
@@ -2485,11 +2566,20 @@
         <w:t xml:space="preserve"> </w:t>
       </w:r>
       <w:r>
-        <w:t xml:space="preserve">and a constant α_h. In the regional panel the constant is replaced by region fixed effects.</w:t>
-      </w:r>
-    </w:p>
-    <w:bookmarkEnd w:id="29"/>
-    <w:bookmarkStart w:id="30" w:name="from-monthly-effects-to-the-price-level"/>
+        <w:t xml:space="preserve">and a constant α</w:t>
+      </w:r>
+      <w:r>
+        <w:rPr>
+          <w:vertAlign w:val="subscript"/>
+        </w:rPr>
+        <w:t xml:space="preserve">h</w:t>
+      </w:r>
+      <w:r>
+        <w:t xml:space="preserve">. In the regional panel the constant is replaced by region fixed effects.</w:t>
+      </w:r>
+    </w:p>
+    <w:bookmarkEnd w:id="38"/>
+    <w:bookmarkStart w:id="39" w:name="from-monthly-effects-to-the-price-level"/>
     <w:p>
       <w:pPr>
         <w:pStyle w:val="Heading2"/>
@@ -2503,7 +2593,19 @@
         <w:pStyle w:val="FirstParagraph"/>
       </w:pPr>
       <w:r>
-        <w:t xml:space="preserve">β_h is an effect on</w:t>
+        <w:t xml:space="preserve">β</w:t>
+      </w:r>
+      <w:r>
+        <w:rPr>
+          <w:vertAlign w:val="subscript"/>
+        </w:rPr>
+        <w:t xml:space="preserve">h</w:t>
+      </w:r>
+      <w:r>
+        <w:t xml:space="preserve"> </w:t>
+      </w:r>
+      <w:r>
+        <w:t xml:space="preserve">is an effect on</w:t>
       </w:r>
       <w:r>
         <w:t xml:space="preserve"> </w:t>
@@ -2529,7 +2631,94 @@
         <w:t xml:space="preserve">price level</w:t>
       </w:r>
       <w:r>
-        <w:t xml:space="preserve">: how much higher are prices after a year? The answer is the cumulative response, β_0 + β_1 + … + β_h. To obtain it with a correct standard error, we re-estimate the model with the cumulative change Σ_{j=0}^{h} Δln y_{t+j} = ln y_{t+h} − ln y_{t−1} on the left-hand side.</w:t>
+        <w:t xml:space="preserve">: how much higher are prices after a year? The answer is the cumulative response, β</w:t>
+      </w:r>
+      <w:r>
+        <w:rPr>
+          <w:vertAlign w:val="subscript"/>
+        </w:rPr>
+        <w:t xml:space="preserve">0</w:t>
+      </w:r>
+      <w:r>
+        <w:t xml:space="preserve"> </w:t>
+      </w:r>
+      <w:r>
+        <w:t xml:space="preserve">+ β</w:t>
+      </w:r>
+      <w:r>
+        <w:rPr>
+          <w:vertAlign w:val="subscript"/>
+        </w:rPr>
+        <w:t xml:space="preserve">1</w:t>
+      </w:r>
+      <w:r>
+        <w:t xml:space="preserve"> </w:t>
+      </w:r>
+      <w:r>
+        <w:t xml:space="preserve">+ … + β</w:t>
+      </w:r>
+      <w:r>
+        <w:rPr>
+          <w:vertAlign w:val="subscript"/>
+        </w:rPr>
+        <w:t xml:space="preserve">h</w:t>
+      </w:r>
+      <w:r>
+        <w:t xml:space="preserve">. To obtain it with a correct standard error, we re-estimate the model with the cumulative change Σ</w:t>
+      </w:r>
+      <w:r>
+        <w:rPr>
+          <w:vertAlign w:val="subscript"/>
+        </w:rPr>
+        <w:t xml:space="preserve">j=0</w:t>
+      </w:r>
+      <w:r>
+        <w:rPr>
+          <w:vertAlign w:val="superscript"/>
+        </w:rPr>
+        <w:t xml:space="preserve">h</w:t>
+      </w:r>
+      <w:r>
+        <w:t xml:space="preserve"> </w:t>
+      </w:r>
+      <w:r>
+        <w:t xml:space="preserve">Δln y</w:t>
+      </w:r>
+      <w:r>
+        <w:rPr>
+          <w:vertAlign w:val="subscript"/>
+        </w:rPr>
+        <w:t xml:space="preserve">t+j</w:t>
+      </w:r>
+      <w:r>
+        <w:t xml:space="preserve"> </w:t>
+      </w:r>
+      <w:r>
+        <w:t xml:space="preserve">= ln y</w:t>
+      </w:r>
+      <w:r>
+        <w:rPr>
+          <w:vertAlign w:val="subscript"/>
+        </w:rPr>
+        <w:t xml:space="preserve">t+h</w:t>
+      </w:r>
+      <w:r>
+        <w:t xml:space="preserve"> </w:t>
+      </w:r>
+      <w:r>
+        <w:t xml:space="preserve">− ln y</w:t>
+      </w:r>
+      <w:r>
+        <w:rPr>
+          <w:vertAlign w:val="subscript"/>
+        </w:rPr>
+        <w:t xml:space="preserve">t−1</w:t>
+      </w:r>
+      <w:r>
+        <w:t xml:space="preserve"> </w:t>
+      </w:r>
+      <w:r>
+        <w:t xml:space="preserve">on the left-hand side.</w:t>
       </w:r>
     </w:p>
     <w:p>
@@ -2550,8 +2739,8 @@
         <w:t xml:space="preserve">With the estimates of Chapter 5, the cumulative response of the all-income CPI after twelve months is 0.102. A 10% increase in fuel prices therefore raises the price level by 10 × 0.102 ≈ 1.0% after a year. For the distributional gap D = ln(CPI all/CPI b30), a cumulative response of −0.0214 after six months means that a 10% fuel increase lowers D by 0.2 log points: the poor’s price level ends up 0.2% higher, relative to the average household’s, than before the shock.</w:t>
       </w:r>
     </w:p>
-    <w:bookmarkEnd w:id="30"/>
-    <w:bookmarkStart w:id="31" w:name="standard-errors"/>
+    <w:bookmarkEnd w:id="39"/>
+    <w:bookmarkStart w:id="40" w:name="standard-errors"/>
     <w:p>
       <w:pPr>
         <w:pStyle w:val="Heading2"/>
@@ -2640,8 +2829,8 @@
         <w:t xml:space="preserve">. Confidence bands are 90%, as in the reference study.</w:t>
       </w:r>
     </w:p>
-    <w:bookmarkEnd w:id="31"/>
-    <w:bookmarkStart w:id="32" w:name="the-panel-version-and-group-differences"/>
+    <w:bookmarkEnd w:id="40"/>
+    <w:bookmarkStart w:id="41" w:name="the-panel-version-and-group-differences"/>
     <w:p>
       <w:pPr>
         <w:pStyle w:val="Heading2"/>
@@ -2668,7 +2857,16 @@
         <w:t xml:space="preserve">r</w:t>
       </w:r>
       <w:r>
-        <w:t xml:space="preserve">, the model is estimated jointly with region fixed effects u_r, using each region’s own fuel index and outcome. To test whether a group of regions</w:t>
+        <w:t xml:space="preserve">, the model is estimated jointly with region fixed effects u</w:t>
+      </w:r>
+      <w:r>
+        <w:rPr>
+          <w:vertAlign w:val="subscript"/>
+        </w:rPr>
+        <w:t xml:space="preserve">r</w:t>
+      </w:r>
+      <w:r>
+        <w:t xml:space="preserve">, using each region’s own fuel index and outcome. To test whether a group of regions</w:t>
       </w:r>
       <w:r>
         <w:t xml:space="preserve"> </w:t>
@@ -2684,7 +2882,40 @@
         <w:t xml:space="preserve"> </w:t>
       </w:r>
       <w:r>
-        <w:t xml:space="preserve">(for example, Mindanao) responds differently, we add the interaction Δln F_{r,t} × G_r. Its coefficient θ_h is the</w:t>
+        <w:t xml:space="preserve">(for example, Mindanao) responds differently, we add the interaction Δln F</w:t>
+      </w:r>
+      <w:r>
+        <w:rPr>
+          <w:vertAlign w:val="subscript"/>
+        </w:rPr>
+        <w:t xml:space="preserve">r,t</w:t>
+      </w:r>
+      <w:r>
+        <w:t xml:space="preserve"> </w:t>
+      </w:r>
+      <w:r>
+        <w:t xml:space="preserve">× G</w:t>
+      </w:r>
+      <w:r>
+        <w:rPr>
+          <w:vertAlign w:val="subscript"/>
+        </w:rPr>
+        <w:t xml:space="preserve">r</w:t>
+      </w:r>
+      <w:r>
+        <w:t xml:space="preserve">. Its coefficient θ</w:t>
+      </w:r>
+      <w:r>
+        <w:rPr>
+          <w:vertAlign w:val="subscript"/>
+        </w:rPr>
+        <w:t xml:space="preserve">h</w:t>
+      </w:r>
+      <w:r>
+        <w:t xml:space="preserve"> </w:t>
+      </w:r>
+      <w:r>
+        <w:t xml:space="preserve">is the</w:t>
       </w:r>
       <w:r>
         <w:t xml:space="preserve"> </w:t>
@@ -2713,7 +2944,19 @@
         <w:t xml:space="preserve">G</w:t>
       </w:r>
       <w:r>
-        <w:t xml:space="preserve">; the coefficient on Δln F_{r,t} is then the response outside</w:t>
+        <w:t xml:space="preserve">; the coefficient on Δln F</w:t>
+      </w:r>
+      <w:r>
+        <w:rPr>
+          <w:vertAlign w:val="subscript"/>
+        </w:rPr>
+        <w:t xml:space="preserve">r,t</w:t>
+      </w:r>
+      <w:r>
+        <w:t xml:space="preserve"> </w:t>
+      </w:r>
+      <w:r>
+        <w:t xml:space="preserve">is then the response outside</w:t>
       </w:r>
       <w:r>
         <w:t xml:space="preserve"> </w:t>
@@ -2726,11 +2969,23 @@
         <w:t xml:space="preserve">G</w:t>
       </w:r>
       <w:r>
-        <w:t xml:space="preserve">. Because G_r does not change over time, its own effect is absorbed by the fixed effects.</w:t>
-      </w:r>
-    </w:p>
-    <w:bookmarkEnd w:id="32"/>
-    <w:bookmarkStart w:id="33" w:name="checking-the-implementation"/>
+        <w:t xml:space="preserve">. Because G</w:t>
+      </w:r>
+      <w:r>
+        <w:rPr>
+          <w:vertAlign w:val="subscript"/>
+        </w:rPr>
+        <w:t xml:space="preserve">r</w:t>
+      </w:r>
+      <w:r>
+        <w:t xml:space="preserve"> </w:t>
+      </w:r>
+      <w:r>
+        <w:t xml:space="preserve">does not change over time, its own effect is absorbed by the fixed effects.</w:t>
+      </w:r>
+    </w:p>
+    <w:bookmarkEnd w:id="41"/>
+    <w:bookmarkStart w:id="42" w:name="checking-the-implementation"/>
     <w:p>
       <w:pPr>
         <w:pStyle w:val="Heading2"/>
@@ -2773,8 +3028,8 @@
         <w:t xml:space="preserve">: our code must reproduce the reference study’s published results on comparable data, against criteria written down in advance. Both are described in Chapter 4 and their results in Chapter 5.</w:t>
       </w:r>
     </w:p>
-    <w:bookmarkEnd w:id="33"/>
-    <w:bookmarkStart w:id="34" w:name="step-by-step-implementation"/>
+    <w:bookmarkEnd w:id="42"/>
+    <w:bookmarkStart w:id="43" w:name="step-by-step-implementation"/>
     <w:p>
       <w:pPr>
         <w:pStyle w:val="Heading2"/>
@@ -2918,7 +3173,16 @@
         <w:t xml:space="preserve"> </w:t>
       </w:r>
       <w:r>
-        <w:t xml:space="preserve">months to obtain y_{t+h}; shift the outcome and the fuel change backward by 1 to 12 months to obtain the lags; shift the fuel change forward by 1 to</w:t>
+        <w:t xml:space="preserve">months to obtain y</w:t>
+      </w:r>
+      <w:r>
+        <w:rPr>
+          <w:vertAlign w:val="subscript"/>
+        </w:rPr>
+        <w:t xml:space="preserve">t+h</w:t>
+      </w:r>
+      <w:r>
+        <w:t xml:space="preserve">; shift the outcome and the fuel change backward by 1 to 12 months to obtain the lags; shift the fuel change forward by 1 to</w:t>
       </w:r>
       <w:r>
         <w:t xml:space="preserve"> </w:t>
@@ -2986,7 +3250,19 @@
         <w:t xml:space="preserve"> </w:t>
       </w:r>
       <w:r>
-        <w:t xml:space="preserve">(with region fixed effects in the panel) and keep the coefficient on Δln F_t and its standard error.</w:t>
+        <w:t xml:space="preserve">(with region fixed effects in the panel) and keep the coefficient on Δln F</w:t>
+      </w:r>
+      <w:r>
+        <w:rPr>
+          <w:vertAlign w:val="subscript"/>
+        </w:rPr>
+        <w:t xml:space="preserve">t</w:t>
+      </w:r>
+      <w:r>
+        <w:t xml:space="preserve"> </w:t>
+      </w:r>
+      <w:r>
+        <w:t xml:space="preserve">and its standard error.</w:t>
       </w:r>
     </w:p>
     <w:p>
@@ -3049,7 +3325,19 @@
         <w:t xml:space="preserve"> </w:t>
       </w:r>
       <w:r>
-        <w:t xml:space="preserve">β_h against</w:t>
+        <w:t xml:space="preserve">β</w:t>
+      </w:r>
+      <w:r>
+        <w:rPr>
+          <w:vertAlign w:val="subscript"/>
+        </w:rPr>
+        <w:t xml:space="preserve">h</w:t>
+      </w:r>
+      <w:r>
+        <w:t xml:space="preserve"> </w:t>
+      </w:r>
+      <w:r>
+        <w:t xml:space="preserve">against</w:t>
       </w:r>
       <w:r>
         <w:t xml:space="preserve"> </w:t>
@@ -3065,7 +3353,19 @@
         <w:t xml:space="preserve"> </w:t>
       </w:r>
       <w:r>
-        <w:t xml:space="preserve">with the 90% band β_h ± 1.645 × s.e.</w:t>
+        <w:t xml:space="preserve">with the 90% band β</w:t>
+      </w:r>
+      <w:r>
+        <w:rPr>
+          <w:vertAlign w:val="subscript"/>
+        </w:rPr>
+        <w:t xml:space="preserve">h</w:t>
+      </w:r>
+      <w:r>
+        <w:t xml:space="preserve"> </w:t>
+      </w:r>
+      <w:r>
+        <w:t xml:space="preserve">± 1.645 × s.e.</w:t>
       </w:r>
     </w:p>
     <w:p>
@@ -4196,8 +4496,8 @@
         <w:t xml:space="preserve">.</w:t>
       </w:r>
     </w:p>
-    <w:bookmarkEnd w:id="34"/>
-    <w:bookmarkStart w:id="35" w:name="common-pitfalls"/>
+    <w:bookmarkEnd w:id="43"/>
+    <w:bookmarkStart w:id="44" w:name="common-pitfalls"/>
     <w:p>
       <w:pPr>
         <w:pStyle w:val="Heading2"/>
@@ -4325,7 +4625,19 @@
         <w:t xml:space="preserve"> </w:t>
       </w:r>
       <w:r>
-        <w:t xml:space="preserve">β_h is an effect on monthly inflation, not on the price level; report cumulative responses for level questions.</w:t>
+        <w:t xml:space="preserve">β</w:t>
+      </w:r>
+      <w:r>
+        <w:rPr>
+          <w:vertAlign w:val="subscript"/>
+        </w:rPr>
+        <w:t xml:space="preserve">h</w:t>
+      </w:r>
+      <w:r>
+        <w:t xml:space="preserve"> </w:t>
+      </w:r>
+      <w:r>
+        <w:t xml:space="preserve">is an effect on monthly inflation, not on the price level; report cumulative responses for level questions.</w:t>
       </w:r>
     </w:p>
     <w:p>
@@ -4362,9 +4674,9 @@
         <w:t xml:space="preserve">results likely by chance; report how many tests were run and correct for them.</w:t>
       </w:r>
     </w:p>
-    <w:bookmarkEnd w:id="35"/>
-    <w:bookmarkEnd w:id="36"/>
-    <w:bookmarkStart w:id="49" w:name="chapter-4.-methodology"/>
+    <w:bookmarkEnd w:id="44"/>
+    <w:bookmarkEnd w:id="45"/>
+    <w:bookmarkStart w:id="58" w:name="chapter-4.-methodology"/>
     <w:p>
       <w:pPr>
         <w:pStyle w:val="Heading1"/>
@@ -4373,7 +4685,7 @@
         <w:t xml:space="preserve">Chapter 4. Methodology</w:t>
       </w:r>
     </w:p>
-    <w:bookmarkStart w:id="37" w:name="research-design"/>
+    <w:bookmarkStart w:id="46" w:name="research-design"/>
     <w:p>
       <w:pPr>
         <w:pStyle w:val="Heading2"/>
@@ -4390,8 +4702,8 @@
         <w:t xml:space="preserve">The study is quantitative and uses secondary, publicly available monthly data. It combines descriptive time-series analysis (Objective 1), econometric estimation with local projections on national time series and a regional panel (Objective 2), and counterfactual and accounting analysis of the 2026 episode (Objective 3). All specifications for Objective 2 were written in a decision log before any Philippine estimate was produced; analyses added afterwards are labelled as supplementary.</w:t>
       </w:r>
     </w:p>
-    <w:bookmarkEnd w:id="37"/>
-    <w:bookmarkStart w:id="41" w:name="data"/>
+    <w:bookmarkEnd w:id="46"/>
+    <w:bookmarkStart w:id="50" w:name="data"/>
     <w:p>
       <w:pPr>
         <w:pStyle w:val="Heading2"/>
@@ -4400,7 +4712,7 @@
         <w:t xml:space="preserve">4.2 Data</w:t>
       </w:r>
     </w:p>
-    <w:bookmarkStart w:id="38" w:name="sources-and-variables"/>
+    <w:bookmarkStart w:id="47" w:name="sources-and-variables"/>
     <w:p>
       <w:pPr>
         <w:pStyle w:val="Heading3"/>
@@ -5072,8 +5384,8 @@
         </w:tc>
       </w:tr>
     </w:tbl>
-    <w:bookmarkEnd w:id="38"/>
-    <w:bookmarkStart w:id="39" w:name="data-collection-procedure"/>
+    <w:bookmarkEnd w:id="47"/>
+    <w:bookmarkStart w:id="48" w:name="data-collection-procedure"/>
     <w:p>
       <w:pPr>
         <w:pStyle w:val="Heading3"/>
@@ -5090,8 +5402,8 @@
         <w:t xml:space="preserve">Data were collected by scripts rather than by hand, so that every file can be downloaded again and every step repeated. PSA tables were downloaded through the OpenSTAT API, one geography at a time, for the national and regional rows of 19 tables covering both baskets and all base years; files were saved unchanged and compressed. World Bank, BSP, BIS, FAO, Eurostat and European Commission files were downloaded from their official URLs. Each raw file is recorded in a source log with its URL, download date, base year and coverage. Facts about the 2026 policy response were collected from the text of RA 12316 and from official and news sources, each marked as verified or secondary.</w:t>
       </w:r>
     </w:p>
-    <w:bookmarkEnd w:id="39"/>
-    <w:bookmarkStart w:id="40" w:name="data-processing"/>
+    <w:bookmarkEnd w:id="48"/>
+    <w:bookmarkStart w:id="49" w:name="data-processing"/>
     <w:p>
       <w:pPr>
         <w:pStyle w:val="Heading3"/>
@@ -5162,9 +5474,9 @@
         <w:t xml:space="preserve">The reference study’s retail price database is not public. The CPI sub-index 07.2.2 measures the retail prices of motor fuels; its monthly changes correlate at 0.87 with the World Bank’s Manila pump price over 2016–2025 and at 0.99 with PSA’s gasoline-only index.</w:t>
       </w:r>
     </w:p>
-    <w:bookmarkEnd w:id="40"/>
-    <w:bookmarkEnd w:id="41"/>
-    <w:bookmarkStart w:id="45" w:name="methods-by-objective"/>
+    <w:bookmarkEnd w:id="49"/>
+    <w:bookmarkEnd w:id="50"/>
+    <w:bookmarkStart w:id="54" w:name="methods-by-objective"/>
     <w:p>
       <w:pPr>
         <w:pStyle w:val="Heading2"/>
@@ -5173,7 +5485,7 @@
         <w:t xml:space="preserve">4.3 Methods by objective</w:t>
       </w:r>
     </w:p>
-    <w:bookmarkStart w:id="42" w:name="X17aee22bf335df8505200699c08e8d51a830b07"/>
+    <w:bookmarkStart w:id="51" w:name="X17aee22bf335df8505200699c08e8d51a830b07"/>
     <w:p>
       <w:pPr>
         <w:pStyle w:val="Heading3"/>
@@ -5251,8 +5563,8 @@
         <w:t xml:space="preserve">= 0, …, 12, describe the timing of co-movement. For each region we report average inflation for both groups over 2001–2025, the cumulative change in the gap, fuel price volatility, poverty and food share. Augmented Dickey–Fuller tests (constant and trend in levels, constant in differences; lag length by AIC) establish the order of integration of the series.</w:t>
       </w:r>
     </w:p>
-    <w:bookmarkEnd w:id="42"/>
-    <w:bookmarkStart w:id="43" w:name="Xae5ebd5f1329c62e6cab65ef817f7c815c5afbc"/>
+    <w:bookmarkEnd w:id="51"/>
+    <w:bookmarkStart w:id="52" w:name="Xae5ebd5f1329c62e6cab65ef817f7c815c5afbc"/>
     <w:p>
       <w:pPr>
         <w:pStyle w:val="Heading3"/>
@@ -5411,8 +5723,8 @@
         <w:t xml:space="preserve">crude oil (Dubai, in pesos) as the shock; controls for the exchange rate, policy rate and world food prices; 6 and 18 lags; excluding 2020; shock dates only to December 2025; dummies for the base-change months; asymmetry between increases and decreases; the reference study’s window (to June 2019); the gasoline index and the World Bank pump price as shocks; and, in the panel, leaving out one region at a time, dropping the re-mapped 2026 observations and using the national instead of the regional fuel index. Supplementary analyses split the sample at 2012/2013 and exclude 2008.</w:t>
       </w:r>
     </w:p>
-    <w:bookmarkEnd w:id="43"/>
-    <w:bookmarkStart w:id="44" w:name="objective-3-policy-implications"/>
+    <w:bookmarkEnd w:id="52"/>
+    <w:bookmarkStart w:id="53" w:name="objective-3-policy-implications"/>
     <w:p>
       <w:pPr>
         <w:pStyle w:val="Heading3"/>
@@ -5456,7 +5768,46 @@
         <w:t xml:space="preserve"> </w:t>
       </w:r>
       <w:r>
-        <w:t xml:space="preserve">is Σ_s β^{cum}_{m−s} Δln F_s, summed over the 2026 months up to</w:t>
+        <w:t xml:space="preserve">is Σ</w:t>
+      </w:r>
+      <w:r>
+        <w:rPr>
+          <w:vertAlign w:val="subscript"/>
+        </w:rPr>
+        <w:t xml:space="preserve">s</w:t>
+      </w:r>
+      <w:r>
+        <w:t xml:space="preserve"> </w:t>
+      </w:r>
+      <w:r>
+        <w:t xml:space="preserve">β</w:t>
+      </w:r>
+      <w:r>
+        <w:rPr>
+          <w:vertAlign w:val="superscript"/>
+        </w:rPr>
+        <w:t xml:space="preserve">cum</w:t>
+      </w:r>
+      <w:r>
+        <w:rPr>
+          <w:vertAlign w:val="subscript"/>
+        </w:rPr>
+        <w:t xml:space="preserve">m−s</w:t>
+      </w:r>
+      <w:r>
+        <w:t xml:space="preserve"> </w:t>
+      </w:r>
+      <w:r>
+        <w:t xml:space="preserve">Δln F</w:t>
+      </w:r>
+      <w:r>
+        <w:rPr>
+          <w:vertAlign w:val="subscript"/>
+        </w:rPr>
+        <w:t xml:space="preserve">s</w:t>
+      </w:r>
+      <w:r>
+        <w:t xml:space="preserve">, summed over the 2026 months up to</w:t>
       </w:r>
       <w:r>
         <w:t xml:space="preserve"> </w:t>
@@ -5560,9 +5911,9 @@
         <w:t xml:space="preserve">The results are used to assess the targeting of the 2026 policy instruments.</w:t>
       </w:r>
     </w:p>
-    <w:bookmarkEnd w:id="44"/>
-    <w:bookmarkEnd w:id="45"/>
-    <w:bookmarkStart w:id="46" w:name="validation"/>
+    <w:bookmarkEnd w:id="53"/>
+    <w:bookmarkEnd w:id="54"/>
+    <w:bookmarkStart w:id="55" w:name="validation"/>
     <w:p>
       <w:pPr>
         <w:pStyle w:val="Heading2"/>
@@ -5586,7 +5937,76 @@
         <w:t xml:space="preserve"> </w:t>
       </w:r>
       <w:r>
-        <w:t xml:space="preserve">Panels and time series are generated from y_t = 0.4 y_{t−1} + 0.04 x_t + 0.02 x_{t−1} + 0.01 x_{t−2} + e_t, whose impulse response is known. The estimator recovers it within 0.006 at every horizon with Newey–West, clustered and Driscoll–Kraay errors, recovers the cumulative response, and detects a known group difference.</w:t>
+        <w:t xml:space="preserve">Panels and time series are generated from y</w:t>
+      </w:r>
+      <w:r>
+        <w:rPr>
+          <w:vertAlign w:val="subscript"/>
+        </w:rPr>
+        <w:t xml:space="preserve">t</w:t>
+      </w:r>
+      <w:r>
+        <w:t xml:space="preserve"> </w:t>
+      </w:r>
+      <w:r>
+        <w:t xml:space="preserve">= 0.4 y</w:t>
+      </w:r>
+      <w:r>
+        <w:rPr>
+          <w:vertAlign w:val="subscript"/>
+        </w:rPr>
+        <w:t xml:space="preserve">t−1</w:t>
+      </w:r>
+      <w:r>
+        <w:t xml:space="preserve"> </w:t>
+      </w:r>
+      <w:r>
+        <w:t xml:space="preserve">+ 0.04 x</w:t>
+      </w:r>
+      <w:r>
+        <w:rPr>
+          <w:vertAlign w:val="subscript"/>
+        </w:rPr>
+        <w:t xml:space="preserve">t</w:t>
+      </w:r>
+      <w:r>
+        <w:t xml:space="preserve"> </w:t>
+      </w:r>
+      <w:r>
+        <w:t xml:space="preserve">+ 0.02 x</w:t>
+      </w:r>
+      <w:r>
+        <w:rPr>
+          <w:vertAlign w:val="subscript"/>
+        </w:rPr>
+        <w:t xml:space="preserve">t−1</w:t>
+      </w:r>
+      <w:r>
+        <w:t xml:space="preserve"> </w:t>
+      </w:r>
+      <w:r>
+        <w:t xml:space="preserve">+ 0.01 x</w:t>
+      </w:r>
+      <w:r>
+        <w:rPr>
+          <w:vertAlign w:val="subscript"/>
+        </w:rPr>
+        <w:t xml:space="preserve">t−2</w:t>
+      </w:r>
+      <w:r>
+        <w:t xml:space="preserve"> </w:t>
+      </w:r>
+      <w:r>
+        <w:t xml:space="preserve">+ e</w:t>
+      </w:r>
+      <w:r>
+        <w:rPr>
+          <w:vertAlign w:val="subscript"/>
+        </w:rPr>
+        <w:t xml:space="preserve">t</w:t>
+      </w:r>
+      <w:r>
+        <w:t xml:space="preserve">, whose impulse response is known. The estimator recovers it within 0.006 at every horizon with Newey–West, clustered and Driscoll–Kraay errors, recovers the cumulative response, and detects a known group difference.</w:t>
       </w:r>
     </w:p>
     <w:p>
@@ -5630,8 +6050,8 @@
         <w:t xml:space="preserve">on EU data (harmonised CPIs and Weekly Oil Bulletin pump prices, 2005–June 2019), under criteria written in advance: an impact response to after-tax gasoline prices between 0.035 and 0.075 (reference 0.055), near zero from the second month; a larger response to after-tax than to before-tax prices and to crude oil; and the advanced-economy shape with the EU fuels index.</w:t>
       </w:r>
     </w:p>
-    <w:bookmarkEnd w:id="46"/>
-    <w:bookmarkStart w:id="47" w:name="software-and-reproducibility"/>
+    <w:bookmarkEnd w:id="55"/>
+    <w:bookmarkStart w:id="56" w:name="software-and-reproducibility"/>
     <w:p>
       <w:pPr>
         <w:pStyle w:val="Heading2"/>
@@ -5731,8 +6151,8 @@
         <w:t xml:space="preserve">regenerates the data, estimates, figures and this document from the raw files.</w:t>
       </w:r>
     </w:p>
-    <w:bookmarkEnd w:id="47"/>
-    <w:bookmarkStart w:id="48" w:name="ethical-considerations"/>
+    <w:bookmarkEnd w:id="56"/>
+    <w:bookmarkStart w:id="57" w:name="ethical-considerations"/>
     <w:p>
       <w:pPr>
         <w:pStyle w:val="Heading2"/>
@@ -5749,9 +6169,9 @@
         <w:t xml:space="preserve">The study uses published aggregate statistics; no individual or household data were collected. AI tools were used in data processing, coding and drafting; [the author to complete a disclosure statement and confirm review of and responsibility for all content].</w:t>
       </w:r>
     </w:p>
-    <w:bookmarkEnd w:id="48"/>
-    <w:bookmarkEnd w:id="49"/>
-    <w:bookmarkStart w:id="97" w:name="chapter-5.-results-and-discussion"/>
+    <w:bookmarkEnd w:id="57"/>
+    <w:bookmarkEnd w:id="58"/>
+    <w:bookmarkStart w:id="106" w:name="chapter-5.-results-and-discussion"/>
     <w:p>
       <w:pPr>
         <w:pStyle w:val="Heading1"/>
@@ -5760,7 +6180,7 @@
         <w:t xml:space="preserve">Chapter 5. Results and Discussion</w:t>
       </w:r>
     </w:p>
-    <w:bookmarkStart w:id="62" w:name="X8cdd37dbaed98c4aa8b28c068e1a2b5bec7d811"/>
+    <w:bookmarkStart w:id="71" w:name="X8cdd37dbaed98c4aa8b28c068e1a2b5bec7d811"/>
     <w:p>
       <w:pPr>
         <w:pStyle w:val="Heading2"/>
@@ -5769,7 +6189,7 @@
         <w:t xml:space="preserve">5.1 Objective 1: descriptive statistics and trend analysis</w:t>
       </w:r>
     </w:p>
-    <w:bookmarkStart w:id="50" w:name="summary-statistics"/>
+    <w:bookmarkStart w:id="59" w:name="summary-statistics"/>
     <w:p>
       <w:pPr>
         <w:pStyle w:val="Heading3"/>
@@ -7717,8 +8137,8 @@
         </w:tc>
       </w:tr>
     </w:tbl>
-    <w:bookmarkEnd w:id="50"/>
-    <w:bookmarkStart w:id="54" w:name="trends-in-inflation-and-fuel-prices"/>
+    <w:bookmarkEnd w:id="59"/>
+    <w:bookmarkStart w:id="63" w:name="trends-in-inflation-and-fuel-prices"/>
     <w:p>
       <w:pPr>
         <w:pStyle w:val="Heading3"/>
@@ -7742,20 +8162,20 @@
       <w:r>
         <w:drawing>
           <wp:inline>
-            <wp:extent cx="5067300" cy="4558168"/>
+            <wp:extent cx="5646420" cy="5079101"/>
             <wp:effectExtent b="0" l="0" r="0" t="0"/>
-            <wp:docPr descr="Figure 2. Inflation of all income and bottom-30% households, the gap between them, and the retail fuel index, January 2001–August 2026 (year-on-year)." title="" id="52" name="Picture"/>
+            <wp:docPr descr="Figure 2. Inflation of all income and bottom-30% households, the gap between them, and the retail fuel index, January 2001–August 2026 (year-on-year)." title="" id="61" name="Picture"/>
             <a:graphic>
               <a:graphicData uri="http://schemas.openxmlformats.org/drawingml/2006/picture">
                 <pic:pic>
                   <pic:nvPicPr>
-                    <pic:cNvPr descr="../output/figures/figd1_trends.png" id="53" name="Picture"/>
+                    <pic:cNvPr descr="../output/figures/figd1_trends.png" id="62" name="Picture"/>
                     <pic:cNvPicPr>
                       <a:picLocks noChangeArrowheads="1" noChangeAspect="1"/>
                     </pic:cNvPicPr>
                   </pic:nvPicPr>
                   <pic:blipFill>
-                    <a:blip r:embed="rId51"/>
+                    <a:blip r:embed="rId60"/>
                     <a:stretch>
                       <a:fillRect/>
                     </a:stretch>
@@ -7763,7 +8183,7 @@
                   <pic:spPr bwMode="auto">
                     <a:xfrm>
                       <a:off x="0" y="0"/>
-                      <a:ext cx="5067300" cy="4558168"/>
+                      <a:ext cx="5646420" cy="5079101"/>
                     </a:xfrm>
                     <a:prstGeom prst="rect">
                       <a:avLst/>
@@ -9377,8 +9797,8 @@
         <w:t xml:space="preserve">Average of monthly year-on-year rates. *2026: January–August.</w:t>
       </w:r>
     </w:p>
-    <w:bookmarkEnd w:id="54"/>
-    <w:bookmarkStart w:id="55" w:name="fuel-shock-episodes"/>
+    <w:bookmarkEnd w:id="63"/>
+    <w:bookmarkStart w:id="64" w:name="fuel-shock-episodes"/>
     <w:p>
       <w:pPr>
         <w:pStyle w:val="Heading3"/>
@@ -10106,8 +10526,8 @@
         </w:tc>
       </w:tr>
     </w:tbl>
-    <w:bookmarkEnd w:id="55"/>
-    <w:bookmarkStart w:id="56" w:name="timing-of-co-movement"/>
+    <w:bookmarkEnd w:id="64"/>
+    <w:bookmarkStart w:id="65" w:name="timing-of-co-movement"/>
     <w:p>
       <w:pPr>
         <w:pStyle w:val="Heading3"/>
@@ -10797,8 +11217,8 @@
         </w:tc>
       </w:tr>
     </w:tbl>
-    <w:bookmarkEnd w:id="56"/>
-    <w:bookmarkStart w:id="60" w:name="regional-patterns"/>
+    <w:bookmarkEnd w:id="65"/>
+    <w:bookmarkStart w:id="69" w:name="regional-patterns"/>
     <w:p>
       <w:pPr>
         <w:pStyle w:val="Heading3"/>
@@ -10838,20 +11258,20 @@
       <w:r>
         <w:drawing>
           <wp:inline>
-            <wp:extent cx="5067300" cy="3114569"/>
+            <wp:extent cx="5646420" cy="3470520"/>
             <wp:effectExtent b="0" l="0" r="0" t="0"/>
-            <wp:docPr descr="Figure 3. Average inflation by group, 2001–2025, and cumulative change in the gap, by region." title="" id="58" name="Picture"/>
+            <wp:docPr descr="Figure 3. Average inflation by group, 2001–2025, and cumulative change in the gap, by region." title="" id="67" name="Picture"/>
             <a:graphic>
               <a:graphicData uri="http://schemas.openxmlformats.org/drawingml/2006/picture">
                 <pic:pic>
                   <pic:nvPicPr>
-                    <pic:cNvPr descr="../output/figures/figd2_regional.png" id="59" name="Picture"/>
+                    <pic:cNvPr descr="../output/figures/figd2_regional.png" id="68" name="Picture"/>
                     <pic:cNvPicPr>
                       <a:picLocks noChangeArrowheads="1" noChangeAspect="1"/>
                     </pic:cNvPicPr>
                   </pic:nvPicPr>
                   <pic:blipFill>
-                    <a:blip r:embed="rId57"/>
+                    <a:blip r:embed="rId66"/>
                     <a:stretch>
                       <a:fillRect/>
                     </a:stretch>
@@ -10859,7 +11279,7 @@
                   <pic:spPr bwMode="auto">
                     <a:xfrm>
                       <a:off x="0" y="0"/>
-                      <a:ext cx="5067300" cy="3114569"/>
+                      <a:ext cx="5646420" cy="3470520"/>
                     </a:xfrm>
                     <a:prstGeom prst="rect">
                       <a:avLst/>
@@ -12629,8 +13049,8 @@
         </w:tc>
       </w:tr>
     </w:tbl>
-    <w:bookmarkEnd w:id="60"/>
-    <w:bookmarkStart w:id="61" w:name="stationarity"/>
+    <w:bookmarkEnd w:id="69"/>
+    <w:bookmarkStart w:id="70" w:name="stationarity"/>
     <w:p>
       <w:pPr>
         <w:pStyle w:val="Heading3"/>
@@ -13307,9 +13727,9 @@
         <w:t xml:space="preserve">The descriptive evidence already points against the cross-country finding: the poor’s prices have risen faster than the average over 25 years and in most fuel-shock episodes. But many things change prices at the same time as fuel — rice prices, the exchange rate, policy — and the correlations are modest. Whether fuel shocks themselves raise the poor’s prices more is the question for Objective 2.</w:t>
       </w:r>
     </w:p>
-    <w:bookmarkEnd w:id="61"/>
-    <w:bookmarkEnd w:id="62"/>
-    <w:bookmarkStart w:id="84" w:name="X003c7fe127aa3ad497868b27af658b3100b5247"/>
+    <w:bookmarkEnd w:id="70"/>
+    <w:bookmarkEnd w:id="71"/>
+    <w:bookmarkStart w:id="93" w:name="X003c7fe127aa3ad497868b27af658b3100b5247"/>
     <w:p>
       <w:pPr>
         <w:pStyle w:val="Heading2"/>
@@ -13318,7 +13738,7 @@
         <w:t xml:space="preserve">5.2 Objective 2: estimates of pass-through and distributional effects</w:t>
       </w:r>
     </w:p>
-    <w:bookmarkStart w:id="63" w:name="validation-1"/>
+    <w:bookmarkStart w:id="72" w:name="validation-1"/>
     <w:p>
       <w:pPr>
         <w:pStyle w:val="Heading3"/>
@@ -14060,8 +14480,8 @@
         <w:t xml:space="preserve">Per-horizon responses of monthly inflation to a 1% fuel price change. G1–G3: EU countries, country fixed effects, clustered standard errors. Indicative row: Philippines, national, Newey–West. *, **, ***: 10%, 5%, 1%.</w:t>
       </w:r>
     </w:p>
-    <w:bookmarkEnd w:id="63"/>
-    <w:bookmarkStart w:id="67" w:name="rq1-pass-through-to-the-price-level"/>
+    <w:bookmarkEnd w:id="72"/>
+    <w:bookmarkStart w:id="76" w:name="rq1-pass-through-to-the-price-level"/>
     <w:p>
       <w:pPr>
         <w:pStyle w:val="Heading3"/>
@@ -14093,20 +14513,20 @@
       <w:r>
         <w:drawing>
           <wp:inline>
-            <wp:extent cx="4267200" cy="2805178"/>
+            <wp:extent cx="4391566" cy="2886935"/>
             <wp:effectExtent b="0" l="0" r="0" t="0"/>
-            <wp:docPr descr="Figure 4. Cumulative pass-through of a 1% fuel price increase to the price level (90% bands)." title="" id="65" name="Picture"/>
+            <wp:docPr descr="Figure 4. Cumulative pass-through of a 1% fuel price increase to the price level (90% bands)." title="" id="74" name="Picture"/>
             <a:graphic>
               <a:graphicData uri="http://schemas.openxmlformats.org/drawingml/2006/picture">
                 <pic:pic>
                   <pic:nvPicPr>
-                    <pic:cNvPr descr="../output/figures/fig1_rq1_passthrough.png" id="66" name="Picture"/>
+                    <pic:cNvPr descr="../output/figures/fig1_rq1_passthrough.png" id="75" name="Picture"/>
                     <pic:cNvPicPr>
                       <a:picLocks noChangeArrowheads="1" noChangeAspect="1"/>
                     </pic:cNvPicPr>
                   </pic:nvPicPr>
                   <pic:blipFill>
-                    <a:blip r:embed="rId64"/>
+                    <a:blip r:embed="rId73"/>
                     <a:stretch>
                       <a:fillRect/>
                     </a:stretch>
@@ -14114,7 +14534,7 @@
                   <pic:spPr bwMode="auto">
                     <a:xfrm>
                       <a:off x="0" y="0"/>
-                      <a:ext cx="4267200" cy="2805178"/>
+                      <a:ext cx="4391566" cy="2886935"/>
                     </a:xfrm>
                     <a:prstGeom prst="rect">
                       <a:avLst/>
@@ -14531,8 +14951,8 @@
         <w:t xml:space="preserve">Cumulative response (pp) of 100 × ln of each index. Gap = ln(CPI all/CPI b30); negative: bottom-30% prices rise more. National: Newey–West; panel: region fixed effects, Driscoll–Kraay. Standard errors in parentheses. *, **, ***: 10%, 5%, 1%.</w:t>
       </w:r>
     </w:p>
-    <w:bookmarkEnd w:id="67"/>
-    <w:bookmarkStart w:id="71" w:name="rq2-do-the-poor-pay-more"/>
+    <w:bookmarkEnd w:id="76"/>
+    <w:bookmarkStart w:id="80" w:name="rq2-do-the-poor-pay-more"/>
     <w:p>
       <w:pPr>
         <w:pStyle w:val="Heading3"/>
@@ -14556,20 +14976,20 @@
       <w:r>
         <w:drawing>
           <wp:inline>
-            <wp:extent cx="5067300" cy="2151704"/>
+            <wp:extent cx="5646420" cy="2397613"/>
             <wp:effectExtent b="0" l="0" r="0" t="0"/>
-            <wp:docPr descr="Figure 5. Cumulative response of the gap ln(CPI all/CPI bottom 30%) to a 1% fuel price increase: (a) national, (b) 17-region panel (90% bands)." title="" id="69" name="Picture"/>
+            <wp:docPr descr="Figure 5. Cumulative response of the gap ln(CPI all/CPI bottom 30%) to a 1% fuel price increase: (a) national, (b) 17-region panel (90% bands)." title="" id="78" name="Picture"/>
             <a:graphic>
               <a:graphicData uri="http://schemas.openxmlformats.org/drawingml/2006/picture">
                 <pic:pic>
                   <pic:nvPicPr>
-                    <pic:cNvPr descr="../output/figures/fig2_rq2_rq4_ratio.png" id="70" name="Picture"/>
+                    <pic:cNvPr descr="../output/figures/fig2_rq2_rq4_ratio.png" id="79" name="Picture"/>
                     <pic:cNvPicPr>
                       <a:picLocks noChangeArrowheads="1" noChangeAspect="1"/>
                     </pic:cNvPicPr>
                   </pic:nvPicPr>
                   <pic:blipFill>
-                    <a:blip r:embed="rId68"/>
+                    <a:blip r:embed="rId77"/>
                     <a:stretch>
                       <a:fillRect/>
                     </a:stretch>
@@ -14577,7 +14997,7 @@
                   <pic:spPr bwMode="auto">
                     <a:xfrm>
                       <a:off x="0" y="0"/>
-                      <a:ext cx="5067300" cy="2151704"/>
+                      <a:ext cx="5646420" cy="2397613"/>
                     </a:xfrm>
                     <a:prstGeom prst="rect">
                       <a:avLst/>
@@ -14604,8 +15024,8 @@
         <w:t xml:space="preserve">Figure 5. Cumulative response of the gap ln(CPI all/CPI bottom 30%) to a 1% fuel price increase: (a) national, (b) 17-region panel (90% bands).</w:t>
       </w:r>
     </w:p>
-    <w:bookmarkEnd w:id="71"/>
-    <w:bookmarkStart w:id="75" w:name="rq3-channels"/>
+    <w:bookmarkEnd w:id="80"/>
+    <w:bookmarkStart w:id="84" w:name="rq3-channels"/>
     <w:p>
       <w:pPr>
         <w:pStyle w:val="Heading3"/>
@@ -14653,20 +15073,20 @@
       <w:r>
         <w:drawing>
           <wp:inline>
-            <wp:extent cx="4533900" cy="2166276"/>
+            <wp:extent cx="5052060" cy="2413851"/>
             <wp:effectExtent b="0" l="0" r="0" t="0"/>
-            <wp:docPr descr="Figure 6. Cumulative pass-through after 12 months by CPI division (90% CI)." title="" id="73" name="Picture"/>
+            <wp:docPr descr="Figure 6. Cumulative pass-through after 12 months by CPI division (90% CI)." title="" id="82" name="Picture"/>
             <a:graphic>
               <a:graphicData uri="http://schemas.openxmlformats.org/drawingml/2006/picture">
                 <pic:pic>
                   <pic:nvPicPr>
-                    <pic:cNvPr descr="../output/figures/fig3_rq3_components.png" id="74" name="Picture"/>
+                    <pic:cNvPr descr="../output/figures/fig3_rq3_components.png" id="83" name="Picture"/>
                     <pic:cNvPicPr>
                       <a:picLocks noChangeArrowheads="1" noChangeAspect="1"/>
                     </pic:cNvPicPr>
                   </pic:nvPicPr>
                   <pic:blipFill>
-                    <a:blip r:embed="rId72"/>
+                    <a:blip r:embed="rId81"/>
                     <a:stretch>
                       <a:fillRect/>
                     </a:stretch>
@@ -14674,7 +15094,7 @@
                   <pic:spPr bwMode="auto">
                     <a:xfrm>
                       <a:off x="0" y="0"/>
-                      <a:ext cx="4533900" cy="2166276"/>
+                      <a:ext cx="5052060" cy="2413851"/>
                     </a:xfrm>
                     <a:prstGeom prst="rect">
                       <a:avLst/>
@@ -15374,8 +15794,8 @@
         </w:tc>
       </w:tr>
     </w:tbl>
-    <w:bookmarkEnd w:id="75"/>
-    <w:bookmarkStart w:id="79" w:name="rq4-regional-differences"/>
+    <w:bookmarkEnd w:id="84"/>
+    <w:bookmarkStart w:id="88" w:name="rq4-regional-differences"/>
     <w:p>
       <w:pPr>
         <w:pStyle w:val="Heading3"/>
@@ -15415,20 +15835,20 @@
       <w:r>
         <w:drawing>
           <wp:inline>
-            <wp:extent cx="4267200" cy="1696227"/>
+            <wp:extent cx="4754880" cy="1890081"/>
             <wp:effectExtent b="0" l="0" r="0" t="0"/>
-            <wp:docPr descr="Figure 7. Additional distributional effect in groups of regions after 12 months (90% CI)." title="" id="77" name="Picture"/>
+            <wp:docPr descr="Figure 7. Additional distributional effect in groups of regions after 12 months (90% CI)." title="" id="86" name="Picture"/>
             <a:graphic>
               <a:graphicData uri="http://schemas.openxmlformats.org/drawingml/2006/picture">
                 <pic:pic>
                   <pic:nvPicPr>
-                    <pic:cNvPr descr="../output/figures/fig4_rq4_groups.png" id="78" name="Picture"/>
+                    <pic:cNvPr descr="../output/figures/fig4_rq4_groups.png" id="87" name="Picture"/>
                     <pic:cNvPicPr>
                       <a:picLocks noChangeArrowheads="1" noChangeAspect="1"/>
                     </pic:cNvPicPr>
                   </pic:nvPicPr>
                   <pic:blipFill>
-                    <a:blip r:embed="rId76"/>
+                    <a:blip r:embed="rId85"/>
                     <a:stretch>
                       <a:fillRect/>
                     </a:stretch>
@@ -15436,7 +15856,7 @@
                   <pic:spPr bwMode="auto">
                     <a:xfrm>
                       <a:off x="0" y="0"/>
-                      <a:ext cx="4267200" cy="1696227"/>
+                      <a:ext cx="4754880" cy="1890081"/>
                     </a:xfrm>
                     <a:prstGeom prst="rect">
                       <a:avLst/>
@@ -15778,8 +16198,8 @@
         </w:tc>
       </w:tr>
     </w:tbl>
-    <w:bookmarkEnd w:id="79"/>
-    <w:bookmarkStart w:id="83" w:name="robustness-and-stability"/>
+    <w:bookmarkEnd w:id="88"/>
+    <w:bookmarkStart w:id="92" w:name="robustness-and-stability"/>
     <w:p>
       <w:pPr>
         <w:pStyle w:val="Heading3"/>
@@ -15803,20 +16223,20 @@
       <w:r>
         <w:drawing>
           <wp:inline>
-            <wp:extent cx="4533900" cy="2938032"/>
+            <wp:extent cx="5052060" cy="3273807"/>
             <wp:effectExtent b="0" l="0" r="0" t="0"/>
-            <wp:docPr descr="Figure 8. Robustness of the six-month distributional effect (90% CI). Open squares: supplementary analyses." title="" id="81" name="Picture"/>
+            <wp:docPr descr="Figure 8. Robustness of the six-month distributional effect (90% CI). Open squares: supplementary analyses." title="" id="90" name="Picture"/>
             <a:graphic>
               <a:graphicData uri="http://schemas.openxmlformats.org/drawingml/2006/picture">
                 <pic:pic>
                   <pic:nvPicPr>
-                    <pic:cNvPr descr="../output/figures/fig5_robustness.png" id="82" name="Picture"/>
+                    <pic:cNvPr descr="../output/figures/fig5_robustness.png" id="91" name="Picture"/>
                     <pic:cNvPicPr>
                       <a:picLocks noChangeArrowheads="1" noChangeAspect="1"/>
                     </pic:cNvPicPr>
                   </pic:nvPicPr>
                   <pic:blipFill>
-                    <a:blip r:embed="rId80"/>
+                    <a:blip r:embed="rId89"/>
                     <a:stretch>
                       <a:fillRect/>
                     </a:stretch>
@@ -15824,7 +16244,7 @@
                   <pic:spPr bwMode="auto">
                     <a:xfrm>
                       <a:off x="0" y="0"/>
-                      <a:ext cx="4533900" cy="2938032"/>
+                      <a:ext cx="5052060" cy="3273807"/>
                     </a:xfrm>
                     <a:prstGeom prst="rect">
                       <a:avLst/>
@@ -16772,9 +17192,9 @@
         <w:t xml:space="preserve">Fuel price shocks pass through to Philippine prices as much as in the average developing economy but as fast as in advanced economies. Their distributional effect is the opposite of the cross-country finding: not progressive but, if anything, regressive. The explanation lies not in what the poor buy but in the prices they pay within the same categories, a difference that the reconstructed indices of the cross-country literature cannot capture by construction.</w:t>
       </w:r>
     </w:p>
-    <w:bookmarkEnd w:id="83"/>
-    <w:bookmarkEnd w:id="84"/>
-    <w:bookmarkStart w:id="95" w:name="Xba73755d0cfb264add68af3842cf59e7f8c62c2"/>
+    <w:bookmarkEnd w:id="92"/>
+    <w:bookmarkEnd w:id="93"/>
+    <w:bookmarkStart w:id="104" w:name="Xba73755d0cfb264add68af3842cf59e7f8c62c2"/>
     <w:p>
       <w:pPr>
         <w:pStyle w:val="Heading2"/>
@@ -16783,7 +17203,7 @@
         <w:t xml:space="preserve">5.3 Objective 3: policy implications of the 2026 shock</w:t>
       </w:r>
     </w:p>
-    <w:bookmarkStart w:id="88" w:name="Xfa599e2f6f06f978dbec70ac30655863e9e5c4e"/>
+    <w:bookmarkStart w:id="97" w:name="Xfa599e2f6f06f978dbec70ac30655863e9e5c4e"/>
     <w:p>
       <w:pPr>
         <w:pStyle w:val="Heading3"/>
@@ -16807,20 +17227,20 @@
       <w:r>
         <w:drawing>
           <wp:inline>
-            <wp:extent cx="5067300" cy="2394803"/>
+            <wp:extent cx="5646420" cy="2668495"/>
             <wp:effectExtent b="0" l="0" r="0" t="0"/>
-            <wp:docPr descr="Figure 9. Actual price changes in 2026 against the fuel-driven changes predicted by a model estimated on 2001–2025 data." title="" id="86" name="Picture"/>
+            <wp:docPr descr="Figure 9. Actual price changes in 2026 against the fuel-driven changes predicted by a model estimated on 2001–2025 data." title="" id="95" name="Picture"/>
             <a:graphic>
               <a:graphicData uri="http://schemas.openxmlformats.org/drawingml/2006/picture">
                 <pic:pic>
                   <pic:nvPicPr>
-                    <pic:cNvPr descr="../output/figures/fig6_2026_out_of_sample.png" id="87" name="Picture"/>
+                    <pic:cNvPr descr="../output/figures/fig6_2026_out_of_sample.png" id="96" name="Picture"/>
                     <pic:cNvPicPr>
                       <a:picLocks noChangeArrowheads="1" noChangeAspect="1"/>
                     </pic:cNvPicPr>
                   </pic:nvPicPr>
                   <pic:blipFill>
-                    <a:blip r:embed="rId85"/>
+                    <a:blip r:embed="rId94"/>
                     <a:stretch>
                       <a:fillRect/>
                     </a:stretch>
@@ -16828,7 +17248,7 @@
                   <pic:spPr bwMode="auto">
                     <a:xfrm>
                       <a:off x="0" y="0"/>
-                      <a:ext cx="5067300" cy="2394803"/>
+                      <a:ext cx="5646420" cy="2668495"/>
                     </a:xfrm>
                     <a:prstGeom prst="rect">
                       <a:avLst/>
@@ -16855,8 +17275,8 @@
         <w:t xml:space="preserve">Figure 9. Actual price changes in 2026 against the fuel-driven changes predicted by a model estimated on 2001–2025 data.</w:t>
       </w:r>
     </w:p>
-    <w:bookmarkEnd w:id="88"/>
-    <w:bookmarkStart w:id="89" w:name="regional-burden-and-peso-cost"/>
+    <w:bookmarkEnd w:id="97"/>
+    <w:bookmarkStart w:id="98" w:name="regional-burden-and-peso-cost"/>
     <w:p>
       <w:pPr>
         <w:pStyle w:val="Heading3"/>
@@ -18214,8 +18634,8 @@
         <w:t xml:space="preserve">100 × log points. Fuel-driven rise: pooled responses estimated to December 2025 applied to each region’s fuel path; indicative range in brackets. †: boundaries changed in 2024.</w:t>
       </w:r>
     </w:p>
-    <w:bookmarkEnd w:id="89"/>
-    <w:bookmarkStart w:id="93" w:name="X52238165e576db4e7e80ac03d06e3f107d370dd"/>
+    <w:bookmarkEnd w:id="98"/>
+    <w:bookmarkStart w:id="102" w:name="X52238165e576db4e7e80ac03d06e3f107d370dd"/>
     <w:p>
       <w:pPr>
         <w:pStyle w:val="Heading3"/>
@@ -18262,20 +18682,20 @@
       <w:r>
         <w:drawing>
           <wp:inline>
-            <wp:extent cx="4533900" cy="2118227"/>
+            <wp:extent cx="5052060" cy="2360311"/>
             <wp:effectExtent b="0" l="0" r="0" t="0"/>
-            <wp:docPr descr="Figure 10. Item contributions to the difference between bottom-30% and all-income price changes, December 2025–August 2026." title="" id="91" name="Picture"/>
+            <wp:docPr descr="Figure 10. Item contributions to the difference between bottom-30% and all-income price changes, December 2025–August 2026." title="" id="100" name="Picture"/>
             <a:graphic>
               <a:graphicData uri="http://schemas.openxmlformats.org/drawingml/2006/picture">
                 <pic:pic>
                   <pic:nvPicPr>
-                    <pic:cNvPr descr="../output/figures/fig7_2026_gap_decomposition.png" id="92" name="Picture"/>
+                    <pic:cNvPr descr="../output/figures/fig7_2026_gap_decomposition.png" id="101" name="Picture"/>
                     <pic:cNvPicPr>
                       <a:picLocks noChangeArrowheads="1" noChangeAspect="1"/>
                     </pic:cNvPicPr>
                   </pic:nvPicPr>
                   <pic:blipFill>
-                    <a:blip r:embed="rId90"/>
+                    <a:blip r:embed="rId99"/>
                     <a:stretch>
                       <a:fillRect/>
                     </a:stretch>
@@ -18283,7 +18703,7 @@
                   <pic:spPr bwMode="auto">
                     <a:xfrm>
                       <a:off x="0" y="0"/>
-                      <a:ext cx="4533900" cy="2118227"/>
+                      <a:ext cx="5052060" cy="2360311"/>
                     </a:xfrm>
                     <a:prstGeom prst="rect">
                       <a:avLst/>
@@ -18747,8 +19167,8 @@
         </w:tc>
       </w:tr>
     </w:tbl>
-    <w:bookmarkEnd w:id="93"/>
-    <w:bookmarkStart w:id="94" w:name="X6659b2d43d8404df350c4154d5baa8ce0f585fe"/>
+    <w:bookmarkEnd w:id="102"/>
+    <w:bookmarkStart w:id="103" w:name="X6659b2d43d8404df350c4154d5baa8ce0f585fe"/>
     <w:p>
       <w:pPr>
         <w:pStyle w:val="Heading3"/>
@@ -19038,9 +19458,9 @@
         </w:tc>
       </w:tr>
     </w:tbl>
-    <w:bookmarkEnd w:id="94"/>
-    <w:bookmarkEnd w:id="95"/>
-    <w:bookmarkStart w:id="96" w:name="synthesis"/>
+    <w:bookmarkEnd w:id="103"/>
+    <w:bookmarkEnd w:id="104"/>
+    <w:bookmarkStart w:id="105" w:name="synthesis"/>
     <w:p>
       <w:pPr>
         <w:pStyle w:val="Heading2"/>
@@ -19134,9 +19554,9 @@
         <w:t xml:space="preserve">would strengthen the causal interpretation. The bottom 30% are compared with all households, which understates differences. The pre-2018 bottom-30% series are backcasts. The distributional effect is concentrated in 2001–2012 and is sensitive to some controls. The 2026 analysis is short and its decomposition descriptive. The regional tests do not survive a multiple-testing correction. Price indices ignore substitution and income effects.</w:t>
       </w:r>
     </w:p>
-    <w:bookmarkEnd w:id="96"/>
-    <w:bookmarkEnd w:id="97"/>
-    <w:bookmarkStart w:id="101" w:name="Xcb3f2bf98e41142b5cf732bb4e91eda99c37a62"/>
+    <w:bookmarkEnd w:id="105"/>
+    <w:bookmarkEnd w:id="106"/>
+    <w:bookmarkStart w:id="110" w:name="Xcb3f2bf98e41142b5cf732bb4e91eda99c37a62"/>
     <w:p>
       <w:pPr>
         <w:pStyle w:val="Heading1"/>
@@ -19145,7 +19565,7 @@
         <w:t xml:space="preserve">Chapter 6. Summary, Conclusions and Recommendations</w:t>
       </w:r>
     </w:p>
-    <w:bookmarkStart w:id="98" w:name="summary-of-findings"/>
+    <w:bookmarkStart w:id="107" w:name="summary-of-findings"/>
     <w:p>
       <w:pPr>
         <w:pStyle w:val="Heading2"/>
@@ -19208,8 +19628,8 @@
         <w:t xml:space="preserve">The historical model explains about half of the 2026 price surge and predicts that the poor would pay more. The fuel-driven cost for a poverty-line family of five reached about PHP 467 a month by August 2026 (total price-driven cost about PHP 907). Rice and cereals accounted for most of the poor’s excess inflation. LPG excise relief is distribution-neutral; gasoline and diesel tax relief would mainly help the better-off.</w:t>
       </w:r>
     </w:p>
-    <w:bookmarkEnd w:id="98"/>
-    <w:bookmarkStart w:id="99" w:name="conclusions"/>
+    <w:bookmarkEnd w:id="107"/>
+    <w:bookmarkStart w:id="108" w:name="conclusions"/>
     <w:p>
       <w:pPr>
         <w:pStyle w:val="Heading2"/>
@@ -19278,8 +19698,8 @@
         <w:t xml:space="preserve">Instruments that work through fuel taxes are poorly targeted to the poor; transfers sized with the bottom-30% CPI, fare policy and rice policy are better targeted.</w:t>
       </w:r>
     </w:p>
-    <w:bookmarkEnd w:id="99"/>
-    <w:bookmarkStart w:id="100" w:name="recommendations"/>
+    <w:bookmarkEnd w:id="108"/>
+    <w:bookmarkStart w:id="109" w:name="recommendations"/>
     <w:p>
       <w:pPr>
         <w:pStyle w:val="Heading2"/>
@@ -19504,9 +19924,9 @@
         <w:t xml:space="preserve">Examine income effects — on drivers, farmers and fisherfolk — alongside price effects.</w:t>
       </w:r>
     </w:p>
-    <w:bookmarkEnd w:id="100"/>
-    <w:bookmarkEnd w:id="101"/>
-    <w:bookmarkStart w:id="178" w:name="references"/>
+    <w:bookmarkEnd w:id="109"/>
+    <w:bookmarkEnd w:id="110"/>
+    <w:bookmarkStart w:id="187" w:name="references"/>
     <w:p>
       <w:pPr>
         <w:pStyle w:val="Heading1"/>
@@ -19515,8 +19935,8 @@
         <w:t xml:space="preserve">References</w:t>
       </w:r>
     </w:p>
-    <w:bookmarkStart w:id="177" w:name="refs"/>
-    <w:bookmarkStart w:id="103" w:name="ref-allon_pineda_etal_2026"/>
+    <w:bookmarkStart w:id="186" w:name="refs"/>
+    <w:bookmarkStart w:id="112" w:name="ref-allon_pineda_etal_2026"/>
     <w:p>
       <w:pPr>
         <w:pStyle w:val="Bibliography"/>
@@ -19549,7 +19969,7 @@
       <w:r>
         <w:t xml:space="preserve"> </w:t>
       </w:r>
-      <w:hyperlink r:id="rId102">
+      <w:hyperlink r:id="rId111">
         <w:r>
           <w:rPr>
             <w:rStyle w:val="Hyperlink"/>
@@ -19561,8 +19981,8 @@
         <w:t xml:space="preserve">.</w:t>
       </w:r>
     </w:p>
-    <w:bookmarkEnd w:id="103"/>
-    <w:bookmarkStart w:id="105" w:name="ref-armas_2021"/>
+    <w:bookmarkEnd w:id="112"/>
+    <w:bookmarkStart w:id="114" w:name="ref-armas_2021"/>
     <w:p>
       <w:pPr>
         <w:pStyle w:val="Bibliography"/>
@@ -19604,7 +20024,7 @@
       <w:r>
         <w:t xml:space="preserve"> </w:t>
       </w:r>
-      <w:hyperlink r:id="rId104">
+      <w:hyperlink r:id="rId113">
         <w:r>
           <w:rPr>
             <w:rStyle w:val="Hyperlink"/>
@@ -19616,8 +20036,8 @@
         <w:t xml:space="preserve">.</w:t>
       </w:r>
     </w:p>
-    <w:bookmarkEnd w:id="105"/>
-    <w:bookmarkStart w:id="107" w:name="ref-baumeister_hamilton_2019"/>
+    <w:bookmarkEnd w:id="114"/>
+    <w:bookmarkStart w:id="116" w:name="ref-baumeister_hamilton_2019"/>
     <w:p>
       <w:pPr>
         <w:pStyle w:val="Bibliography"/>
@@ -19650,7 +20070,7 @@
       <w:r>
         <w:t xml:space="preserve"> </w:t>
       </w:r>
-      <w:hyperlink r:id="rId106">
+      <w:hyperlink r:id="rId115">
         <w:r>
           <w:rPr>
             <w:rStyle w:val="Hyperlink"/>
@@ -19662,8 +20082,8 @@
         <w:t xml:space="preserve">.</w:t>
       </w:r>
     </w:p>
-    <w:bookmarkEnd w:id="107"/>
-    <w:bookmarkStart w:id="108" w:name="ref-blanchard_gali_2010"/>
+    <w:bookmarkEnd w:id="116"/>
+    <w:bookmarkStart w:id="117" w:name="ref-blanchard_gali_2010"/>
     <w:p>
       <w:pPr>
         <w:pStyle w:val="Bibliography"/>
@@ -19694,8 +20114,8 @@
         <w:t xml:space="preserve">, edited by Jordi Galí and Mark J. Gertler. University of Chicago Press.</w:t>
       </w:r>
     </w:p>
-    <w:bookmarkEnd w:id="108"/>
-    <w:bookmarkStart w:id="110" w:name="ref-choi_etal_2018"/>
+    <w:bookmarkEnd w:id="117"/>
+    <w:bookmarkStart w:id="119" w:name="ref-choi_etal_2018"/>
     <w:p>
       <w:pPr>
         <w:pStyle w:val="Bibliography"/>
@@ -19728,7 +20148,7 @@
       <w:r>
         <w:t xml:space="preserve"> </w:t>
       </w:r>
-      <w:hyperlink r:id="rId109">
+      <w:hyperlink r:id="rId118">
         <w:r>
           <w:rPr>
             <w:rStyle w:val="Hyperlink"/>
@@ -19740,8 +20160,8 @@
         <w:t xml:space="preserve">.</w:t>
       </w:r>
     </w:p>
-    <w:bookmarkEnd w:id="110"/>
-    <w:bookmarkStart w:id="112" w:name="ref-coady_etal_2015"/>
+    <w:bookmarkEnd w:id="119"/>
+    <w:bookmarkStart w:id="121" w:name="ref-coady_etal_2015"/>
     <w:p>
       <w:pPr>
         <w:pStyle w:val="Bibliography"/>
@@ -19765,7 +20185,7 @@
       <w:r>
         <w:t xml:space="preserve"> </w:t>
       </w:r>
-      <w:hyperlink r:id="rId111">
+      <w:hyperlink r:id="rId120">
         <w:r>
           <w:rPr>
             <w:rStyle w:val="Hyperlink"/>
@@ -19777,8 +20197,8 @@
         <w:t xml:space="preserve">.</w:t>
       </w:r>
     </w:p>
-    <w:bookmarkEnd w:id="112"/>
-    <w:bookmarkStart w:id="114" w:name="ref-dorband_etal_2019"/>
+    <w:bookmarkEnd w:id="121"/>
+    <w:bookmarkStart w:id="123" w:name="ref-dorband_etal_2019"/>
     <w:p>
       <w:pPr>
         <w:pStyle w:val="Bibliography"/>
@@ -19811,7 +20231,7 @@
       <w:r>
         <w:t xml:space="preserve"> </w:t>
       </w:r>
-      <w:hyperlink r:id="rId113">
+      <w:hyperlink r:id="rId122">
         <w:r>
           <w:rPr>
             <w:rStyle w:val="Hyperlink"/>
@@ -19823,8 +20243,8 @@
         <w:t xml:space="preserve">.</w:t>
       </w:r>
     </w:p>
-    <w:bookmarkEnd w:id="114"/>
-    <w:bookmarkStart w:id="116" w:name="ref-driscoll_kraay_1998"/>
+    <w:bookmarkEnd w:id="123"/>
+    <w:bookmarkStart w:id="125" w:name="ref-driscoll_kraay_1998"/>
     <w:p>
       <w:pPr>
         <w:pStyle w:val="Bibliography"/>
@@ -19857,7 +20277,7 @@
       <w:r>
         <w:t xml:space="preserve"> </w:t>
       </w:r>
-      <w:hyperlink r:id="rId115">
+      <w:hyperlink r:id="rId124">
         <w:r>
           <w:rPr>
             <w:rStyle w:val="Hyperlink"/>
@@ -19869,8 +20289,8 @@
         <w:t xml:space="preserve">.</w:t>
       </w:r>
     </w:p>
-    <w:bookmarkEnd w:id="116"/>
-    <w:bookmarkStart w:id="118" w:name="ref-easterly_fischer_2001"/>
+    <w:bookmarkEnd w:id="125"/>
+    <w:bookmarkStart w:id="127" w:name="ref-easterly_fischer_2001"/>
     <w:p>
       <w:pPr>
         <w:pStyle w:val="Bibliography"/>
@@ -19903,7 +20323,7 @@
       <w:r>
         <w:t xml:space="preserve"> </w:t>
       </w:r>
-      <w:hyperlink r:id="rId117">
+      <w:hyperlink r:id="rId126">
         <w:r>
           <w:rPr>
             <w:rStyle w:val="Hyperlink"/>
@@ -19915,8 +20335,8 @@
         <w:t xml:space="preserve">.</w:t>
       </w:r>
     </w:p>
-    <w:bookmarkEnd w:id="118"/>
-    <w:bookmarkStart w:id="120" w:name="ref-ec_wob_2026"/>
+    <w:bookmarkEnd w:id="127"/>
+    <w:bookmarkStart w:id="129" w:name="ref-ec_wob_2026"/>
     <w:p>
       <w:pPr>
         <w:pStyle w:val="Bibliography"/>
@@ -19940,7 +20360,7 @@
       <w:r>
         <w:t xml:space="preserve"> </w:t>
       </w:r>
-      <w:hyperlink r:id="rId119">
+      <w:hyperlink r:id="rId128">
         <w:r>
           <w:rPr>
             <w:rStyle w:val="Hyperlink"/>
@@ -19952,8 +20372,8 @@
         <w:t xml:space="preserve">.</w:t>
       </w:r>
     </w:p>
-    <w:bookmarkEnd w:id="120"/>
-    <w:bookmarkStart w:id="122" w:name="ref-gelos_ustyugova_2017"/>
+    <w:bookmarkEnd w:id="129"/>
+    <w:bookmarkStart w:id="131" w:name="ref-gelos_ustyugova_2017"/>
     <w:p>
       <w:pPr>
         <w:pStyle w:val="Bibliography"/>
@@ -19986,7 +20406,7 @@
       <w:r>
         <w:t xml:space="preserve"> </w:t>
       </w:r>
-      <w:hyperlink r:id="rId121">
+      <w:hyperlink r:id="rId130">
         <w:r>
           <w:rPr>
             <w:rStyle w:val="Hyperlink"/>
@@ -19998,8 +20418,8 @@
         <w:t xml:space="preserve">.</w:t>
       </w:r>
     </w:p>
-    <w:bookmarkEnd w:id="122"/>
-    <w:bookmarkStart w:id="124" w:name="ref-jaravel_2021"/>
+    <w:bookmarkEnd w:id="131"/>
+    <w:bookmarkStart w:id="133" w:name="ref-jaravel_2021"/>
     <w:p>
       <w:pPr>
         <w:pStyle w:val="Bibliography"/>
@@ -20032,7 +20452,7 @@
       <w:r>
         <w:t xml:space="preserve"> </w:t>
       </w:r>
-      <w:hyperlink r:id="rId123">
+      <w:hyperlink r:id="rId132">
         <w:r>
           <w:rPr>
             <w:rStyle w:val="Hyperlink"/>
@@ -20044,8 +20464,8 @@
         <w:t xml:space="preserve">.</w:t>
       </w:r>
     </w:p>
-    <w:bookmarkEnd w:id="124"/>
-    <w:bookmarkStart w:id="126" w:name="ref-jorda_2005"/>
+    <w:bookmarkEnd w:id="133"/>
+    <w:bookmarkStart w:id="135" w:name="ref-jorda_2005"/>
     <w:p>
       <w:pPr>
         <w:pStyle w:val="Bibliography"/>
@@ -20078,7 +20498,7 @@
       <w:r>
         <w:t xml:space="preserve"> </w:t>
       </w:r>
-      <w:hyperlink r:id="rId125">
+      <w:hyperlink r:id="rId134">
         <w:r>
           <w:rPr>
             <w:rStyle w:val="Hyperlink"/>
@@ -20090,8 +20510,8 @@
         <w:t xml:space="preserve">.</w:t>
       </w:r>
     </w:p>
-    <w:bookmarkEnd w:id="126"/>
-    <w:bookmarkStart w:id="128" w:name="ref-kanzig_2021"/>
+    <w:bookmarkEnd w:id="135"/>
+    <w:bookmarkStart w:id="137" w:name="ref-kanzig_2021"/>
     <w:p>
       <w:pPr>
         <w:pStyle w:val="Bibliography"/>
@@ -20136,7 +20556,7 @@
       <w:r>
         <w:t xml:space="preserve"> </w:t>
       </w:r>
-      <w:hyperlink r:id="rId127">
+      <w:hyperlink r:id="rId136">
         <w:r>
           <w:rPr>
             <w:rStyle w:val="Hyperlink"/>
@@ -20148,8 +20568,8 @@
         <w:t xml:space="preserve">.</w:t>
       </w:r>
     </w:p>
-    <w:bookmarkEnd w:id="128"/>
-    <w:bookmarkStart w:id="130" w:name="ref-kaplan_schulhofer_2017"/>
+    <w:bookmarkEnd w:id="137"/>
+    <w:bookmarkStart w:id="139" w:name="ref-kaplan_schulhofer_2017"/>
     <w:p>
       <w:pPr>
         <w:pStyle w:val="Bibliography"/>
@@ -20182,7 +20602,7 @@
       <w:r>
         <w:t xml:space="preserve"> </w:t>
       </w:r>
-      <w:hyperlink r:id="rId129">
+      <w:hyperlink r:id="rId138">
         <w:r>
           <w:rPr>
             <w:rStyle w:val="Hyperlink"/>
@@ -20194,8 +20614,8 @@
         <w:t xml:space="preserve">.</w:t>
       </w:r>
     </w:p>
-    <w:bookmarkEnd w:id="130"/>
-    <w:bookmarkStart w:id="132" w:name="ref-kataoka_2022"/>
+    <w:bookmarkEnd w:id="139"/>
+    <w:bookmarkStart w:id="141" w:name="ref-kataoka_2022"/>
     <w:p>
       <w:pPr>
         <w:pStyle w:val="Bibliography"/>
@@ -20237,7 +20657,7 @@
       <w:r>
         <w:t xml:space="preserve"> </w:t>
       </w:r>
-      <w:hyperlink r:id="rId131">
+      <w:hyperlink r:id="rId140">
         <w:r>
           <w:rPr>
             <w:rStyle w:val="Hyperlink"/>
@@ -20249,8 +20669,8 @@
         <w:t xml:space="preserve">.</w:t>
       </w:r>
     </w:p>
-    <w:bookmarkEnd w:id="132"/>
-    <w:bookmarkStart w:id="134" w:name="ref-kilian_2009"/>
+    <w:bookmarkEnd w:id="141"/>
+    <w:bookmarkStart w:id="143" w:name="ref-kilian_2009"/>
     <w:p>
       <w:pPr>
         <w:pStyle w:val="Bibliography"/>
@@ -20283,7 +20703,7 @@
       <w:r>
         <w:t xml:space="preserve"> </w:t>
       </w:r>
-      <w:hyperlink r:id="rId133">
+      <w:hyperlink r:id="rId142">
         <w:r>
           <w:rPr>
             <w:rStyle w:val="Hyperlink"/>
@@ -20295,8 +20715,8 @@
         <w:t xml:space="preserve">.</w:t>
       </w:r>
     </w:p>
-    <w:bookmarkEnd w:id="134"/>
-    <w:bookmarkStart w:id="136" w:name="ref-kpodar_abdallah_2017"/>
+    <w:bookmarkEnd w:id="143"/>
+    <w:bookmarkStart w:id="145" w:name="ref-kpodar_abdallah_2017"/>
     <w:p>
       <w:pPr>
         <w:pStyle w:val="Bibliography"/>
@@ -20329,7 +20749,7 @@
       <w:r>
         <w:t xml:space="preserve"> </w:t>
       </w:r>
-      <w:hyperlink r:id="rId135">
+      <w:hyperlink r:id="rId144">
         <w:r>
           <w:rPr>
             <w:rStyle w:val="Hyperlink"/>
@@ -20341,8 +20761,8 @@
         <w:t xml:space="preserve">.</w:t>
       </w:r>
     </w:p>
-    <w:bookmarkEnd w:id="136"/>
-    <w:bookmarkStart w:id="138" w:name="ref-kpodar_imam_2021"/>
+    <w:bookmarkEnd w:id="145"/>
+    <w:bookmarkStart w:id="147" w:name="ref-kpodar_imam_2021"/>
     <w:p>
       <w:pPr>
         <w:pStyle w:val="Bibliography"/>
@@ -20375,7 +20795,7 @@
       <w:r>
         <w:t xml:space="preserve"> </w:t>
       </w:r>
-      <w:hyperlink r:id="rId137">
+      <w:hyperlink r:id="rId146">
         <w:r>
           <w:rPr>
             <w:rStyle w:val="Hyperlink"/>
@@ -20387,8 +20807,8 @@
         <w:t xml:space="preserve">.</w:t>
       </w:r>
     </w:p>
-    <w:bookmarkEnd w:id="138"/>
-    <w:bookmarkStart w:id="140" w:name="ref-kpodar_liu_2022"/>
+    <w:bookmarkEnd w:id="147"/>
+    <w:bookmarkStart w:id="149" w:name="ref-kpodar_liu_2022"/>
     <w:p>
       <w:pPr>
         <w:pStyle w:val="Bibliography"/>
@@ -20421,7 +20841,7 @@
       <w:r>
         <w:t xml:space="preserve"> </w:t>
       </w:r>
-      <w:hyperlink r:id="rId139">
+      <w:hyperlink r:id="rId148">
         <w:r>
           <w:rPr>
             <w:rStyle w:val="Hyperlink"/>
@@ -20433,8 +20853,8 @@
         <w:t xml:space="preserve">.</w:t>
       </w:r>
     </w:p>
-    <w:bookmarkEnd w:id="140"/>
-    <w:bookmarkStart w:id="142" w:name="ref-kurita_kurosaki_2011"/>
+    <w:bookmarkEnd w:id="149"/>
+    <w:bookmarkStart w:id="151" w:name="ref-kurita_kurosaki_2011"/>
     <w:p>
       <w:pPr>
         <w:pStyle w:val="Bibliography"/>
@@ -20488,7 +20908,7 @@
       <w:r>
         <w:t xml:space="preserve"> </w:t>
       </w:r>
-      <w:hyperlink r:id="rId141">
+      <w:hyperlink r:id="rId150">
         <w:r>
           <w:rPr>
             <w:rStyle w:val="Hyperlink"/>
@@ -20500,8 +20920,8 @@
         <w:t xml:space="preserve">.</w:t>
       </w:r>
     </w:p>
-    <w:bookmarkEnd w:id="142"/>
-    <w:bookmarkStart w:id="144" w:name="ref-montiel_olea_plagborg_2021"/>
+    <w:bookmarkEnd w:id="151"/>
+    <w:bookmarkStart w:id="153" w:name="ref-montiel_olea_plagborg_2021"/>
     <w:p>
       <w:pPr>
         <w:pStyle w:val="Bibliography"/>
@@ -20534,7 +20954,7 @@
       <w:r>
         <w:t xml:space="preserve"> </w:t>
       </w:r>
-      <w:hyperlink r:id="rId143">
+      <w:hyperlink r:id="rId152">
         <w:r>
           <w:rPr>
             <w:rStyle w:val="Hyperlink"/>
@@ -20546,8 +20966,8 @@
         <w:t xml:space="preserve">.</w:t>
       </w:r>
     </w:p>
-    <w:bookmarkEnd w:id="144"/>
-    <w:bookmarkStart w:id="146" w:name="ref-newey_west_1987"/>
+    <w:bookmarkEnd w:id="153"/>
+    <w:bookmarkStart w:id="155" w:name="ref-newey_west_1987"/>
     <w:p>
       <w:pPr>
         <w:pStyle w:val="Bibliography"/>
@@ -20580,7 +21000,7 @@
       <w:r>
         <w:t xml:space="preserve"> </w:t>
       </w:r>
-      <w:hyperlink r:id="rId145">
+      <w:hyperlink r:id="rId154">
         <w:r>
           <w:rPr>
             <w:rStyle w:val="Hyperlink"/>
@@ -20592,8 +21012,8 @@
         <w:t xml:space="preserve">.</w:t>
       </w:r>
     </w:p>
-    <w:bookmarkEnd w:id="146"/>
-    <w:bookmarkStart w:id="148" w:name="ref-pagaduan_2022"/>
+    <w:bookmarkEnd w:id="155"/>
+    <w:bookmarkStart w:id="157" w:name="ref-pagaduan_2022"/>
     <w:p>
       <w:pPr>
         <w:pStyle w:val="Bibliography"/>
@@ -20647,7 +21067,7 @@
       <w:r>
         <w:t xml:space="preserve"> </w:t>
       </w:r>
-      <w:hyperlink r:id="rId147">
+      <w:hyperlink r:id="rId156">
         <w:r>
           <w:rPr>
             <w:rStyle w:val="Hyperlink"/>
@@ -20659,8 +21079,8 @@
         <w:t xml:space="preserve">.</w:t>
       </w:r>
     </w:p>
-    <w:bookmarkEnd w:id="148"/>
-    <w:bookmarkStart w:id="150" w:name="ref-psa_openstat_2026"/>
+    <w:bookmarkEnd w:id="157"/>
+    <w:bookmarkStart w:id="159" w:name="ref-psa_openstat_2026"/>
     <w:p>
       <w:pPr>
         <w:pStyle w:val="Bibliography"/>
@@ -20691,7 +21111,7 @@
       <w:r>
         <w:t xml:space="preserve"> </w:t>
       </w:r>
-      <w:hyperlink r:id="rId149">
+      <w:hyperlink r:id="rId158">
         <w:r>
           <w:rPr>
             <w:rStyle w:val="Hyperlink"/>
@@ -20703,8 +21123,8 @@
         <w:t xml:space="preserve">.</w:t>
       </w:r>
     </w:p>
-    <w:bookmarkEnd w:id="150"/>
-    <w:bookmarkStart w:id="152" w:name="ref-plagborg_wolf_2021"/>
+    <w:bookmarkEnd w:id="159"/>
+    <w:bookmarkStart w:id="161" w:name="ref-plagborg_wolf_2021"/>
     <w:p>
       <w:pPr>
         <w:pStyle w:val="Bibliography"/>
@@ -20749,7 +21169,7 @@
       <w:r>
         <w:t xml:space="preserve"> </w:t>
       </w:r>
-      <w:hyperlink r:id="rId151">
+      <w:hyperlink r:id="rId160">
         <w:r>
           <w:rPr>
             <w:rStyle w:val="Hyperlink"/>
@@ -20761,8 +21181,8 @@
         <w:t xml:space="preserve">.</w:t>
       </w:r>
     </w:p>
-    <w:bookmarkEnd w:id="152"/>
-    <w:bookmarkStart w:id="154" w:name="ref-ra12316_2026"/>
+    <w:bookmarkEnd w:id="161"/>
+    <w:bookmarkStart w:id="163" w:name="ref-ra12316_2026"/>
     <w:p>
       <w:pPr>
         <w:pStyle w:val="Bibliography"/>
@@ -20786,7 +21206,7 @@
       <w:r>
         <w:t xml:space="preserve"> </w:t>
       </w:r>
-      <w:hyperlink r:id="rId153">
+      <w:hyperlink r:id="rId162">
         <w:r>
           <w:rPr>
             <w:rStyle w:val="Hyperlink"/>
@@ -20798,8 +21218,8 @@
         <w:t xml:space="preserve">.</w:t>
       </w:r>
     </w:p>
-    <w:bookmarkEnd w:id="154"/>
-    <w:bookmarkStart w:id="156" w:name="ref-satriawan_shrestha_2018"/>
+    <w:bookmarkEnd w:id="163"/>
+    <w:bookmarkStart w:id="165" w:name="ref-satriawan_shrestha_2018"/>
     <w:p>
       <w:pPr>
         <w:pStyle w:val="Bibliography"/>
@@ -20844,7 +21264,7 @@
       <w:r>
         <w:t xml:space="preserve"> </w:t>
       </w:r>
-      <w:hyperlink r:id="rId155">
+      <w:hyperlink r:id="rId164">
         <w:r>
           <w:rPr>
             <w:rStyle w:val="Hyperlink"/>
@@ -20856,8 +21276,8 @@
         <w:t xml:space="preserve">.</w:t>
       </w:r>
     </w:p>
-    <w:bookmarkEnd w:id="156"/>
-    <w:bookmarkStart w:id="158" w:name="ref-siddig_etal_2014"/>
+    <w:bookmarkEnd w:id="165"/>
+    <w:bookmarkStart w:id="167" w:name="ref-siddig_etal_2014"/>
     <w:p>
       <w:pPr>
         <w:pStyle w:val="Bibliography"/>
@@ -20902,7 +21322,7 @@
       <w:r>
         <w:t xml:space="preserve"> </w:t>
       </w:r>
-      <w:hyperlink r:id="rId157">
+      <w:hyperlink r:id="rId166">
         <w:r>
           <w:rPr>
             <w:rStyle w:val="Hyperlink"/>
@@ -20914,8 +21334,8 @@
         <w:t xml:space="preserve">.</w:t>
       </w:r>
     </w:p>
-    <w:bookmarkEnd w:id="158"/>
-    <w:bookmarkStart w:id="160" w:name="ref-soile_mu_2015"/>
+    <w:bookmarkEnd w:id="167"/>
+    <w:bookmarkStart w:id="169" w:name="ref-soile_mu_2015"/>
     <w:p>
       <w:pPr>
         <w:pStyle w:val="Bibliography"/>
@@ -20957,7 +21377,7 @@
       <w:r>
         <w:t xml:space="preserve"> </w:t>
       </w:r>
-      <w:hyperlink r:id="rId159">
+      <w:hyperlink r:id="rId168">
         <w:r>
           <w:rPr>
             <w:rStyle w:val="Hyperlink"/>
@@ -20969,8 +21389,8 @@
         <w:t xml:space="preserve">.</w:t>
       </w:r>
     </w:p>
-    <w:bookmarkEnd w:id="160"/>
-    <w:bookmarkStart w:id="162" w:name="ref-taguchi_sohn_2014"/>
+    <w:bookmarkEnd w:id="169"/>
+    <w:bookmarkStart w:id="171" w:name="ref-taguchi_sohn_2014"/>
     <w:p>
       <w:pPr>
         <w:pStyle w:val="Bibliography"/>
@@ -21015,7 +21435,7 @@
       <w:r>
         <w:t xml:space="preserve"> </w:t>
       </w:r>
-      <w:hyperlink r:id="rId161">
+      <w:hyperlink r:id="rId170">
         <w:r>
           <w:rPr>
             <w:rStyle w:val="Hyperlink"/>
@@ -21027,8 +21447,8 @@
         <w:t xml:space="preserve">.</w:t>
       </w:r>
     </w:p>
-    <w:bookmarkEnd w:id="162"/>
-    <w:bookmarkStart w:id="164" w:name="ref-teulings_zubanov_2014"/>
+    <w:bookmarkEnd w:id="171"/>
+    <w:bookmarkStart w:id="173" w:name="ref-teulings_zubanov_2014"/>
     <w:p>
       <w:pPr>
         <w:pStyle w:val="Bibliography"/>
@@ -21061,7 +21481,7 @@
       <w:r>
         <w:t xml:space="preserve"> </w:t>
       </w:r>
-      <w:hyperlink r:id="rId163">
+      <w:hyperlink r:id="rId172">
         <w:r>
           <w:rPr>
             <w:rStyle w:val="Hyperlink"/>
@@ -21073,8 +21493,8 @@
         <w:t xml:space="preserve">.</w:t>
       </w:r>
     </w:p>
-    <w:bookmarkEnd w:id="164"/>
-    <w:bookmarkStart w:id="166" w:name="ref-timmer_dawe_2007"/>
+    <w:bookmarkEnd w:id="173"/>
+    <w:bookmarkStart w:id="175" w:name="ref-timmer_dawe_2007"/>
     <w:p>
       <w:pPr>
         <w:pStyle w:val="Bibliography"/>
@@ -21116,7 +21536,7 @@
       <w:r>
         <w:t xml:space="preserve"> </w:t>
       </w:r>
-      <w:hyperlink r:id="rId165">
+      <w:hyperlink r:id="rId174">
         <w:r>
           <w:rPr>
             <w:rStyle w:val="Hyperlink"/>
@@ -21128,8 +21548,8 @@
         <w:t xml:space="preserve">.</w:t>
       </w:r>
     </w:p>
-    <w:bookmarkEnd w:id="166"/>
-    <w:bookmarkStart w:id="167" w:name="ref-usda_fas_2026"/>
+    <w:bookmarkEnd w:id="175"/>
+    <w:bookmarkStart w:id="176" w:name="ref-usda_fas_2026"/>
     <w:p>
       <w:pPr>
         <w:pStyle w:val="Bibliography"/>
@@ -21151,8 +21571,8 @@
         <w:t xml:space="preserve">. Nos. RP2026-0007. GAIN Report RP2026-0007, Manila.</w:t>
       </w:r>
     </w:p>
-    <w:bookmarkEnd w:id="167"/>
-    <w:bookmarkStart w:id="168" w:name="ref-valera_etal_2025"/>
+    <w:bookmarkEnd w:id="176"/>
+    <w:bookmarkStart w:id="177" w:name="ref-valera_etal_2025"/>
     <w:p>
       <w:pPr>
         <w:pStyle w:val="Bibliography"/>
@@ -21188,8 +21608,8 @@
         <w:t xml:space="preserve">. BSP Discussion Paper Nos. 2025-02. Bangko Sentral ng Pilipinas.</w:t>
       </w:r>
     </w:p>
-    <w:bookmarkEnd w:id="168"/>
-    <w:bookmarkStart w:id="170" w:name="ref-warr_etal_2018"/>
+    <w:bookmarkEnd w:id="177"/>
+    <w:bookmarkStart w:id="179" w:name="ref-warr_etal_2018"/>
     <w:p>
       <w:pPr>
         <w:pStyle w:val="Bibliography"/>
@@ -21231,7 +21651,7 @@
       <w:r>
         <w:t xml:space="preserve"> </w:t>
       </w:r>
-      <w:hyperlink r:id="rId169">
+      <w:hyperlink r:id="rId178">
         <w:r>
           <w:rPr>
             <w:rStyle w:val="Hyperlink"/>
@@ -21243,8 +21663,8 @@
         <w:t xml:space="preserve">.</w:t>
       </w:r>
     </w:p>
-    <w:bookmarkEnd w:id="170"/>
-    <w:bookmarkStart w:id="172" w:name="ref-wihardja_pradana_2024"/>
+    <w:bookmarkEnd w:id="179"/>
+    <w:bookmarkStart w:id="181" w:name="ref-wihardja_pradana_2024"/>
     <w:p>
       <w:pPr>
         <w:pStyle w:val="Bibliography"/>
@@ -21286,7 +21706,7 @@
       <w:r>
         <w:t xml:space="preserve"> </w:t>
       </w:r>
-      <w:hyperlink r:id="rId171">
+      <w:hyperlink r:id="rId180">
         <w:r>
           <w:rPr>
             <w:rStyle w:val="Hyperlink"/>
@@ -21298,8 +21718,8 @@
         <w:t xml:space="preserve">.</w:t>
       </w:r>
     </w:p>
-    <w:bookmarkEnd w:id="172"/>
-    <w:bookmarkStart w:id="174" w:name="ref-worldbank_gfpd_2025"/>
+    <w:bookmarkEnd w:id="181"/>
+    <w:bookmarkStart w:id="183" w:name="ref-worldbank_gfpd_2025"/>
     <w:p>
       <w:pPr>
         <w:pStyle w:val="Bibliography"/>
@@ -21323,7 +21743,7 @@
       <w:r>
         <w:t xml:space="preserve"> </w:t>
       </w:r>
-      <w:hyperlink r:id="rId173">
+      <w:hyperlink r:id="rId182">
         <w:r>
           <w:rPr>
             <w:rStyle w:val="Hyperlink"/>
@@ -21335,8 +21755,8 @@
         <w:t xml:space="preserve">.</w:t>
       </w:r>
     </w:p>
-    <w:bookmarkEnd w:id="174"/>
-    <w:bookmarkStart w:id="176" w:name="ref-worldbank_cmo_2026"/>
+    <w:bookmarkEnd w:id="183"/>
+    <w:bookmarkStart w:id="185" w:name="ref-worldbank_cmo_2026"/>
     <w:p>
       <w:pPr>
         <w:pStyle w:val="Bibliography"/>
@@ -21360,7 +21780,7 @@
       <w:r>
         <w:t xml:space="preserve"> </w:t>
       </w:r>
-      <w:hyperlink r:id="rId175">
+      <w:hyperlink r:id="rId184">
         <w:r>
           <w:rPr>
             <w:rStyle w:val="Hyperlink"/>
@@ -21372,16 +21792,16 @@
         <w:t xml:space="preserve">.</w:t>
       </w:r>
     </w:p>
-    <w:bookmarkEnd w:id="176"/>
-    <w:bookmarkEnd w:id="177"/>
-    <w:bookmarkEnd w:id="178"/>
-    <w:bookmarkStart w:id="179" w:name="appendix-a.-reproducing-the-study"/>
+    <w:bookmarkEnd w:id="185"/>
+    <w:bookmarkEnd w:id="186"/>
+    <w:bookmarkEnd w:id="187"/>
+    <w:bookmarkStart w:id="214" w:name="appendix-a.-data-appendix"/>
     <w:p>
       <w:pPr>
         <w:pStyle w:val="Heading1"/>
       </w:pPr>
       <w:r>
-        <w:t xml:space="preserve">Appendix A. Reproducing the study</w:t>
+        <w:t xml:space="preserve">Appendix A. Data appendix</w:t>
       </w:r>
     </w:p>
     <w:p>
@@ -21389,7 +21809,38 @@
         <w:pStyle w:val="FirstParagraph"/>
       </w:pPr>
       <w:r>
-        <w:t xml:space="preserve">The replication package contains the raw data with a source log, the code for every step, the decision log recording when each specification was fixed, the output tables, the figures and this document. Running</w:t>
+        <w:t xml:space="preserve">This appendix gives everything needed to reproduce each figure and table in this paper. Section A.1 explains how to rebuild the results. Section A.2 lists every data source with its link. Section A.3 maps each figure and table to its sources, the script that computes it and the output file it is drawn from.</w:t>
+      </w:r>
+    </w:p>
+    <w:bookmarkStart w:id="189" w:name="a.1-how-to-reproduce-the-results"/>
+    <w:p>
+      <w:pPr>
+        <w:pStyle w:val="Heading2"/>
+      </w:pPr>
+      <w:r>
+        <w:t xml:space="preserve">A.1 How to reproduce the results</w:t>
+      </w:r>
+    </w:p>
+    <w:p>
+      <w:pPr>
+        <w:pStyle w:val="FirstParagraph"/>
+      </w:pPr>
+      <w:r>
+        <w:t xml:space="preserve">All data are public, and all processing is done by scripts. Nothing is copied or typed by hand. The replication package contains the raw files exactly as downloaded, with a source log; the code; the decision log; and the output tables and figures. The repository is</w:t>
+      </w:r>
+      <w:r>
+        <w:t xml:space="preserve"> </w:t>
+      </w:r>
+      <w:hyperlink r:id="rId188">
+        <w:r>
+          <w:rPr>
+            <w:rStyle w:val="Hyperlink"/>
+          </w:rPr>
+          <w:t xml:space="preserve">https://github.com/liancataytayjk-coder/oil-shock-distribution</w:t>
+        </w:r>
+      </w:hyperlink>
+      <w:r>
+        <w:t xml:space="preserve">, branch</w:t>
       </w:r>
       <w:r>
         <w:t xml:space="preserve"> </w:t>
@@ -21398,13 +21849,51 @@
         <w:rPr>
           <w:rStyle w:val="VerbatimChar"/>
         </w:rPr>
+        <w:t xml:space="preserve">claude/bold-hamilton-0ixcim</w:t>
+      </w:r>
+      <w:r>
+        <w:t xml:space="preserve">, also supplied as a zip file with this paper.</w:t>
+      </w:r>
+    </w:p>
+    <w:p>
+      <w:pPr>
+        <w:pStyle w:val="BodyText"/>
+      </w:pPr>
+      <w:r>
+        <w:t xml:space="preserve">The package needs Python 3.11 and the packages listed in</w:t>
+      </w:r>
+      <w:r>
+        <w:t xml:space="preserve"> </w:t>
+      </w:r>
+      <w:r>
+        <w:rPr>
+          <w:rStyle w:val="VerbatimChar"/>
+        </w:rPr>
+        <w:t xml:space="preserve">requirements.txt</w:t>
+      </w:r>
+      <w:r>
+        <w:t xml:space="preserve">. With these installed, the command</w:t>
+      </w:r>
+      <w:r>
+        <w:t xml:space="preserve"> </w:t>
+      </w:r>
+      <w:r>
+        <w:rPr>
+          <w:rStyle w:val="VerbatimChar"/>
+        </w:rPr>
         <w:t xml:space="preserve">./run_all.sh</w:t>
       </w:r>
       <w:r>
         <w:t xml:space="preserve"> </w:t>
       </w:r>
       <w:r>
-        <w:t xml:space="preserve">in a Python 3.11 environment with the packages in</w:t>
+        <w:t xml:space="preserve">rebuilds everything from the stored raw files. In order, it cleans the data, builds the national and regional panel, runs the EU replication test, estimates the models, runs the 2026 analysis and the descriptive statistics, draws the figures, writes the documents and runs the automated tests.</w:t>
+      </w:r>
+      <w:r>
+        <w:t xml:space="preserve"> </w:t>
+      </w:r>
+      <w:r>
+        <w:t xml:space="preserve">To download fresh copies of the PSA tables first, run</w:t>
       </w:r>
       <w:r>
         <w:t xml:space="preserve"> </w:t>
@@ -21413,13 +21902,18 @@
         <w:rPr>
           <w:rStyle w:val="VerbatimChar"/>
         </w:rPr>
-        <w:t xml:space="preserve">requirements.txt</w:t>
-      </w:r>
-      <w:r>
-        <w:t xml:space="preserve"> </w:t>
-      </w:r>
-      <w:r>
-        <w:t xml:space="preserve">regenerates all of them;</w:t>
+        <w:t xml:space="preserve">./run_all.sh --download</w:t>
+      </w:r>
+      <w:r>
+        <w:t xml:space="preserve">.</w:t>
+      </w:r>
+    </w:p>
+    <w:p>
+      <w:pPr>
+        <w:pStyle w:val="BodyText"/>
+      </w:pPr>
+      <w:r>
+        <w:t xml:space="preserve">Each raw file is listed in</w:t>
       </w:r>
       <w:r>
         <w:t xml:space="preserve"> </w:t>
@@ -21428,13 +21922,47 @@
         <w:rPr>
           <w:rStyle w:val="VerbatimChar"/>
         </w:rPr>
-        <w:t xml:space="preserve">./run_all.sh --download</w:t>
-      </w:r>
-      <w:r>
-        <w:t xml:space="preserve"> </w:t>
-      </w:r>
-      <w:r>
-        <w:t xml:space="preserve">first downloads the PSA tables again. A separate</w:t>
+        <w:t xml:space="preserve">data/raw/source_log.md</w:t>
+      </w:r>
+      <w:r>
+        <w:t xml:space="preserve"> </w:t>
+      </w:r>
+      <w:r>
+        <w:t xml:space="preserve">with its URL, download date, base year and coverage. All files were downloaded on 4 October 2026.</w:t>
+      </w:r>
+    </w:p>
+    <w:p>
+      <w:pPr>
+        <w:pStyle w:val="BodyText"/>
+      </w:pPr>
+      <w:r>
+        <w:t xml:space="preserve">PSA OpenSTAT tables are read through the PxWeb interface, using the table addresses below. Opening an address in a browser returns the table’s description. The script</w:t>
+      </w:r>
+      <w:r>
+        <w:t xml:space="preserve"> </w:t>
+      </w:r>
+      <w:r>
+        <w:rPr>
+          <w:rStyle w:val="VerbatimChar"/>
+        </w:rPr>
+        <w:t xml:space="preserve">scripts/01_download_psa.py</w:t>
+      </w:r>
+      <w:r>
+        <w:t xml:space="preserve"> </w:t>
+      </w:r>
+      <w:r>
+        <w:t xml:space="preserve">sends the query that returns the data, one geography at a time. The same tables can be viewed by hand on the OpenSTAT website (</w:t>
+      </w:r>
+      <w:hyperlink r:id="rId158">
+        <w:r>
+          <w:rPr>
+            <w:rStyle w:val="Hyperlink"/>
+          </w:rPr>
+          <w:t xml:space="preserve">https://openstat.psa.gov.ph</w:t>
+        </w:r>
+      </w:hyperlink>
+      <w:r>
+        <w:t xml:space="preserve">), under</w:t>
       </w:r>
       <w:r>
         <w:t xml:space="preserve"> </w:t>
@@ -21444,36 +21972,2202 @@
           <w:i/>
           <w:iCs/>
         </w:rPr>
-        <w:t xml:space="preserve">Analysis and Results Report</w:t>
-      </w:r>
-      <w:r>
-        <w:t xml:space="preserve"> </w:t>
-      </w:r>
-      <w:r>
-        <w:t xml:space="preserve">lists every estimate, and the</w:t>
-      </w:r>
-      <w:r>
-        <w:t xml:space="preserve"> </w:t>
-      </w:r>
+        <w:t xml:space="preserve">Economic Indices → Prices → Consumer Price Index</w:t>
+      </w:r>
+      <w:r>
+        <w:t xml:space="preserve">.</w:t>
+      </w:r>
+    </w:p>
+    <w:bookmarkEnd w:id="189"/>
+    <w:bookmarkStart w:id="212" w:name="a.2-data-sources"/>
+    <w:p>
+      <w:pPr>
+        <w:pStyle w:val="Heading2"/>
+      </w:pPr>
+      <w:r>
+        <w:t xml:space="preserve">A.2 Data sources</w:t>
+      </w:r>
+    </w:p>
+    <w:p>
+      <w:pPr>
+        <w:pStyle w:val="FirstParagraph"/>
+      </w:pPr>
+      <w:r>
+        <w:rPr>
+          <w:b/>
+          <w:bCs/>
+        </w:rPr>
+        <w:t xml:space="preserve">S1. PSA, CPI for all income households, 2018 = 100, old geographic code (17 regions).</w:t>
+      </w:r>
+      <w:r>
+        <w:t xml:space="preserve"> </w:t>
+      </w:r>
+      <w:r>
+        <w:t xml:space="preserve">We use this source for all items and all commodity groups, national and regional; the fuel price index, sub-index 07.2.2 (fuels and lubricants for personal transport equipment); and the basket weights.</w:t>
+      </w:r>
+      <w:r>
+        <w:t xml:space="preserve"> </w:t>
+      </w:r>
+      <w:r>
+        <w:t xml:space="preserve">The tables are listed below.</w:t>
+      </w:r>
+    </w:p>
+    <w:p>
+      <w:pPr>
+        <w:pStyle w:val="BodyText"/>
+      </w:pPr>
       <w:r>
         <w:rPr>
           <w:i/>
           <w:iCs/>
         </w:rPr>
-        <w:t xml:space="preserve">Master Document</w:t>
-      </w:r>
-      <w:r>
-        <w:t xml:space="preserve"> </w:t>
-      </w:r>
-      <w:r>
-        <w:t xml:space="preserve">describes the whole process of data collection, analysis and interpretation.</w:t>
-      </w:r>
-    </w:p>
-    <w:bookmarkEnd w:id="179"/>
+        <w:t xml:space="preserve">Backcast, Jan 1994–Dec 2017:</w:t>
+      </w:r>
+      <w:r>
+        <w:t xml:space="preserve"> </w:t>
+      </w:r>
+      <w:hyperlink r:id="rId190">
+        <w:r>
+          <w:rPr>
+            <w:rStyle w:val="Hyperlink"/>
+          </w:rPr>
+          <w:t xml:space="preserve">https://openstat.psa.gov.ph/PXWeb/api/v1/en/DB/2M/PI/CPI/2018/0012M4ACP15.px</w:t>
+        </w:r>
+      </w:hyperlink>
+    </w:p>
+    <w:p>
+      <w:pPr>
+        <w:pStyle w:val="BodyText"/>
+      </w:pPr>
+      <w:r>
+        <w:rPr>
+          <w:i/>
+          <w:iCs/>
+        </w:rPr>
+        <w:t xml:space="preserve">Jan 2018–Dec 2025:</w:t>
+      </w:r>
+      <w:r>
+        <w:t xml:space="preserve"> </w:t>
+      </w:r>
+      <w:hyperlink r:id="rId191">
+        <w:r>
+          <w:rPr>
+            <w:rStyle w:val="Hyperlink"/>
+          </w:rPr>
+          <w:t xml:space="preserve">https://openstat.psa.gov.ph/PXWeb/api/v1/en/DB/2M/PI/CPI/2018/0012M4ACP09.px</w:t>
+        </w:r>
+      </w:hyperlink>
+    </w:p>
+    <w:p>
+      <w:pPr>
+        <w:pStyle w:val="BodyText"/>
+      </w:pPr>
+      <w:r>
+        <w:rPr>
+          <w:i/>
+          <w:iCs/>
+        </w:rPr>
+        <w:t xml:space="preserve">2018 weights:</w:t>
+      </w:r>
+      <w:r>
+        <w:t xml:space="preserve"> </w:t>
+      </w:r>
+      <w:hyperlink r:id="rId192">
+        <w:r>
+          <w:rPr>
+            <w:rStyle w:val="Hyperlink"/>
+          </w:rPr>
+          <w:t xml:space="preserve">https://openstat.psa.gov.ph/PXWeb/api/v1/en/DB/2M/PI/CPI/2018/0012M4ACP12.px</w:t>
+        </w:r>
+      </w:hyperlink>
+    </w:p>
+    <w:p>
+      <w:pPr>
+        <w:pStyle w:val="BodyText"/>
+      </w:pPr>
+      <w:r>
+        <w:rPr>
+          <w:b/>
+          <w:bCs/>
+        </w:rPr>
+        <w:t xml:space="preserve">S2. PSA, CPI for all income households, 2018 = 100, new geographic code (Negros Island Region separate).</w:t>
+      </w:r>
+      <w:r>
+        <w:t xml:space="preserve"> </w:t>
+      </w:r>
+      <w:r>
+        <w:t xml:space="preserve">We use this source for the January–August 2026 months, chained onto S1 (decision D6); the gasoline sub-index 07.2.2.2; and the 2018 weights used in the 2026 decomposition.</w:t>
+      </w:r>
+      <w:r>
+        <w:t xml:space="preserve"> </w:t>
+      </w:r>
+      <w:r>
+        <w:t xml:space="preserve">The tables are listed below.</w:t>
+      </w:r>
+    </w:p>
+    <w:p>
+      <w:pPr>
+        <w:pStyle w:val="BodyText"/>
+      </w:pPr>
+      <w:r>
+        <w:rPr>
+          <w:i/>
+          <w:iCs/>
+        </w:rPr>
+        <w:t xml:space="preserve">Jan 2018–Aug 2026:</w:t>
+      </w:r>
+      <w:r>
+        <w:t xml:space="preserve"> </w:t>
+      </w:r>
+      <w:hyperlink r:id="rId193">
+        <w:r>
+          <w:rPr>
+            <w:rStyle w:val="Hyperlink"/>
+          </w:rPr>
+          <w:t xml:space="preserve">https://openstat.psa.gov.ph/PXWeb/api/v1/en/DB/2M/PI/CPI/2018NEW/0012M4ACP22.px</w:t>
+        </w:r>
+      </w:hyperlink>
+    </w:p>
+    <w:p>
+      <w:pPr>
+        <w:pStyle w:val="BodyText"/>
+      </w:pPr>
+      <w:r>
+        <w:rPr>
+          <w:i/>
+          <w:iCs/>
+        </w:rPr>
+        <w:t xml:space="preserve">Backcast, 1994–2017:</w:t>
+      </w:r>
+      <w:r>
+        <w:t xml:space="preserve"> </w:t>
+      </w:r>
+      <w:hyperlink r:id="rId194">
+        <w:r>
+          <w:rPr>
+            <w:rStyle w:val="Hyperlink"/>
+          </w:rPr>
+          <w:t xml:space="preserve">https://openstat.psa.gov.ph/PXWeb/api/v1/en/DB/2M/PI/CPI/2018NEW/0012M4ACP28.px</w:t>
+        </w:r>
+      </w:hyperlink>
+    </w:p>
+    <w:p>
+      <w:pPr>
+        <w:pStyle w:val="BodyText"/>
+      </w:pPr>
+      <w:r>
+        <w:rPr>
+          <w:i/>
+          <w:iCs/>
+        </w:rPr>
+        <w:t xml:space="preserve">Weights:</w:t>
+      </w:r>
+      <w:r>
+        <w:t xml:space="preserve"> </w:t>
+      </w:r>
+      <w:hyperlink r:id="rId195">
+        <w:r>
+          <w:rPr>
+            <w:rStyle w:val="Hyperlink"/>
+          </w:rPr>
+          <w:t xml:space="preserve">https://openstat.psa.gov.ph/PXWeb/api/v1/en/DB/2M/PI/CPI/2018NEW/0012M4ACP25.px</w:t>
+        </w:r>
+      </w:hyperlink>
+    </w:p>
+    <w:p>
+      <w:pPr>
+        <w:pStyle w:val="BodyText"/>
+      </w:pPr>
+      <w:r>
+        <w:rPr>
+          <w:b/>
+          <w:bCs/>
+        </w:rPr>
+        <w:t xml:space="preserve">S3. PSA, CPI for the bottom 30% income households, 2018 = 100, old geographic code.</w:t>
+      </w:r>
+      <w:r>
+        <w:t xml:space="preserve"> </w:t>
+      </w:r>
+      <w:r>
+        <w:t xml:space="preserve">The tables are listed below.</w:t>
+      </w:r>
+    </w:p>
+    <w:p>
+      <w:pPr>
+        <w:pStyle w:val="BodyText"/>
+      </w:pPr>
+      <w:r>
+        <w:rPr>
+          <w:i/>
+          <w:iCs/>
+        </w:rPr>
+        <w:t xml:space="preserve">All-items backcast, Jan 2000–Dec 2011:</w:t>
+      </w:r>
+      <w:r>
+        <w:t xml:space="preserve"> </w:t>
+      </w:r>
+      <w:hyperlink r:id="rId196">
+        <w:r>
+          <w:rPr>
+            <w:rStyle w:val="Hyperlink"/>
+          </w:rPr>
+          <w:t xml:space="preserve">https://openstat.psa.gov.ph/PXWeb/api/v1/en/DB/2M/PI/BIH/2018/0022M4ABOT5.px</w:t>
+        </w:r>
+      </w:hyperlink>
+    </w:p>
+    <w:p>
+      <w:pPr>
+        <w:pStyle w:val="BodyText"/>
+      </w:pPr>
+      <w:r>
+        <w:rPr>
+          <w:i/>
+          <w:iCs/>
+        </w:rPr>
+        <w:t xml:space="preserve">Commodity-group backcast, Jan 2012–Dec 2017:</w:t>
+      </w:r>
+      <w:r>
+        <w:t xml:space="preserve"> </w:t>
+      </w:r>
+      <w:hyperlink r:id="rId197">
+        <w:r>
+          <w:rPr>
+            <w:rStyle w:val="Hyperlink"/>
+          </w:rPr>
+          <w:t xml:space="preserve">https://openstat.psa.gov.ph/PXWeb/api/v1/en/DB/2M/PI/BIH/2018/0022M4ABOT4.px</w:t>
+        </w:r>
+      </w:hyperlink>
+    </w:p>
+    <w:p>
+      <w:pPr>
+        <w:pStyle w:val="BodyText"/>
+      </w:pPr>
+      <w:r>
+        <w:rPr>
+          <w:i/>
+          <w:iCs/>
+        </w:rPr>
+        <w:t xml:space="preserve">Jan 2018–Dec 2025:</w:t>
+      </w:r>
+      <w:r>
+        <w:t xml:space="preserve"> </w:t>
+      </w:r>
+      <w:hyperlink r:id="rId198">
+        <w:r>
+          <w:rPr>
+            <w:rStyle w:val="Hyperlink"/>
+          </w:rPr>
+          <w:t xml:space="preserve">https://openstat.psa.gov.ph/PXWeb/api/v1/en/DB/2M/PI/BIH/2018/0022M4ABOT1.px</w:t>
+        </w:r>
+      </w:hyperlink>
+    </w:p>
+    <w:p>
+      <w:pPr>
+        <w:pStyle w:val="BodyText"/>
+      </w:pPr>
+      <w:r>
+        <w:rPr>
+          <w:i/>
+          <w:iCs/>
+        </w:rPr>
+        <w:t xml:space="preserve">2018 weights:</w:t>
+      </w:r>
+      <w:r>
+        <w:t xml:space="preserve"> </w:t>
+      </w:r>
+      <w:hyperlink r:id="rId199">
+        <w:r>
+          <w:rPr>
+            <w:rStyle w:val="Hyperlink"/>
+          </w:rPr>
+          <w:t xml:space="preserve">https://openstat.psa.gov.ph/PXWeb/api/v1/en/DB/2M/PI/BIH/2018/0022M4ABOT3.px</w:t>
+        </w:r>
+      </w:hyperlink>
+    </w:p>
+    <w:p>
+      <w:pPr>
+        <w:pStyle w:val="BodyText"/>
+      </w:pPr>
+      <w:r>
+        <w:rPr>
+          <w:b/>
+          <w:bCs/>
+        </w:rPr>
+        <w:t xml:space="preserve">S4. PSA, CPI for the bottom 30% income households, 2018 = 100, new geographic code.</w:t>
+      </w:r>
+      <w:r>
+        <w:t xml:space="preserve"> </w:t>
+      </w:r>
+      <w:r>
+        <w:t xml:space="preserve">We use this source for the January–August 2026 months, chained onto S3, and for the weights used in the 2026 decomposition. The tables are listed below.</w:t>
+      </w:r>
+    </w:p>
+    <w:p>
+      <w:pPr>
+        <w:pStyle w:val="BodyText"/>
+      </w:pPr>
+      <w:r>
+        <w:rPr>
+          <w:i/>
+          <w:iCs/>
+        </w:rPr>
+        <w:t xml:space="preserve">Jan 2018–Aug 2026:</w:t>
+      </w:r>
+      <w:r>
+        <w:t xml:space="preserve"> </w:t>
+      </w:r>
+      <w:hyperlink r:id="rId200">
+        <w:r>
+          <w:rPr>
+            <w:rStyle w:val="Hyperlink"/>
+          </w:rPr>
+          <w:t xml:space="preserve">https://openstat.psa.gov.ph/PXWeb/api/v1/en/DB/2M/PI/BIH/2018NEW/0022M4ABIR1.px</w:t>
+        </w:r>
+      </w:hyperlink>
+    </w:p>
+    <w:p>
+      <w:pPr>
+        <w:pStyle w:val="BodyText"/>
+      </w:pPr>
+      <w:r>
+        <w:rPr>
+          <w:i/>
+          <w:iCs/>
+        </w:rPr>
+        <w:t xml:space="preserve">Weights:</w:t>
+      </w:r>
+      <w:r>
+        <w:t xml:space="preserve"> </w:t>
+      </w:r>
+      <w:hyperlink r:id="rId201">
+        <w:r>
+          <w:rPr>
+            <w:rStyle w:val="Hyperlink"/>
+          </w:rPr>
+          <w:t xml:space="preserve">https://openstat.psa.gov.ph/PXWeb/api/v1/en/DB/2M/PI/BIH/2018NEW/0022M4ABIR3.px</w:t>
+        </w:r>
+      </w:hyperlink>
+    </w:p>
+    <w:p>
+      <w:pPr>
+        <w:pStyle w:val="BodyText"/>
+      </w:pPr>
+      <w:r>
+        <w:rPr>
+          <w:b/>
+          <w:bCs/>
+        </w:rPr>
+        <w:t xml:space="preserve">S5. PSA, official poverty statistics by region, 2018, 2021 and 2023.</w:t>
+      </w:r>
+      <w:r>
+        <w:t xml:space="preserve"> </w:t>
+      </w:r>
+      <w:r>
+        <w:t xml:space="preserve">We use poverty incidence among the population and the annual per-capita poverty threshold. Table:</w:t>
+      </w:r>
+      <w:r>
+        <w:t xml:space="preserve"> </w:t>
+      </w:r>
+      <w:hyperlink r:id="rId202">
+        <w:r>
+          <w:rPr>
+            <w:rStyle w:val="Hyperlink"/>
+          </w:rPr>
+          <w:t xml:space="preserve">https://openstat.psa.gov.ph/PXWeb/api/v1/en/DB/1F/FY/0031F3DF020.px</w:t>
+        </w:r>
+      </w:hyperlink>
+      <w:r>
+        <w:t xml:space="preserve">.</w:t>
+      </w:r>
+    </w:p>
+    <w:p>
+      <w:pPr>
+        <w:pStyle w:val="BodyText"/>
+      </w:pPr>
+      <w:r>
+        <w:rPr>
+          <w:b/>
+          <w:bCs/>
+        </w:rPr>
+        <w:t xml:space="preserve">S6. World Bank, Commodity Price Data (Pink Sheet), monthly.</w:t>
+      </w:r>
+      <w:r>
+        <w:t xml:space="preserve"> </w:t>
+      </w:r>
+      <w:r>
+        <w:t xml:space="preserve">We use Dubai and Brent crude oil prices in US dollars per barrel. File:</w:t>
+      </w:r>
+      <w:r>
+        <w:t xml:space="preserve"> </w:t>
+      </w:r>
+      <w:hyperlink r:id="rId203">
+        <w:r>
+          <w:rPr>
+            <w:rStyle w:val="Hyperlink"/>
+          </w:rPr>
+          <w:t xml:space="preserve">https://thedocs.worldbank.org/en/doc/74e8be41ceb20fa0da750cda2f6b9e4e-0050012026/related/CMO-Historical-Data-Monthly.xlsx</w:t>
+        </w:r>
+      </w:hyperlink>
+      <w:r>
+        <w:t xml:space="preserve">.</w:t>
+      </w:r>
+    </w:p>
+    <w:p>
+      <w:pPr>
+        <w:pStyle w:val="BodyText"/>
+      </w:pPr>
+      <w:r>
+        <w:rPr>
+          <w:b/>
+          <w:bCs/>
+        </w:rPr>
+        <w:t xml:space="preserve">S7. World Bank, Global Fuel Prices Database (April 2025 version).</w:t>
+      </w:r>
+      <w:r>
+        <w:t xml:space="preserve"> </w:t>
+      </w:r>
+      <w:r>
+        <w:t xml:space="preserve">We use the Philippine row, the Manila regular gasoline (RON 91) pump price in pesos per litre. File:</w:t>
+      </w:r>
+      <w:r>
+        <w:t xml:space="preserve"> </w:t>
+      </w:r>
+      <w:hyperlink r:id="rId204">
+        <w:r>
+          <w:rPr>
+            <w:rStyle w:val="Hyperlink"/>
+          </w:rPr>
+          <w:t xml:space="preserve">https://datacatalogfiles.worldbank.org/ddh-published/0066829/DR0095290/Global_Fuel_Prices_Database.xlsx</w:t>
+        </w:r>
+      </w:hyperlink>
+      <w:r>
+        <w:t xml:space="preserve">.</w:t>
+      </w:r>
+    </w:p>
+    <w:p>
+      <w:pPr>
+        <w:pStyle w:val="BodyText"/>
+      </w:pPr>
+      <w:r>
+        <w:rPr>
+          <w:b/>
+          <w:bCs/>
+        </w:rPr>
+        <w:t xml:space="preserve">S8. Bangko Sentral ng Pilipinas, peso–dollar exchange rate, monthly average.</w:t>
+      </w:r>
+      <w:r>
+        <w:t xml:space="preserve"> </w:t>
+      </w:r>
+      <w:r>
+        <w:t xml:space="preserve">File:</w:t>
+      </w:r>
+      <w:r>
+        <w:t xml:space="preserve"> </w:t>
+      </w:r>
+      <w:hyperlink r:id="rId205">
+        <w:r>
+          <w:rPr>
+            <w:rStyle w:val="Hyperlink"/>
+          </w:rPr>
+          <w:t xml:space="preserve">https://www.bsp.gov.ph/Statistics/External/pesodollar.xlsx</w:t>
+        </w:r>
+      </w:hyperlink>
+      <w:r>
+        <w:t xml:space="preserve">.</w:t>
+      </w:r>
+    </w:p>
+    <w:p>
+      <w:pPr>
+        <w:pStyle w:val="BodyText"/>
+      </w:pPr>
+      <w:r>
+        <w:rPr>
+          <w:b/>
+          <w:bCs/>
+        </w:rPr>
+        <w:t xml:space="preserve">S9. Bank for International Settlements, central bank policy rates, Philippines.</w:t>
+      </w:r>
+      <w:r>
+        <w:t xml:space="preserve"> </w:t>
+      </w:r>
+      <w:r>
+        <w:t xml:space="preserve">Data:</w:t>
+      </w:r>
+      <w:r>
+        <w:t xml:space="preserve"> </w:t>
+      </w:r>
+      <w:hyperlink r:id="rId206">
+        <w:r>
+          <w:rPr>
+            <w:rStyle w:val="Hyperlink"/>
+          </w:rPr>
+          <w:t xml:space="preserve">https://stats.bis.org/api/v1/data/WS_CBPOL/M.PH?format=csv</w:t>
+        </w:r>
+      </w:hyperlink>
+      <w:r>
+        <w:t xml:space="preserve">.</w:t>
+      </w:r>
+    </w:p>
+    <w:p>
+      <w:pPr>
+        <w:pStyle w:val="BodyText"/>
+      </w:pPr>
+      <w:r>
+        <w:rPr>
+          <w:b/>
+          <w:bCs/>
+        </w:rPr>
+        <w:t xml:space="preserve">S10. FAO Food Price Index, nominal, 2014–2016 = 100.</w:t>
+      </w:r>
+      <w:r>
+        <w:t xml:space="preserve"> </w:t>
+      </w:r>
+      <w:r>
+        <w:t xml:space="preserve">File:</w:t>
+      </w:r>
+      <w:r>
+        <w:t xml:space="preserve"> </w:t>
+      </w:r>
+      <w:hyperlink r:id="rId207">
+        <w:r>
+          <w:rPr>
+            <w:rStyle w:val="Hyperlink"/>
+          </w:rPr>
+          <w:t xml:space="preserve">https://www.fao.org/media/docs/worldfoodsituationlibraries/wfs-library/food_price_indices_data.csv</w:t>
+        </w:r>
+      </w:hyperlink>
+      <w:r>
+        <w:t xml:space="preserve">.</w:t>
+      </w:r>
+    </w:p>
+    <w:p>
+      <w:pPr>
+        <w:pStyle w:val="BodyText"/>
+      </w:pPr>
+      <w:r>
+        <w:rPr>
+          <w:b/>
+          <w:bCs/>
+        </w:rPr>
+        <w:t xml:space="preserve">S11. Eurostat, harmonised index of consumer prices (HICP), all items and fuels and lubricants (CP0722), 2015 = 100.</w:t>
+      </w:r>
+      <w:r>
+        <w:t xml:space="preserve"> </w:t>
+      </w:r>
+      <w:r>
+        <w:t xml:space="preserve">Data:</w:t>
+      </w:r>
+      <w:r>
+        <w:t xml:space="preserve"> </w:t>
+      </w:r>
+      <w:hyperlink r:id="rId208">
+        <w:r>
+          <w:rPr>
+            <w:rStyle w:val="Hyperlink"/>
+          </w:rPr>
+          <w:t xml:space="preserve">https://ec.europa.eu/eurostat/api/dissemination/sdmx/2.1/data/prc_hicp_midx/M.I15.CP00+CP0722.?format=TSV</w:t>
+        </w:r>
+      </w:hyperlink>
+      <w:r>
+        <w:t xml:space="preserve">.</w:t>
+      </w:r>
+    </w:p>
+    <w:p>
+      <w:pPr>
+        <w:pStyle w:val="BodyText"/>
+      </w:pPr>
+      <w:r>
+        <w:rPr>
+          <w:b/>
+          <w:bCs/>
+        </w:rPr>
+        <w:t xml:space="preserve">S12. European Commission, Weekly Oil Bulletin, price history with and without taxes.</w:t>
+      </w:r>
+      <w:r>
+        <w:t xml:space="preserve"> </w:t>
+      </w:r>
+      <w:r>
+        <w:t xml:space="preserve">File:</w:t>
+      </w:r>
+      <w:r>
+        <w:t xml:space="preserve"> </w:t>
+      </w:r>
+      <w:hyperlink r:id="rId209">
+        <w:r>
+          <w:rPr>
+            <w:rStyle w:val="Hyperlink"/>
+          </w:rPr>
+          <w:t xml:space="preserve">https://energy.ec.europa.eu/document/download/906e60ca-8b6a-44e7-8589-652854d2fd3f_en?filename=Weekly_Oil_Bulletin_Prices_History_maticni_4web.xlsx</w:t>
+        </w:r>
+      </w:hyperlink>
+      <w:r>
+        <w:t xml:space="preserve">.</w:t>
+      </w:r>
+    </w:p>
+    <w:p>
+      <w:pPr>
+        <w:pStyle w:val="BodyText"/>
+      </w:pPr>
+      <w:r>
+        <w:rPr>
+          <w:b/>
+          <w:bCs/>
+        </w:rPr>
+        <w:t xml:space="preserve">S13. Eurostat, euro–dollar exchange rate, monthly average.</w:t>
+      </w:r>
+      <w:r>
+        <w:t xml:space="preserve"> </w:t>
+      </w:r>
+      <w:r>
+        <w:t xml:space="preserve">We use it to convert Brent crude to euros. Data:</w:t>
+      </w:r>
+      <w:r>
+        <w:t xml:space="preserve"> </w:t>
+      </w:r>
+      <w:hyperlink r:id="rId210">
+        <w:r>
+          <w:rPr>
+            <w:rStyle w:val="Hyperlink"/>
+          </w:rPr>
+          <w:t xml:space="preserve">https://ec.europa.eu/eurostat/api/dissemination/sdmx/2.1/data/ert_bil_eur_m/M.AVG.NAC.USD?format=TSV</w:t>
+        </w:r>
+      </w:hyperlink>
+      <w:r>
+        <w:t xml:space="preserve">.</w:t>
+      </w:r>
+    </w:p>
+    <w:p>
+      <w:pPr>
+        <w:pStyle w:val="BodyText"/>
+      </w:pPr>
+      <w:r>
+        <w:rPr>
+          <w:b/>
+          <w:bCs/>
+        </w:rPr>
+        <w:t xml:space="preserve">S14. Reference coefficients.</w:t>
+      </w:r>
+      <w:r>
+        <w:t xml:space="preserve"> </w:t>
+      </w:r>
+      <w:r>
+        <w:t xml:space="preserve">These are the published estimates of Kpodar and Liu (2021, IMF Working Paper WP/21/271), typed from the paper’s figures and annex tables into</w:t>
+      </w:r>
+      <w:r>
+        <w:t xml:space="preserve"> </w:t>
+      </w:r>
+      <w:r>
+        <w:rPr>
+          <w:rStyle w:val="VerbatimChar"/>
+        </w:rPr>
+        <w:t xml:space="preserve">replication/kpodar_liu_2021_targets.csv</w:t>
+      </w:r>
+      <w:r>
+        <w:t xml:space="preserve">. Paper:</w:t>
+      </w:r>
+      <w:r>
+        <w:t xml:space="preserve"> </w:t>
+      </w:r>
+      <w:hyperlink r:id="rId211">
+        <w:r>
+          <w:rPr>
+            <w:rStyle w:val="Hyperlink"/>
+          </w:rPr>
+          <w:t xml:space="preserve">https://www.imf.org/en/publications/wp/issues/2021/11/12/the-distributional-implications-of-the-impact-of-fuel-price-increases-on-inflation-506822</w:t>
+        </w:r>
+      </w:hyperlink>
+      <w:r>
+        <w:t xml:space="preserve">.</w:t>
+      </w:r>
+    </w:p>
+    <w:p>
+      <w:pPr>
+        <w:pStyle w:val="BodyText"/>
+      </w:pPr>
+      <w:r>
+        <w:rPr>
+          <w:b/>
+          <w:bCs/>
+        </w:rPr>
+        <w:t xml:space="preserve">S15. 2026 policy facts.</w:t>
+      </w:r>
+      <w:r>
+        <w:t xml:space="preserve"> </w:t>
+      </w:r>
+      <w:r>
+        <w:t xml:space="preserve">These are the laws, executive orders and agency issuances cited in Chapter 5. Each one is listed with its source link and verification status in</w:t>
+      </w:r>
+      <w:r>
+        <w:t xml:space="preserve"> </w:t>
+      </w:r>
+      <w:r>
+        <w:rPr>
+          <w:rStyle w:val="VerbatimChar"/>
+        </w:rPr>
+        <w:t xml:space="preserve">paper/policy_context_2026.md</w:t>
+      </w:r>
+      <w:r>
+        <w:t xml:space="preserve">.</w:t>
+      </w:r>
+    </w:p>
+    <w:bookmarkEnd w:id="212"/>
+    <w:bookmarkStart w:id="213" w:name="X66672ab95d40962c96d227f39a50606d25e8d6c"/>
+    <w:p>
+      <w:pPr>
+        <w:pStyle w:val="Heading2"/>
+      </w:pPr>
+      <w:r>
+        <w:t xml:space="preserve">A.3 Sources, scripts and output files for each figure and table</w:t>
+      </w:r>
+    </w:p>
+    <w:p>
+      <w:pPr>
+        <w:pStyle w:val="FirstParagraph"/>
+      </w:pPr>
+      <w:r>
+        <w:t xml:space="preserve">Scripts are in</w:t>
+      </w:r>
+      <w:r>
+        <w:t xml:space="preserve"> </w:t>
+      </w:r>
+      <w:r>
+        <w:rPr>
+          <w:rStyle w:val="VerbatimChar"/>
+        </w:rPr>
+        <w:t xml:space="preserve">scripts/</w:t>
+      </w:r>
+      <w:r>
+        <w:t xml:space="preserve">, output tables in</w:t>
+      </w:r>
+      <w:r>
+        <w:t xml:space="preserve"> </w:t>
+      </w:r>
+      <w:r>
+        <w:rPr>
+          <w:rStyle w:val="VerbatimChar"/>
+        </w:rPr>
+        <w:t xml:space="preserve">output/tables/</w:t>
+      </w:r>
+      <w:r>
+        <w:t xml:space="preserve"> </w:t>
+      </w:r>
+      <w:r>
+        <w:t xml:space="preserve">and figures in</w:t>
+      </w:r>
+      <w:r>
+        <w:t xml:space="preserve"> </w:t>
+      </w:r>
+      <w:r>
+        <w:rPr>
+          <w:rStyle w:val="VerbatimChar"/>
+        </w:rPr>
+        <w:t xml:space="preserve">output/figures/</w:t>
+      </w:r>
+      <w:r>
+        <w:t xml:space="preserve">. Every script after the first two reads the processed files written by</w:t>
+      </w:r>
+      <w:r>
+        <w:t xml:space="preserve"> </w:t>
+      </w:r>
+      <w:r>
+        <w:rPr>
+          <w:rStyle w:val="VerbatimChar"/>
+        </w:rPr>
+        <w:t xml:space="preserve">02_clean_psa.py</w:t>
+      </w:r>
+      <w:r>
+        <w:t xml:space="preserve"> </w:t>
+      </w:r>
+      <w:r>
+        <w:t xml:space="preserve">and</w:t>
+      </w:r>
+      <w:r>
+        <w:t xml:space="preserve"> </w:t>
+      </w:r>
+      <w:r>
+        <w:rPr>
+          <w:rStyle w:val="VerbatimChar"/>
+        </w:rPr>
+        <w:t xml:space="preserve">03_build_panel.py</w:t>
+      </w:r>
+      <w:r>
+        <w:t xml:space="preserve">. The figures are written by</w:t>
+      </w:r>
+      <w:r>
+        <w:t xml:space="preserve"> </w:t>
+      </w:r>
+      <w:r>
+        <w:rPr>
+          <w:rStyle w:val="VerbatimChar"/>
+        </w:rPr>
+        <w:t xml:space="preserve">06_figures.py</w:t>
+      </w:r>
+      <w:r>
+        <w:t xml:space="preserve">, and the tables are inserted into this document by</w:t>
+      </w:r>
+      <w:r>
+        <w:t xml:space="preserve"> </w:t>
+      </w:r>
+      <w:r>
+        <w:rPr>
+          <w:rStyle w:val="VerbatimChar"/>
+        </w:rPr>
+        <w:t xml:space="preserve">08_paper.py</w:t>
+      </w:r>
+      <w:r>
+        <w:t xml:space="preserve">.</w:t>
+      </w:r>
+    </w:p>
+    <w:p>
+      <w:pPr>
+        <w:pStyle w:val="BodyText"/>
+      </w:pPr>
+      <w:r>
+        <w:rPr>
+          <w:b/>
+          <w:bCs/>
+        </w:rPr>
+        <w:t xml:space="preserve">Table A1. Sources, scripts and output files</w:t>
+      </w:r>
+    </w:p>
+    <w:tbl>
+      <w:tblPr>
+        <w:tblStyle w:val="Table"/>
+        <w:tblW w:type="pct" w:w="5000"/>
+        <w:tblLayout w:type="fixed"/>
+        <w:tblLook w:firstRow="1" w:lastRow="0" w:firstColumn="0" w:lastColumn="0" w:noHBand="0" w:noVBand="0" w:val="0020"/>
+      </w:tblPr>
+      <w:tblGrid>
+        <w:gridCol w:w="1584"/>
+        <w:gridCol w:w="1584"/>
+        <w:gridCol w:w="1584"/>
+        <w:gridCol w:w="1584"/>
+        <w:gridCol w:w="1584"/>
+      </w:tblGrid>
+      <w:tr>
+        <w:trPr>
+          <w:tblHeader w:val="on"/>
+        </w:trPr>
+        <w:tc>
+          <w:tcPr/>
+          <w:p>
+            <w:pPr>
+              <w:pStyle w:val="Compact"/>
+            </w:pPr>
+            <w:r>
+              <w:t xml:space="preserve">Item</w:t>
+            </w:r>
+          </w:p>
+        </w:tc>
+        <w:tc>
+          <w:tcPr/>
+          <w:p>
+            <w:pPr>
+              <w:pStyle w:val="Compact"/>
+            </w:pPr>
+            <w:r>
+              <w:t xml:space="preserve">Content</w:t>
+            </w:r>
+          </w:p>
+        </w:tc>
+        <w:tc>
+          <w:tcPr/>
+          <w:p>
+            <w:pPr>
+              <w:pStyle w:val="Compact"/>
+            </w:pPr>
+            <w:r>
+              <w:t xml:space="preserve">Sources</w:t>
+            </w:r>
+          </w:p>
+        </w:tc>
+        <w:tc>
+          <w:tcPr/>
+          <w:p>
+            <w:pPr>
+              <w:pStyle w:val="Compact"/>
+            </w:pPr>
+            <w:r>
+              <w:t xml:space="preserve">Computed by</w:t>
+            </w:r>
+          </w:p>
+        </w:tc>
+        <w:tc>
+          <w:tcPr/>
+          <w:p>
+            <w:pPr>
+              <w:pStyle w:val="Compact"/>
+            </w:pPr>
+            <w:r>
+              <w:t xml:space="preserve">Output file</w:t>
+            </w:r>
+          </w:p>
+        </w:tc>
+      </w:tr>
+      <w:tr>
+        <w:tc>
+          <w:tcPr/>
+          <w:p>
+            <w:pPr>
+              <w:pStyle w:val="Compact"/>
+            </w:pPr>
+            <w:r>
+              <w:t xml:space="preserve">Figure 1</w:t>
+            </w:r>
+          </w:p>
+        </w:tc>
+        <w:tc>
+          <w:tcPr/>
+          <w:p>
+            <w:pPr>
+              <w:pStyle w:val="Compact"/>
+            </w:pPr>
+            <w:r>
+              <w:t xml:space="preserve">Conceptual framework</w:t>
+            </w:r>
+          </w:p>
+        </w:tc>
+        <w:tc>
+          <w:tcPr/>
+          <w:p>
+            <w:pPr>
+              <w:pStyle w:val="Compact"/>
+            </w:pPr>
+            <w:r>
+              <w:t xml:space="preserve">—</w:t>
+            </w:r>
+          </w:p>
+        </w:tc>
+        <w:tc>
+          <w:tcPr/>
+          <w:p>
+            <w:pPr>
+              <w:pStyle w:val="Compact"/>
+            </w:pPr>
+            <w:r>
+              <w:t xml:space="preserve">06_figures.py</w:t>
+            </w:r>
+          </w:p>
+        </w:tc>
+        <w:tc>
+          <w:tcPr/>
+          <w:p>
+            <w:pPr>
+              <w:pStyle w:val="Compact"/>
+            </w:pPr>
+            <w:r>
+              <w:t xml:space="preserve">figw0_framework.png</w:t>
+            </w:r>
+          </w:p>
+        </w:tc>
+      </w:tr>
+      <w:tr>
+        <w:tc>
+          <w:tcPr/>
+          <w:p>
+            <w:pPr>
+              <w:pStyle w:val="Compact"/>
+            </w:pPr>
+            <w:r>
+              <w:t xml:space="preserve">Table 1</w:t>
+            </w:r>
+          </w:p>
+        </w:tc>
+        <w:tc>
+          <w:tcPr/>
+          <w:p>
+            <w:pPr>
+              <w:pStyle w:val="Compact"/>
+            </w:pPr>
+            <w:r>
+              <w:t xml:space="preserve">Data sources and variables</w:t>
+            </w:r>
+          </w:p>
+        </w:tc>
+        <w:tc>
+          <w:tcPr/>
+          <w:p>
+            <w:pPr>
+              <w:pStyle w:val="Compact"/>
+            </w:pPr>
+            <w:r>
+              <w:t xml:space="preserve">S1–S13</w:t>
+            </w:r>
+          </w:p>
+        </w:tc>
+        <w:tc>
+          <w:tcPr/>
+          <w:p>
+            <w:pPr>
+              <w:pStyle w:val="Compact"/>
+            </w:pPr>
+            <w:r>
+              <w:t xml:space="preserve">—</w:t>
+            </w:r>
+          </w:p>
+        </w:tc>
+        <w:tc>
+          <w:tcPr/>
+          <w:p>
+            <w:pPr>
+              <w:pStyle w:val="Compact"/>
+            </w:pPr>
+            <w:r>
+              <w:t xml:space="preserve">—</w:t>
+            </w:r>
+          </w:p>
+        </w:tc>
+      </w:tr>
+      <w:tr>
+        <w:tc>
+          <w:tcPr/>
+          <w:p>
+            <w:pPr>
+              <w:pStyle w:val="Compact"/>
+            </w:pPr>
+            <w:r>
+              <w:t xml:space="preserve">Table 2</w:t>
+            </w:r>
+          </w:p>
+        </w:tc>
+        <w:tc>
+          <w:tcPr/>
+          <w:p>
+            <w:pPr>
+              <w:pStyle w:val="Compact"/>
+            </w:pPr>
+            <w:r>
+              <w:t xml:space="preserve">Summary statistics</w:t>
+            </w:r>
+          </w:p>
+        </w:tc>
+        <w:tc>
+          <w:tcPr/>
+          <w:p>
+            <w:pPr>
+              <w:pStyle w:val="Compact"/>
+            </w:pPr>
+            <w:r>
+              <w:t xml:space="preserve">S1–S4</w:t>
+            </w:r>
+          </w:p>
+        </w:tc>
+        <w:tc>
+          <w:tcPr/>
+          <w:p>
+            <w:pPr>
+              <w:pStyle w:val="Compact"/>
+            </w:pPr>
+            <w:r>
+              <w:t xml:space="preserve">09_descriptive.py</w:t>
+            </w:r>
+          </w:p>
+        </w:tc>
+        <w:tc>
+          <w:tcPr/>
+          <w:p>
+            <w:pPr>
+              <w:pStyle w:val="Compact"/>
+            </w:pPr>
+            <w:r>
+              <w:t xml:space="preserve">desc_summary.csv</w:t>
+            </w:r>
+          </w:p>
+        </w:tc>
+      </w:tr>
+      <w:tr>
+        <w:tc>
+          <w:tcPr/>
+          <w:p>
+            <w:pPr>
+              <w:pStyle w:val="Compact"/>
+            </w:pPr>
+            <w:r>
+              <w:t xml:space="preserve">Figure 2</w:t>
+            </w:r>
+          </w:p>
+        </w:tc>
+        <w:tc>
+          <w:tcPr/>
+          <w:p>
+            <w:pPr>
+              <w:pStyle w:val="Compact"/>
+            </w:pPr>
+            <w:r>
+              <w:t xml:space="preserve">Inflation trends and the gap</w:t>
+            </w:r>
+          </w:p>
+        </w:tc>
+        <w:tc>
+          <w:tcPr/>
+          <w:p>
+            <w:pPr>
+              <w:pStyle w:val="Compact"/>
+            </w:pPr>
+            <w:r>
+              <w:t xml:space="preserve">S1–S4</w:t>
+            </w:r>
+          </w:p>
+        </w:tc>
+        <w:tc>
+          <w:tcPr/>
+          <w:p>
+            <w:pPr>
+              <w:pStyle w:val="Compact"/>
+            </w:pPr>
+            <w:r>
+              <w:t xml:space="preserve">09_descriptive.py</w:t>
+            </w:r>
+          </w:p>
+        </w:tc>
+        <w:tc>
+          <w:tcPr/>
+          <w:p>
+            <w:pPr>
+              <w:pStyle w:val="Compact"/>
+            </w:pPr>
+            <w:r>
+              <w:t xml:space="preserve">desc_yoy_national.csv; figd1_trends.png</w:t>
+            </w:r>
+          </w:p>
+        </w:tc>
+      </w:tr>
+      <w:tr>
+        <w:tc>
+          <w:tcPr/>
+          <w:p>
+            <w:pPr>
+              <w:pStyle w:val="Compact"/>
+            </w:pPr>
+            <w:r>
+              <w:t xml:space="preserve">Table 3</w:t>
+            </w:r>
+          </w:p>
+        </w:tc>
+        <w:tc>
+          <w:tcPr/>
+          <w:p>
+            <w:pPr>
+              <w:pStyle w:val="Compact"/>
+            </w:pPr>
+            <w:r>
+              <w:t xml:space="preserve">Annual inflation</w:t>
+            </w:r>
+          </w:p>
+        </w:tc>
+        <w:tc>
+          <w:tcPr/>
+          <w:p>
+            <w:pPr>
+              <w:pStyle w:val="Compact"/>
+            </w:pPr>
+            <w:r>
+              <w:t xml:space="preserve">S1–S4</w:t>
+            </w:r>
+          </w:p>
+        </w:tc>
+        <w:tc>
+          <w:tcPr/>
+          <w:p>
+            <w:pPr>
+              <w:pStyle w:val="Compact"/>
+            </w:pPr>
+            <w:r>
+              <w:t xml:space="preserve">09_descriptive.py</w:t>
+            </w:r>
+          </w:p>
+        </w:tc>
+        <w:tc>
+          <w:tcPr/>
+          <w:p>
+            <w:pPr>
+              <w:pStyle w:val="Compact"/>
+            </w:pPr>
+            <w:r>
+              <w:t xml:space="preserve">desc_annual.csv</w:t>
+            </w:r>
+          </w:p>
+        </w:tc>
+      </w:tr>
+      <w:tr>
+        <w:tc>
+          <w:tcPr/>
+          <w:p>
+            <w:pPr>
+              <w:pStyle w:val="Compact"/>
+            </w:pPr>
+            <w:r>
+              <w:t xml:space="preserve">Table 4</w:t>
+            </w:r>
+          </w:p>
+        </w:tc>
+        <w:tc>
+          <w:tcPr/>
+          <w:p>
+            <w:pPr>
+              <w:pStyle w:val="Compact"/>
+            </w:pPr>
+            <w:r>
+              <w:t xml:space="preserve">Fuel-shock episodes</w:t>
+            </w:r>
+          </w:p>
+        </w:tc>
+        <w:tc>
+          <w:tcPr/>
+          <w:p>
+            <w:pPr>
+              <w:pStyle w:val="Compact"/>
+            </w:pPr>
+            <w:r>
+              <w:t xml:space="preserve">S1–S4</w:t>
+            </w:r>
+          </w:p>
+        </w:tc>
+        <w:tc>
+          <w:tcPr/>
+          <w:p>
+            <w:pPr>
+              <w:pStyle w:val="Compact"/>
+            </w:pPr>
+            <w:r>
+              <w:t xml:space="preserve">09_descriptive.py</w:t>
+            </w:r>
+          </w:p>
+        </w:tc>
+        <w:tc>
+          <w:tcPr/>
+          <w:p>
+            <w:pPr>
+              <w:pStyle w:val="Compact"/>
+            </w:pPr>
+            <w:r>
+              <w:t xml:space="preserve">desc_episodes.csv</w:t>
+            </w:r>
+          </w:p>
+        </w:tc>
+      </w:tr>
+      <w:tr>
+        <w:tc>
+          <w:tcPr/>
+          <w:p>
+            <w:pPr>
+              <w:pStyle w:val="Compact"/>
+            </w:pPr>
+            <w:r>
+              <w:t xml:space="preserve">Table 5</w:t>
+            </w:r>
+          </w:p>
+        </w:tc>
+        <w:tc>
+          <w:tcPr/>
+          <w:p>
+            <w:pPr>
+              <w:pStyle w:val="Compact"/>
+            </w:pPr>
+            <w:r>
+              <w:t xml:space="preserve">Cross-correlations</w:t>
+            </w:r>
+          </w:p>
+        </w:tc>
+        <w:tc>
+          <w:tcPr/>
+          <w:p>
+            <w:pPr>
+              <w:pStyle w:val="Compact"/>
+            </w:pPr>
+            <w:r>
+              <w:t xml:space="preserve">S1–S4</w:t>
+            </w:r>
+          </w:p>
+        </w:tc>
+        <w:tc>
+          <w:tcPr/>
+          <w:p>
+            <w:pPr>
+              <w:pStyle w:val="Compact"/>
+            </w:pPr>
+            <w:r>
+              <w:t xml:space="preserve">09_descriptive.py</w:t>
+            </w:r>
+          </w:p>
+        </w:tc>
+        <w:tc>
+          <w:tcPr/>
+          <w:p>
+            <w:pPr>
+              <w:pStyle w:val="Compact"/>
+            </w:pPr>
+            <w:r>
+              <w:t xml:space="preserve">desc_crosscorr.csv</w:t>
+            </w:r>
+          </w:p>
+        </w:tc>
+      </w:tr>
+      <w:tr>
+        <w:tc>
+          <w:tcPr/>
+          <w:p>
+            <w:pPr>
+              <w:pStyle w:val="Compact"/>
+            </w:pPr>
+            <w:r>
+              <w:t xml:space="preserve">Figure 3</w:t>
+            </w:r>
+          </w:p>
+        </w:tc>
+        <w:tc>
+          <w:tcPr/>
+          <w:p>
+            <w:pPr>
+              <w:pStyle w:val="Compact"/>
+            </w:pPr>
+            <w:r>
+              <w:t xml:space="preserve">Regional inflation and gap</w:t>
+            </w:r>
+          </w:p>
+        </w:tc>
+        <w:tc>
+          <w:tcPr/>
+          <w:p>
+            <w:pPr>
+              <w:pStyle w:val="Compact"/>
+            </w:pPr>
+            <w:r>
+              <w:t xml:space="preserve">S1–S5</w:t>
+            </w:r>
+          </w:p>
+        </w:tc>
+        <w:tc>
+          <w:tcPr/>
+          <w:p>
+            <w:pPr>
+              <w:pStyle w:val="Compact"/>
+            </w:pPr>
+            <w:r>
+              <w:t xml:space="preserve">09_descriptive.py</w:t>
+            </w:r>
+          </w:p>
+        </w:tc>
+        <w:tc>
+          <w:tcPr/>
+          <w:p>
+            <w:pPr>
+              <w:pStyle w:val="Compact"/>
+            </w:pPr>
+            <w:r>
+              <w:t xml:space="preserve">desc_regional.csv; figd2_regional.png</w:t>
+            </w:r>
+          </w:p>
+        </w:tc>
+      </w:tr>
+      <w:tr>
+        <w:tc>
+          <w:tcPr/>
+          <w:p>
+            <w:pPr>
+              <w:pStyle w:val="Compact"/>
+            </w:pPr>
+            <w:r>
+              <w:t xml:space="preserve">Table 6</w:t>
+            </w:r>
+          </w:p>
+        </w:tc>
+        <w:tc>
+          <w:tcPr/>
+          <w:p>
+            <w:pPr>
+              <w:pStyle w:val="Compact"/>
+            </w:pPr>
+            <w:r>
+              <w:t xml:space="preserve">Regional summary</w:t>
+            </w:r>
+          </w:p>
+        </w:tc>
+        <w:tc>
+          <w:tcPr/>
+          <w:p>
+            <w:pPr>
+              <w:pStyle w:val="Compact"/>
+            </w:pPr>
+            <w:r>
+              <w:t xml:space="preserve">S1–S5</w:t>
+            </w:r>
+          </w:p>
+        </w:tc>
+        <w:tc>
+          <w:tcPr/>
+          <w:p>
+            <w:pPr>
+              <w:pStyle w:val="Compact"/>
+            </w:pPr>
+            <w:r>
+              <w:t xml:space="preserve">09_descriptive.py</w:t>
+            </w:r>
+          </w:p>
+        </w:tc>
+        <w:tc>
+          <w:tcPr/>
+          <w:p>
+            <w:pPr>
+              <w:pStyle w:val="Compact"/>
+            </w:pPr>
+            <w:r>
+              <w:t xml:space="preserve">desc_regional.csv</w:t>
+            </w:r>
+          </w:p>
+        </w:tc>
+      </w:tr>
+      <w:tr>
+        <w:tc>
+          <w:tcPr/>
+          <w:p>
+            <w:pPr>
+              <w:pStyle w:val="Compact"/>
+            </w:pPr>
+            <w:r>
+              <w:t xml:space="preserve">Table 7</w:t>
+            </w:r>
+          </w:p>
+        </w:tc>
+        <w:tc>
+          <w:tcPr/>
+          <w:p>
+            <w:pPr>
+              <w:pStyle w:val="Compact"/>
+            </w:pPr>
+            <w:r>
+              <w:t xml:space="preserve">Unit-root tests</w:t>
+            </w:r>
+          </w:p>
+        </w:tc>
+        <w:tc>
+          <w:tcPr/>
+          <w:p>
+            <w:pPr>
+              <w:pStyle w:val="Compact"/>
+            </w:pPr>
+            <w:r>
+              <w:t xml:space="preserve">S1–S4</w:t>
+            </w:r>
+          </w:p>
+        </w:tc>
+        <w:tc>
+          <w:tcPr/>
+          <w:p>
+            <w:pPr>
+              <w:pStyle w:val="Compact"/>
+            </w:pPr>
+            <w:r>
+              <w:t xml:space="preserve">09_descriptive.py</w:t>
+            </w:r>
+          </w:p>
+        </w:tc>
+        <w:tc>
+          <w:tcPr/>
+          <w:p>
+            <w:pPr>
+              <w:pStyle w:val="Compact"/>
+            </w:pPr>
+            <w:r>
+              <w:t xml:space="preserve">desc_adf.csv</w:t>
+            </w:r>
+          </w:p>
+        </w:tc>
+      </w:tr>
+      <w:tr>
+        <w:tc>
+          <w:tcPr/>
+          <w:p>
+            <w:pPr>
+              <w:pStyle w:val="Compact"/>
+            </w:pPr>
+            <w:r>
+              <w:t xml:space="preserve">Table 8</w:t>
+            </w:r>
+          </w:p>
+        </w:tc>
+        <w:tc>
+          <w:tcPr/>
+          <w:p>
+            <w:pPr>
+              <w:pStyle w:val="Compact"/>
+            </w:pPr>
+            <w:r>
+              <w:t xml:space="preserve">Validation against the reference study</w:t>
+            </w:r>
+          </w:p>
+        </w:tc>
+        <w:tc>
+          <w:tcPr/>
+          <w:p>
+            <w:pPr>
+              <w:pStyle w:val="Compact"/>
+            </w:pPr>
+            <w:r>
+              <w:t xml:space="preserve">S1, S3, S6, S11–S14</w:t>
+            </w:r>
+          </w:p>
+        </w:tc>
+        <w:tc>
+          <w:tcPr/>
+          <w:p>
+            <w:pPr>
+              <w:pStyle w:val="Compact"/>
+            </w:pPr>
+            <w:r>
+              <w:t xml:space="preserve">04_replicate.py</w:t>
+            </w:r>
+          </w:p>
+        </w:tc>
+        <w:tc>
+          <w:tcPr/>
+          <w:p>
+            <w:pPr>
+              <w:pStyle w:val="Compact"/>
+            </w:pPr>
+            <w:r>
+              <w:t xml:space="preserve">replication_eu_ph.csv; replication_gate.csv</w:t>
+            </w:r>
+          </w:p>
+        </w:tc>
+      </w:tr>
+      <w:tr>
+        <w:tc>
+          <w:tcPr/>
+          <w:p>
+            <w:pPr>
+              <w:pStyle w:val="Compact"/>
+            </w:pPr>
+            <w:r>
+              <w:t xml:space="preserve">Figure 4, Table 9</w:t>
+            </w:r>
+          </w:p>
+        </w:tc>
+        <w:tc>
+          <w:tcPr/>
+          <w:p>
+            <w:pPr>
+              <w:pStyle w:val="Compact"/>
+            </w:pPr>
+            <w:r>
+              <w:t xml:space="preserve">Pass-through to the price level and the gap</w:t>
+            </w:r>
+          </w:p>
+        </w:tc>
+        <w:tc>
+          <w:tcPr/>
+          <w:p>
+            <w:pPr>
+              <w:pStyle w:val="Compact"/>
+            </w:pPr>
+            <w:r>
+              <w:t xml:space="preserve">S1–S4</w:t>
+            </w:r>
+          </w:p>
+        </w:tc>
+        <w:tc>
+          <w:tcPr/>
+          <w:p>
+            <w:pPr>
+              <w:pStyle w:val="Compact"/>
+            </w:pPr>
+            <w:r>
+              <w:t xml:space="preserve">05_estimate.py</w:t>
+            </w:r>
+          </w:p>
+        </w:tc>
+        <w:tc>
+          <w:tcPr/>
+          <w:p>
+            <w:pPr>
+              <w:pStyle w:val="Compact"/>
+            </w:pPr>
+            <w:r>
+              <w:t xml:space="preserve">estimates.csv; fig1_rq1_passthrough.png</w:t>
+            </w:r>
+          </w:p>
+        </w:tc>
+      </w:tr>
+      <w:tr>
+        <w:tc>
+          <w:tcPr/>
+          <w:p>
+            <w:pPr>
+              <w:pStyle w:val="Compact"/>
+            </w:pPr>
+            <w:r>
+              <w:t xml:space="preserve">Figure 5</w:t>
+            </w:r>
+          </w:p>
+        </w:tc>
+        <w:tc>
+          <w:tcPr/>
+          <w:p>
+            <w:pPr>
+              <w:pStyle w:val="Compact"/>
+            </w:pPr>
+            <w:r>
+              <w:t xml:space="preserve">Response of the gap, national and panel</w:t>
+            </w:r>
+          </w:p>
+        </w:tc>
+        <w:tc>
+          <w:tcPr/>
+          <w:p>
+            <w:pPr>
+              <w:pStyle w:val="Compact"/>
+            </w:pPr>
+            <w:r>
+              <w:t xml:space="preserve">S1–S4</w:t>
+            </w:r>
+          </w:p>
+        </w:tc>
+        <w:tc>
+          <w:tcPr/>
+          <w:p>
+            <w:pPr>
+              <w:pStyle w:val="Compact"/>
+            </w:pPr>
+            <w:r>
+              <w:t xml:space="preserve">05_estimate.py</w:t>
+            </w:r>
+          </w:p>
+        </w:tc>
+        <w:tc>
+          <w:tcPr/>
+          <w:p>
+            <w:pPr>
+              <w:pStyle w:val="Compact"/>
+            </w:pPr>
+            <w:r>
+              <w:t xml:space="preserve">estimates.csv; fig2_rq2_rq4_ratio.png</w:t>
+            </w:r>
+          </w:p>
+        </w:tc>
+      </w:tr>
+      <w:tr>
+        <w:tc>
+          <w:tcPr/>
+          <w:p>
+            <w:pPr>
+              <w:pStyle w:val="Compact"/>
+            </w:pPr>
+            <w:r>
+              <w:t xml:space="preserve">Figure 6, Table 10</w:t>
+            </w:r>
+          </w:p>
+        </w:tc>
+        <w:tc>
+          <w:tcPr/>
+          <w:p>
+            <w:pPr>
+              <w:pStyle w:val="Compact"/>
+            </w:pPr>
+            <w:r>
+              <w:t xml:space="preserve">Pass-through by CPI division</w:t>
+            </w:r>
+          </w:p>
+        </w:tc>
+        <w:tc>
+          <w:tcPr/>
+          <w:p>
+            <w:pPr>
+              <w:pStyle w:val="Compact"/>
+            </w:pPr>
+            <w:r>
+              <w:t xml:space="preserve">S1, S3</w:t>
+            </w:r>
+          </w:p>
+        </w:tc>
+        <w:tc>
+          <w:tcPr/>
+          <w:p>
+            <w:pPr>
+              <w:pStyle w:val="Compact"/>
+            </w:pPr>
+            <w:r>
+              <w:t xml:space="preserve">05_estimate.py</w:t>
+            </w:r>
+          </w:p>
+        </w:tc>
+        <w:tc>
+          <w:tcPr/>
+          <w:p>
+            <w:pPr>
+              <w:pStyle w:val="Compact"/>
+            </w:pPr>
+            <w:r>
+              <w:t xml:space="preserve">estimates.csv; rq3_gap_decomposition.csv; fig3_rq3_components.png</w:t>
+            </w:r>
+          </w:p>
+        </w:tc>
+      </w:tr>
+      <w:tr>
+        <w:tc>
+          <w:tcPr/>
+          <w:p>
+            <w:pPr>
+              <w:pStyle w:val="Compact"/>
+            </w:pPr>
+            <w:r>
+              <w:t xml:space="preserve">Figure 7, Table 11</w:t>
+            </w:r>
+          </w:p>
+        </w:tc>
+        <w:tc>
+          <w:tcPr/>
+          <w:p>
+            <w:pPr>
+              <w:pStyle w:val="Compact"/>
+            </w:pPr>
+            <w:r>
+              <w:t xml:space="preserve">Regional groups</w:t>
+            </w:r>
+          </w:p>
+        </w:tc>
+        <w:tc>
+          <w:tcPr/>
+          <w:p>
+            <w:pPr>
+              <w:pStyle w:val="Compact"/>
+            </w:pPr>
+            <w:r>
+              <w:t xml:space="preserve">S1–S5</w:t>
+            </w:r>
+          </w:p>
+        </w:tc>
+        <w:tc>
+          <w:tcPr/>
+          <w:p>
+            <w:pPr>
+              <w:pStyle w:val="Compact"/>
+            </w:pPr>
+            <w:r>
+              <w:t xml:space="preserve">05_estimate.py</w:t>
+            </w:r>
+          </w:p>
+        </w:tc>
+        <w:tc>
+          <w:tcPr/>
+          <w:p>
+            <w:pPr>
+              <w:pStyle w:val="Compact"/>
+            </w:pPr>
+            <w:r>
+              <w:t xml:space="preserve">estimates.csv; region_groups.csv; fig4_rq4_groups.png</w:t>
+            </w:r>
+          </w:p>
+        </w:tc>
+      </w:tr>
+      <w:tr>
+        <w:tc>
+          <w:tcPr/>
+          <w:p>
+            <w:pPr>
+              <w:pStyle w:val="Compact"/>
+            </w:pPr>
+            <w:r>
+              <w:t xml:space="preserve">Figure 8, Table 12</w:t>
+            </w:r>
+          </w:p>
+        </w:tc>
+        <w:tc>
+          <w:tcPr/>
+          <w:p>
+            <w:pPr>
+              <w:pStyle w:val="Compact"/>
+            </w:pPr>
+            <w:r>
+              <w:t xml:space="preserve">Robustness</w:t>
+            </w:r>
+          </w:p>
+        </w:tc>
+        <w:tc>
+          <w:tcPr/>
+          <w:p>
+            <w:pPr>
+              <w:pStyle w:val="Compact"/>
+            </w:pPr>
+            <w:r>
+              <w:t xml:space="preserve">S1–S10</w:t>
+            </w:r>
+          </w:p>
+        </w:tc>
+        <w:tc>
+          <w:tcPr/>
+          <w:p>
+            <w:pPr>
+              <w:pStyle w:val="Compact"/>
+            </w:pPr>
+            <w:r>
+              <w:t xml:space="preserve">05_estimate.py</w:t>
+            </w:r>
+          </w:p>
+        </w:tc>
+        <w:tc>
+          <w:tcPr/>
+          <w:p>
+            <w:pPr>
+              <w:pStyle w:val="Compact"/>
+            </w:pPr>
+            <w:r>
+              <w:t xml:space="preserve">estimates.csv; fig5_robustness.png</w:t>
+            </w:r>
+          </w:p>
+        </w:tc>
+      </w:tr>
+      <w:tr>
+        <w:tc>
+          <w:tcPr/>
+          <w:p>
+            <w:pPr>
+              <w:pStyle w:val="Compact"/>
+            </w:pPr>
+            <w:r>
+              <w:t xml:space="preserve">Figure 9</w:t>
+            </w:r>
+          </w:p>
+        </w:tc>
+        <w:tc>
+          <w:tcPr/>
+          <w:p>
+            <w:pPr>
+              <w:pStyle w:val="Compact"/>
+            </w:pPr>
+            <w:r>
+              <w:t xml:space="preserve">2026: actual and predicted</w:t>
+            </w:r>
+          </w:p>
+        </w:tc>
+        <w:tc>
+          <w:tcPr/>
+          <w:p>
+            <w:pPr>
+              <w:pStyle w:val="Compact"/>
+            </w:pPr>
+            <w:r>
+              <w:t xml:space="preserve">S1–S4</w:t>
+            </w:r>
+          </w:p>
+        </w:tc>
+        <w:tc>
+          <w:tcPr/>
+          <w:p>
+            <w:pPr>
+              <w:pStyle w:val="Compact"/>
+            </w:pPr>
+            <w:r>
+              <w:t xml:space="preserve">07_episode_2026.py</w:t>
+            </w:r>
+          </w:p>
+        </w:tc>
+        <w:tc>
+          <w:tcPr/>
+          <w:p>
+            <w:pPr>
+              <w:pStyle w:val="Compact"/>
+            </w:pPr>
+            <w:r>
+              <w:t xml:space="preserve">e1_national_2026.csv; fig6_2026_out_of_sample.png</w:t>
+            </w:r>
+          </w:p>
+        </w:tc>
+      </w:tr>
+      <w:tr>
+        <w:tc>
+          <w:tcPr/>
+          <w:p>
+            <w:pPr>
+              <w:pStyle w:val="Compact"/>
+            </w:pPr>
+            <w:r>
+              <w:t xml:space="preserve">Table 13</w:t>
+            </w:r>
+          </w:p>
+        </w:tc>
+        <w:tc>
+          <w:tcPr/>
+          <w:p>
+            <w:pPr>
+              <w:pStyle w:val="Compact"/>
+            </w:pPr>
+            <w:r>
+              <w:t xml:space="preserve">2026 by region; peso cost</w:t>
+            </w:r>
+          </w:p>
+        </w:tc>
+        <w:tc>
+          <w:tcPr/>
+          <w:p>
+            <w:pPr>
+              <w:pStyle w:val="Compact"/>
+            </w:pPr>
+            <w:r>
+              <w:t xml:space="preserve">S1–S5</w:t>
+            </w:r>
+          </w:p>
+        </w:tc>
+        <w:tc>
+          <w:tcPr/>
+          <w:p>
+            <w:pPr>
+              <w:pStyle w:val="Compact"/>
+            </w:pPr>
+            <w:r>
+              <w:t xml:space="preserve">07_episode_2026.py</w:t>
+            </w:r>
+          </w:p>
+        </w:tc>
+        <w:tc>
+          <w:tcPr/>
+          <w:p>
+            <w:pPr>
+              <w:pStyle w:val="Compact"/>
+            </w:pPr>
+            <w:r>
+              <w:t xml:space="preserve">e2_regional_2026.csv</w:t>
+            </w:r>
+          </w:p>
+        </w:tc>
+      </w:tr>
+      <w:tr>
+        <w:tc>
+          <w:tcPr/>
+          <w:p>
+            <w:pPr>
+              <w:pStyle w:val="Compact"/>
+            </w:pPr>
+            <w:r>
+              <w:t xml:space="preserve">Figure 10</w:t>
+            </w:r>
+          </w:p>
+        </w:tc>
+        <w:tc>
+          <w:tcPr/>
+          <w:p>
+            <w:pPr>
+              <w:pStyle w:val="Compact"/>
+            </w:pPr>
+            <w:r>
+              <w:t xml:space="preserve">2026 gap by item</w:t>
+            </w:r>
+          </w:p>
+        </w:tc>
+        <w:tc>
+          <w:tcPr/>
+          <w:p>
+            <w:pPr>
+              <w:pStyle w:val="Compact"/>
+            </w:pPr>
+            <w:r>
+              <w:t xml:space="preserve">S2, S4</w:t>
+            </w:r>
+          </w:p>
+        </w:tc>
+        <w:tc>
+          <w:tcPr/>
+          <w:p>
+            <w:pPr>
+              <w:pStyle w:val="Compact"/>
+            </w:pPr>
+            <w:r>
+              <w:t xml:space="preserve">07_episode_2026.py</w:t>
+            </w:r>
+          </w:p>
+        </w:tc>
+        <w:tc>
+          <w:tcPr/>
+          <w:p>
+            <w:pPr>
+              <w:pStyle w:val="Compact"/>
+            </w:pPr>
+            <w:r>
+              <w:t xml:space="preserve">e5_decomposition_2026.csv; fig7_2026_gap_decomposition.png</w:t>
+            </w:r>
+          </w:p>
+        </w:tc>
+      </w:tr>
+      <w:tr>
+        <w:tc>
+          <w:tcPr/>
+          <w:p>
+            <w:pPr>
+              <w:pStyle w:val="Compact"/>
+            </w:pPr>
+            <w:r>
+              <w:t xml:space="preserve">Table 14</w:t>
+            </w:r>
+          </w:p>
+        </w:tc>
+        <w:tc>
+          <w:tcPr/>
+          <w:p>
+            <w:pPr>
+              <w:pStyle w:val="Compact"/>
+            </w:pPr>
+            <w:r>
+              <w:t xml:space="preserve">Household fuels, fares, cereals</w:t>
+            </w:r>
+          </w:p>
+        </w:tc>
+        <w:tc>
+          <w:tcPr/>
+          <w:p>
+            <w:pPr>
+              <w:pStyle w:val="Compact"/>
+            </w:pPr>
+            <w:r>
+              <w:t xml:space="preserve">S1, S3</w:t>
+            </w:r>
+          </w:p>
+        </w:tc>
+        <w:tc>
+          <w:tcPr/>
+          <w:p>
+            <w:pPr>
+              <w:pStyle w:val="Compact"/>
+            </w:pPr>
+            <w:r>
+              <w:t xml:space="preserve">07_episode_2026.py</w:t>
+            </w:r>
+          </w:p>
+        </w:tc>
+        <w:tc>
+          <w:tcPr/>
+          <w:p>
+            <w:pPr>
+              <w:pStyle w:val="Compact"/>
+            </w:pPr>
+            <w:r>
+              <w:t xml:space="preserve">e4_mechanism.csv</w:t>
+            </w:r>
+          </w:p>
+        </w:tc>
+      </w:tr>
+      <w:tr>
+        <w:tc>
+          <w:tcPr/>
+          <w:p>
+            <w:pPr>
+              <w:pStyle w:val="Compact"/>
+            </w:pPr>
+            <w:r>
+              <w:t xml:space="preserve">Table 15</w:t>
+            </w:r>
+          </w:p>
+        </w:tc>
+        <w:tc>
+          <w:tcPr/>
+          <w:p>
+            <w:pPr>
+              <w:pStyle w:val="Compact"/>
+            </w:pPr>
+            <w:r>
+              <w:t xml:space="preserve">Policy instruments</w:t>
+            </w:r>
+          </w:p>
+        </w:tc>
+        <w:tc>
+          <w:tcPr/>
+          <w:p>
+            <w:pPr>
+              <w:pStyle w:val="Compact"/>
+            </w:pPr>
+            <w:r>
+              <w:t xml:space="preserve">S15; Tables 9–14</w:t>
+            </w:r>
+          </w:p>
+        </w:tc>
+        <w:tc>
+          <w:tcPr/>
+          <w:p>
+            <w:pPr>
+              <w:pStyle w:val="Compact"/>
+            </w:pPr>
+            <w:r>
+              <w:t xml:space="preserve">—</w:t>
+            </w:r>
+          </w:p>
+        </w:tc>
+        <w:tc>
+          <w:tcPr/>
+          <w:p>
+            <w:pPr>
+              <w:pStyle w:val="Compact"/>
+            </w:pPr>
+            <w:r>
+              <w:t xml:space="preserve">—</w:t>
+            </w:r>
+          </w:p>
+        </w:tc>
+      </w:tr>
+    </w:tbl>
+    <w:p>
+      <w:pPr>
+        <w:pStyle w:val="BodyText"/>
+      </w:pPr>
+      <w:r>
+        <w:rPr>
+          <w:i/>
+          <w:iCs/>
+        </w:rPr>
+        <w:t xml:space="preserve">Notes:</w:t>
+      </w:r>
+      <w:r>
+        <w:t xml:space="preserve"> </w:t>
+      </w:r>
+      <w:r>
+        <w:t xml:space="preserve">S1–S4 enter as the national and regional all-income CPI, the bottom-30% CPI and the fuel index (07.2.2), spliced and chained by</w:t>
+      </w:r>
+      <w:r>
+        <w:t xml:space="preserve"> </w:t>
+      </w:r>
+      <w:r>
+        <w:rPr>
+          <w:rStyle w:val="VerbatimChar"/>
+        </w:rPr>
+        <w:t xml:space="preserve">03_build_panel.py</w:t>
+      </w:r>
+      <w:r>
+        <w:t xml:space="preserve"> </w:t>
+      </w:r>
+      <w:r>
+        <w:t xml:space="preserve">(decisions D6 and D7). Robustness (Table 12) also uses S6 and S8 (Dubai crude in pesos), S7 (pump price), S9 (policy rate) and S10 (world food prices). Every number in the text comes from</w:t>
+      </w:r>
+      <w:r>
+        <w:t xml:space="preserve"> </w:t>
+      </w:r>
+      <w:r>
+        <w:rPr>
+          <w:rStyle w:val="VerbatimChar"/>
+        </w:rPr>
+        <w:t xml:space="preserve">output/tables/paper_numbers.json</w:t>
+      </w:r>
+      <w:r>
+        <w:t xml:space="preserve">, which</w:t>
+      </w:r>
+      <w:r>
+        <w:t xml:space="preserve"> </w:t>
+      </w:r>
+      <w:r>
+        <w:rPr>
+          <w:rStyle w:val="VerbatimChar"/>
+        </w:rPr>
+        <w:t xml:space="preserve">08_paper.py</w:t>
+      </w:r>
+      <w:r>
+        <w:t xml:space="preserve"> </w:t>
+      </w:r>
+      <w:r>
+        <w:t xml:space="preserve">writes from the files above.</w:t>
+      </w:r>
+    </w:p>
+    <w:bookmarkEnd w:id="213"/>
+    <w:bookmarkEnd w:id="214"/>
     <w:sectPr>
-      <w:footnotePr>
-        <w:numRestart w:val="eachSect"/>
-      </w:footnotePr>
+      <w:footerReference r:id="rId9" w:type="default"/>
+      <w:pgSz w:h="15840" w:w="12240"/>
+      <w:pgMar w:bottom="1440" w:footer="720" w:gutter="0" w:header="720" w:left="1440" w:right="1440" w:top="1440"/>
     </w:sectPr>
   </w:body>
 </w:document>
@@ -21481,6 +24175,31 @@
 
 <file path=word/comments.xml><?xml version="1.0" encoding="utf-8"?>
 <w:comments xmlns:w="http://schemas.openxmlformats.org/wordprocessingml/2006/main" xmlns:m="http://schemas.openxmlformats.org/officeDocument/2006/math" xmlns:r="http://schemas.openxmlformats.org/officeDocument/2006/relationships" xmlns:o="urn:schemas-microsoft-com:office:office" xmlns:v="urn:schemas-microsoft-com:vml" xmlns:w10="urn:schemas-microsoft-com:office:word" xmlns:a="http://schemas.openxmlformats.org/drawingml/2006/main" xmlns:pic="http://schemas.openxmlformats.org/drawingml/2006/picture" xmlns:wp="http://schemas.openxmlformats.org/drawingml/2006/wordprocessingDrawing"/>
+</file>
+
+<file path=word/footer1.xml><?xml version="1.0" encoding="utf-8"?>
+<w:ftr xmlns:m="http://schemas.openxmlformats.org/officeDocument/2006/math" xmlns:mc="http://schemas.openxmlformats.org/markup-compatibility/2006" xmlns:mo="http://schemas.microsoft.com/office/mac/office/2008/main" xmlns:mv="urn:schemas-microsoft-com:mac:vml" xmlns:o="urn:schemas-microsoft-com:office:office" xmlns:r="http://schemas.openxmlformats.org/officeDocument/2006/relationships" xmlns:v="urn:schemas-microsoft-com:vml" xmlns:w10="urn:schemas-microsoft-com:office:word" xmlns:w14="http://schemas.microsoft.com/office/word/2010/wordml" xmlns:w="http://schemas.openxmlformats.org/wordprocessingml/2006/main" xmlns:wne="http://schemas.microsoft.com/office/word/2006/wordml" xmlns:wp14="http://schemas.microsoft.com/office/word/2010/wordprocessingDrawing" xmlns:wp="http://schemas.openxmlformats.org/drawingml/2006/wordprocessingDrawing" xmlns:wpc="http://schemas.microsoft.com/office/word/2010/wordprocessingCanvas" xmlns:wpg="http://schemas.microsoft.com/office/word/2010/wordprocessingGroup" xmlns:wpi="http://schemas.microsoft.com/office/word/2010/wordprocessingInk" xmlns:wps="http://schemas.microsoft.com/office/word/2010/wordprocessingShape" mc:Ignorable="w14 wp14">
+  <w:p>
+    <w:pPr>
+      <w:pStyle w:val="Footer"/>
+      <w:spacing w:line="240" w:lineRule="auto" w:after="0"/>
+      <w:ind w:firstLine="0"/>
+      <w:jc w:val="center"/>
+    </w:pPr>
+    <w:r/>
+    <w:r>
+      <w:rPr>
+        <w:rFonts w:ascii="Times New Roman" w:hAnsi="Times New Roman" w:eastAsia="Times New Roman" w:cs="Times New Roman"/>
+        <w:sz w:val="24"/>
+      </w:rPr>
+      <w:fldChar w:fldCharType="begin"/>
+      <w:instrText xml:space="preserve"> PAGE </w:instrText>
+      <w:fldChar w:fldCharType="separate"/>
+      <w:t>1</w:t>
+      <w:fldChar w:fldCharType="end"/>
+    </w:r>
+  </w:p>
+</w:ftr>
 </file>
 
 <file path=word/footnotes.xml><?xml version="1.0" encoding="utf-8"?>
@@ -21917,10 +24636,10 @@
   <w:docDefaults>
     <w:rPrDefault>
       <w:rPr>
-        <w:rFonts w:asciiTheme="minorHAnsi" w:cstheme="minorBidi" w:eastAsiaTheme="minorEastAsia" w:hAnsiTheme="minorHAnsi"/>
+        <w:rFonts w:ascii="Times New Roman" w:cs="Times New Roman" w:eastAsia="Times New Roman" w:hAnsi="Times New Roman"/>
         <w:sz w:val="24"/>
         <w:szCs w:val="24"/>
-        <w:lang w:bidi="ar-SA" w:eastAsia="zh-CN" w:val="en-US"/>
+        <w:lang w:bidi="ar-SA" w:eastAsia="en-US" w:val="en-US"/>
       </w:rPr>
     </w:rPrDefault>
     <w:pPrDefault>
@@ -21933,121 +24652,163 @@
   <w:style w:default="1" w:styleId="Normal" w:type="paragraph">
     <w:name w:val="Normal"/>
     <w:qFormat/>
+    <w:pPr>
+      <w:keepNext w:val="0"/>
+      <w:widowControl/>
+      <w:spacing w:after="0" w:before="0" w:line="480" w:lineRule="auto"/>
+      <w:ind w:firstLine="720" w:left="0" w:right="0"/>
+      <w:jc w:val="left"/>
+    </w:pPr>
+    <w:rPr>
+      <w:rFonts w:ascii="Times New Roman" w:cs="Times New Roman" w:eastAsia="Times New Roman" w:hAnsi="Times New Roman"/>
+      <w:b w:val="0"/>
+      <w:i w:val="0"/>
+      <w:color w:val="000000"/>
+      <w:sz w:val="24"/>
+    </w:rPr>
   </w:style>
   <w:style w:styleId="BodyText" w:type="paragraph">
     <w:name w:val="Body Text"/>
     <w:basedOn w:val="Normal"/>
     <w:link w:val="BodyTextChar"/>
+    <w:pPr>
+      <w:keepNext w:val="0"/>
+      <w:widowControl/>
+      <w:spacing w:after="0" w:before="0" w:line="480" w:lineRule="auto"/>
+      <w:ind w:firstLine="720" w:left="0" w:right="0"/>
+      <w:jc w:val="left"/>
+    </w:pPr>
     <w:qFormat/>
-    <w:pPr>
-      <w:spacing w:after="180" w:before="180"/>
-    </w:pPr>
+    <w:rPr>
+      <w:rFonts w:ascii="Times New Roman" w:cs="Times New Roman" w:eastAsia="Times New Roman" w:hAnsi="Times New Roman"/>
+      <w:b w:val="0"/>
+      <w:i w:val="0"/>
+      <w:color w:val="000000"/>
+      <w:sz w:val="24"/>
+    </w:rPr>
   </w:style>
   <w:style w:customStyle="1" w:styleId="FirstParagraph" w:type="paragraph">
     <w:name w:val="First Paragraph"/>
     <w:basedOn w:val="BodyText"/>
     <w:next w:val="BodyText"/>
     <w:qFormat/>
+    <w:pPr>
+      <w:keepNext w:val="0"/>
+      <w:widowControl/>
+      <w:spacing w:after="0" w:before="0" w:line="480" w:lineRule="auto"/>
+      <w:ind w:firstLine="0" w:left="0" w:right="0"/>
+      <w:jc w:val="left"/>
+    </w:pPr>
+    <w:rPr>
+      <w:rFonts w:ascii="Times New Roman" w:cs="Times New Roman" w:eastAsia="Times New Roman" w:hAnsi="Times New Roman"/>
+      <w:b w:val="0"/>
+      <w:i w:val="0"/>
+      <w:color w:val="000000"/>
+      <w:sz w:val="24"/>
+    </w:rPr>
   </w:style>
   <w:style w:customStyle="1" w:styleId="Compact" w:type="paragraph">
     <w:name w:val="Compact"/>
     <w:basedOn w:val="BodyText"/>
     <w:qFormat/>
     <w:pPr>
-      <w:spacing w:after="36" w:before="36"/>
+      <w:keepNext w:val="0"/>
+      <w:widowControl/>
+      <w:spacing w:after="0" w:before="0" w:line="240" w:lineRule="auto"/>
+      <w:ind w:firstLine="0" w:left="0" w:right="0"/>
+      <w:jc w:val="left"/>
     </w:pPr>
+    <w:rPr>
+      <w:rFonts w:ascii="Times New Roman" w:cs="Times New Roman" w:eastAsia="Times New Roman" w:hAnsi="Times New Roman"/>
+      <w:b w:val="0"/>
+      <w:i w:val="0"/>
+      <w:color w:val="000000"/>
+      <w:sz w:val="24"/>
+    </w:rPr>
   </w:style>
   <w:style w:styleId="Title" w:type="paragraph">
     <w:name w:val="Title"/>
     <w:basedOn w:val="Normal"/>
     <w:next w:val="BodyText"/>
-    <w:link w:val="TitleChar"/>
-    <w:uiPriority w:val="10"/>
     <w:qFormat/>
-    <w:rsid w:val="00A10FD9"/>
     <w:pPr>
-      <w:spacing w:after="80" w:line="240" w:lineRule="auto"/>
-      <w:contextualSpacing/>
+      <w:keepNext/>
+      <w:keepLines/>
+      <w:widowControl/>
+      <w:spacing w:after="240" w:before="0" w:line="240" w:lineRule="auto"/>
+      <w:ind w:firstLine="0" w:left="0" w:right="0"/>
       <w:jc w:val="center"/>
     </w:pPr>
     <w:rPr>
-      <w:rFonts w:asciiTheme="majorHAnsi" w:cstheme="majorBidi" w:eastAsiaTheme="majorEastAsia" w:hAnsiTheme="majorHAnsi"/>
-      <w:sz w:val="56"/>
-      <w:szCs w:val="56"/>
-    </w:rPr>
-  </w:style>
-  <w:style w:customStyle="1" w:styleId="TitleChar" w:type="character">
-    <w:name w:val="Title Char"/>
-    <w:basedOn w:val="DefaultParagraphFont"/>
-    <w:link w:val="Title"/>
-    <w:uiPriority w:val="10"/>
-    <w:rsid w:val="00A10FD9"/>
-    <w:rPr>
-      <w:rFonts w:asciiTheme="majorHAnsi" w:cstheme="majorBidi" w:eastAsiaTheme="majorEastAsia" w:hAnsiTheme="majorHAnsi"/>
-      <w:sz w:val="56"/>
-      <w:szCs w:val="56"/>
+      <w:rFonts w:ascii="Times New Roman" w:cs="Times New Roman" w:eastAsia="Times New Roman" w:hAnsi="Times New Roman"/>
+      <w:b/>
+      <w:bCs/>
+      <w:i w:val="0"/>
+      <w:color w:val="000000"/>
+      <w:sz w:val="28"/>
+      <w:szCs w:val="36"/>
     </w:rPr>
   </w:style>
   <w:style w:styleId="Subtitle" w:type="paragraph">
     <w:name w:val="Subtitle"/>
     <w:basedOn w:val="Title"/>
     <w:next w:val="BodyText"/>
-    <w:link w:val="SubtitleChar"/>
-    <w:uiPriority w:val="11"/>
     <w:qFormat/>
-    <w:rsid w:val="00A10FD9"/>
     <w:pPr>
-      <w:numPr>
-        <w:ilvl w:val="1"/>
-      </w:numPr>
+      <w:keepNext/>
+      <w:keepLines/>
+      <w:widowControl/>
+      <w:spacing w:after="240" w:before="0" w:line="240" w:lineRule="auto"/>
+      <w:ind w:firstLine="0" w:left="0" w:right="0"/>
+      <w:jc w:val="center"/>
     </w:pPr>
     <w:rPr>
-      <w:rFonts w:cstheme="majorBidi" w:eastAsiaTheme="majorEastAsia"/>
-      <w:spacing w:val="15"/>
-      <w:sz w:val="28"/>
-      <w:szCs w:val="28"/>
-    </w:rPr>
-  </w:style>
-  <w:style w:customStyle="1" w:styleId="SubtitleChar" w:type="character">
-    <w:name w:val="Subtitle Char"/>
-    <w:basedOn w:val="DefaultParagraphFont"/>
-    <w:link w:val="Subtitle"/>
-    <w:uiPriority w:val="11"/>
-    <w:rsid w:val="00A10FD9"/>
-    <w:rPr>
-      <w:rFonts w:cstheme="majorBidi" w:eastAsiaTheme="majorEastAsia"/>
-      <w:color w:themeColor="text1" w:themeTint="A6" w:val="595959"/>
-      <w:spacing w:val="15"/>
-      <w:sz w:val="28"/>
-      <w:szCs w:val="28"/>
+      <w:rFonts w:ascii="Times New Roman" w:cs="Times New Roman" w:eastAsia="Times New Roman" w:hAnsi="Times New Roman"/>
+      <w:b w:val="0"/>
+      <w:i w:val="0"/>
+      <w:color w:val="000000"/>
+      <w:sz w:val="24"/>
+      <w:szCs w:val="30"/>
     </w:rPr>
   </w:style>
   <w:style w:customStyle="1" w:styleId="Author" w:type="paragraph">
     <w:name w:val="Author"/>
-    <w:basedOn w:val="Title"/>
     <w:next w:val="BodyText"/>
     <w:qFormat/>
     <w:pPr>
       <w:keepNext/>
       <w:keepLines/>
+      <w:widowControl/>
+      <w:spacing w:after="0" w:before="0" w:line="240" w:lineRule="auto"/>
+      <w:ind w:firstLine="0" w:left="0" w:right="0"/>
+      <w:jc w:val="center"/>
     </w:pPr>
     <w:rPr>
+      <w:rFonts w:ascii="Times New Roman" w:cs="Times New Roman" w:eastAsia="Times New Roman" w:hAnsi="Times New Roman"/>
+      <w:b w:val="0"/>
+      <w:i w:val="0"/>
+      <w:color w:val="000000"/>
       <w:sz w:val="24"/>
-      <w:szCs w:val="24"/>
     </w:rPr>
   </w:style>
   <w:style w:styleId="Date" w:type="paragraph">
     <w:name w:val="Date"/>
-    <w:basedOn w:val="Title"/>
     <w:next w:val="BodyText"/>
     <w:qFormat/>
     <w:pPr>
       <w:keepNext/>
       <w:keepLines/>
+      <w:widowControl/>
+      <w:spacing w:after="480" w:before="0" w:line="240" w:lineRule="auto"/>
+      <w:ind w:firstLine="0" w:left="0" w:right="0"/>
+      <w:jc w:val="center"/>
     </w:pPr>
     <w:rPr>
+      <w:rFonts w:ascii="Times New Roman" w:cs="Times New Roman" w:eastAsia="Times New Roman" w:hAnsi="Times New Roman"/>
+      <w:b w:val="0"/>
+      <w:i w:val="0"/>
+      <w:color w:val="000000"/>
       <w:sz w:val="24"/>
-      <w:szCs w:val="24"/>
     </w:rPr>
   </w:style>
   <w:style w:customStyle="1" w:styleId="AbstractTitle" w:type="paragraph">
@@ -22058,13 +24819,18 @@
     <w:pPr>
       <w:keepNext/>
       <w:keepLines/>
-      <w:spacing w:after="0" w:before="300"/>
+      <w:ind w:firstLine="0" w:left="0" w:right="0"/>
       <w:jc w:val="center"/>
+      <w:widowControl/>
+      <w:spacing w:after="120" w:before="240" w:line="240" w:lineRule="auto"/>
     </w:pPr>
     <w:rPr>
+      <w:color w:val="000000"/>
+      <w:sz w:val="24"/>
+      <w:szCs w:val="20"/>
+      <w:rFonts w:ascii="Times New Roman" w:cs="Times New Roman" w:eastAsia="Times New Roman" w:hAnsi="Times New Roman"/>
       <w:b/>
-      <w:sz w:val="20"/>
-      <w:szCs w:val="20"/>
+      <w:i w:val="0"/>
     </w:rPr>
   </w:style>
   <w:style w:customStyle="1" w:styleId="Abstract" w:type="paragraph">
@@ -22073,12 +24839,19 @@
     <w:next w:val="BodyText"/>
     <w:qFormat/>
     <w:pPr>
-      <w:keepNext/>
+      <w:keepNext w:val="0"/>
       <w:keepLines/>
-      <w:spacing w:after="300" w:before="100"/>
+      <w:widowControl/>
+      <w:spacing w:after="240" w:before="0" w:line="240" w:lineRule="auto"/>
+      <w:ind w:firstLine="0" w:left="720" w:right="720"/>
+      <w:jc w:val="both"/>
     </w:pPr>
     <w:rPr>
-      <w:sz w:val="20"/>
+      <w:rFonts w:ascii="Times New Roman" w:cs="Times New Roman" w:eastAsia="Times New Roman" w:hAnsi="Times New Roman"/>
+      <w:b w:val="0"/>
+      <w:i w:val="0"/>
+      <w:color w:val="000000"/>
+      <w:sz w:val="24"/>
       <w:szCs w:val="20"/>
     </w:rPr>
   </w:style>
@@ -22087,325 +24860,248 @@
     <w:basedOn w:val="Normal"/>
     <w:next w:val="Bibliography"/>
     <w:qFormat/>
-    <w:pPr/>
-    <w:rPr/>
+    <w:pPr>
+      <w:keepNext w:val="0"/>
+      <w:widowControl/>
+      <w:spacing w:after="120" w:before="0" w:line="240" w:lineRule="auto"/>
+      <w:ind w:hanging="720" w:left="720" w:right="0"/>
+      <w:jc w:val="left"/>
+    </w:pPr>
+    <w:rPr>
+      <w:rFonts w:ascii="Times New Roman" w:cs="Times New Roman" w:eastAsia="Times New Roman" w:hAnsi="Times New Roman"/>
+      <w:b w:val="0"/>
+      <w:i w:val="0"/>
+      <w:color w:val="000000"/>
+      <w:sz w:val="24"/>
+    </w:rPr>
   </w:style>
   <w:style w:styleId="Heading1" w:type="paragraph">
-    <w:name w:val="heading 1"/>
+    <w:name w:val="Heading 1"/>
     <w:basedOn w:val="Normal"/>
     <w:next w:val="BodyText"/>
-    <w:link w:val="Heading1Char"/>
     <w:uiPriority w:val="9"/>
     <w:qFormat/>
-    <w:rsid w:val="00A10FD9"/>
     <w:pPr>
       <w:keepNext/>
       <w:keepLines/>
-      <w:spacing w:after="80" w:before="360"/>
+      <w:widowControl/>
+      <w:spacing w:after="0" w:before="240" w:line="480" w:lineRule="auto"/>
+      <w:ind w:firstLine="0" w:left="0" w:right="0"/>
+      <w:jc w:val="left"/>
       <w:outlineLvl w:val="0"/>
     </w:pPr>
     <w:rPr>
-      <w:rFonts w:asciiTheme="majorHAnsi" w:cstheme="majorBidi" w:eastAsiaTheme="majorEastAsia" w:hAnsiTheme="majorHAnsi"/>
-      <w:color w:themeColor="accent1" w:themeShade="BF" w:val="0F4761"/>
-      <w:sz w:val="40"/>
-      <w:szCs w:val="40"/>
+      <w:rFonts w:ascii="Times New Roman" w:cs="Times New Roman" w:eastAsia="Times New Roman" w:hAnsi="Times New Roman"/>
+      <w:b/>
+      <w:bCs/>
+      <w:i w:val="0"/>
+      <w:color w:val="000000"/>
+      <w:sz w:val="24"/>
+      <w:szCs w:val="32"/>
     </w:rPr>
   </w:style>
   <w:style w:styleId="Heading2" w:type="paragraph">
-    <w:name w:val="heading 2"/>
+    <w:name w:val="Heading 2"/>
     <w:basedOn w:val="Normal"/>
     <w:next w:val="BodyText"/>
-    <w:link w:val="Heading2Char"/>
     <w:uiPriority w:val="9"/>
-    <w:semiHidden/>
     <w:unhideWhenUsed/>
     <w:qFormat/>
-    <w:rsid w:val="00A10FD9"/>
     <w:pPr>
       <w:keepNext/>
       <w:keepLines/>
-      <w:spacing w:after="80" w:before="160"/>
+      <w:widowControl/>
+      <w:spacing w:after="0" w:before="240" w:line="480" w:lineRule="auto"/>
+      <w:ind w:firstLine="0" w:left="0" w:right="0"/>
+      <w:jc w:val="left"/>
       <w:outlineLvl w:val="1"/>
     </w:pPr>
     <w:rPr>
-      <w:rFonts w:asciiTheme="majorHAnsi" w:cstheme="majorBidi" w:eastAsiaTheme="majorEastAsia" w:hAnsiTheme="majorHAnsi"/>
-      <w:color w:themeColor="accent1" w:themeShade="BF" w:val="0F4761"/>
-      <w:sz w:val="32"/>
-      <w:szCs w:val="32"/>
+      <w:rFonts w:ascii="Times New Roman" w:cs="Times New Roman" w:eastAsia="Times New Roman" w:hAnsi="Times New Roman"/>
+      <w:b/>
+      <w:bCs/>
+      <w:i/>
+      <w:color w:val="000000"/>
+      <w:sz w:val="24"/>
+      <w:szCs w:val="28"/>
     </w:rPr>
   </w:style>
   <w:style w:styleId="Heading3" w:type="paragraph">
-    <w:name w:val="heading 3"/>
+    <w:name w:val="Heading 3"/>
     <w:basedOn w:val="Normal"/>
     <w:next w:val="BodyText"/>
-    <w:link w:val="Heading3Char"/>
     <w:uiPriority w:val="9"/>
-    <w:semiHidden/>
     <w:unhideWhenUsed/>
     <w:qFormat/>
-    <w:rsid w:val="00A10FD9"/>
     <w:pPr>
       <w:keepNext/>
       <w:keepLines/>
-      <w:spacing w:after="80" w:before="160"/>
+      <w:widowControl/>
+      <w:spacing w:after="0" w:before="240" w:line="480" w:lineRule="auto"/>
+      <w:ind w:firstLine="0" w:left="0" w:right="0"/>
+      <w:jc w:val="left"/>
       <w:outlineLvl w:val="2"/>
     </w:pPr>
     <w:rPr>
-      <w:rFonts w:cstheme="majorBidi" w:eastAsiaTheme="majorEastAsia"/>
-      <w:color w:themeColor="accent1" w:themeShade="BF" w:val="0F4761"/>
-      <w:sz w:val="28"/>
-      <w:szCs w:val="28"/>
+      <w:rFonts w:ascii="Times New Roman" w:cs="Times New Roman" w:eastAsia="Times New Roman" w:hAnsi="Times New Roman"/>
+      <w:b w:val="0"/>
+      <w:bCs/>
+      <w:i/>
+      <w:color w:val="000000"/>
+      <w:sz w:val="24"/>
+      <w:szCs w:val="24"/>
     </w:rPr>
   </w:style>
   <w:style w:styleId="Heading4" w:type="paragraph">
-    <w:name w:val="heading 4"/>
+    <w:name w:val="Heading 4"/>
     <w:basedOn w:val="Normal"/>
     <w:next w:val="BodyText"/>
-    <w:link w:val="Heading4Char"/>
     <w:uiPriority w:val="9"/>
-    <w:semiHidden/>
     <w:unhideWhenUsed/>
     <w:qFormat/>
-    <w:rsid w:val="00A10FD9"/>
     <w:pPr>
       <w:keepNext/>
       <w:keepLines/>
-      <w:spacing w:after="40" w:before="80"/>
+      <w:widowControl/>
+      <w:spacing w:after="0" w:before="240" w:line="480" w:lineRule="auto"/>
+      <w:ind w:firstLine="0" w:left="0" w:right="0"/>
+      <w:jc w:val="left"/>
       <w:outlineLvl w:val="3"/>
     </w:pPr>
     <w:rPr>
-      <w:rFonts w:cstheme="majorBidi" w:eastAsiaTheme="majorEastAsia"/>
+      <w:rFonts w:ascii="Times New Roman" w:cs="Times New Roman" w:eastAsia="Times New Roman" w:hAnsi="Times New Roman"/>
       <w:i/>
-      <w:iCs/>
-      <w:color w:themeColor="accent1" w:themeShade="BF" w:val="0F4761"/>
+      <w:b w:val="0"/>
+      <w:bCs/>
+      <w:color w:val="000000"/>
+      <w:sz w:val="24"/>
+      <w:szCs w:val="24"/>
     </w:rPr>
   </w:style>
   <w:style w:styleId="Heading5" w:type="paragraph">
-    <w:name w:val="heading 5"/>
+    <w:name w:val="Heading 5"/>
     <w:basedOn w:val="Normal"/>
     <w:next w:val="BodyText"/>
-    <w:link w:val="Heading5Char"/>
     <w:uiPriority w:val="9"/>
-    <w:semiHidden/>
     <w:unhideWhenUsed/>
     <w:qFormat/>
-    <w:rsid w:val="00A10FD9"/>
     <w:pPr>
       <w:keepNext/>
       <w:keepLines/>
-      <w:spacing w:after="40" w:before="80"/>
+      <w:widowControl/>
+      <w:spacing w:after="0" w:before="240" w:line="480" w:lineRule="auto"/>
+      <w:ind w:firstLine="0" w:left="0" w:right="0"/>
+      <w:jc w:val="left"/>
       <w:outlineLvl w:val="4"/>
     </w:pPr>
     <w:rPr>
-      <w:rFonts w:cstheme="majorBidi" w:eastAsiaTheme="majorEastAsia"/>
-      <w:color w:themeColor="accent1" w:themeShade="BF" w:val="0F4761"/>
+      <w:rFonts w:ascii="Times New Roman" w:cs="Times New Roman" w:eastAsia="Times New Roman" w:hAnsi="Times New Roman"/>
+      <w:b w:val="0"/>
+      <w:i/>
+      <w:iCs/>
+      <w:color w:val="000000"/>
+      <w:sz w:val="24"/>
+      <w:szCs w:val="24"/>
     </w:rPr>
   </w:style>
   <w:style w:styleId="Heading6" w:type="paragraph">
-    <w:name w:val="heading 6"/>
+    <w:name w:val="Heading 6"/>
     <w:basedOn w:val="Normal"/>
     <w:next w:val="BodyText"/>
-    <w:link w:val="Heading6Char"/>
     <w:uiPriority w:val="9"/>
-    <w:semiHidden/>
     <w:unhideWhenUsed/>
     <w:qFormat/>
-    <w:rsid w:val="00A10FD9"/>
     <w:pPr>
       <w:keepNext/>
       <w:keepLines/>
-      <w:spacing w:after="0" w:before="40"/>
+      <w:widowControl/>
+      <w:spacing w:after="0" w:before="240" w:line="480" w:lineRule="auto"/>
+      <w:ind w:firstLine="0" w:left="0" w:right="0"/>
+      <w:jc w:val="left"/>
       <w:outlineLvl w:val="5"/>
     </w:pPr>
     <w:rPr>
-      <w:rFonts w:cstheme="majorBidi" w:eastAsiaTheme="majorEastAsia"/>
+      <w:rFonts w:ascii="Times New Roman" w:cs="Times New Roman" w:eastAsia="Times New Roman" w:hAnsi="Times New Roman"/>
+      <w:b w:val="0"/>
       <w:i/>
-      <w:iCs/>
-      <w:color w:themeColor="text1" w:themeTint="A6" w:val="595959"/>
+      <w:color w:val="000000"/>
+      <w:sz w:val="24"/>
+      <w:szCs w:val="24"/>
     </w:rPr>
   </w:style>
   <w:style w:styleId="Heading7" w:type="paragraph">
-    <w:name w:val="heading 7"/>
+    <w:name w:val="Heading 7"/>
     <w:basedOn w:val="Normal"/>
     <w:next w:val="BodyText"/>
-    <w:link w:val="Heading7Char"/>
     <w:uiPriority w:val="9"/>
-    <w:semiHidden/>
     <w:unhideWhenUsed/>
     <w:qFormat/>
-    <w:rsid w:val="00A10FD9"/>
     <w:pPr>
       <w:keepNext/>
       <w:keepLines/>
-      <w:spacing w:after="0" w:before="40"/>
+      <w:widowControl/>
+      <w:spacing w:after="0" w:before="240" w:line="480" w:lineRule="auto"/>
+      <w:ind w:firstLine="0" w:left="0" w:right="0"/>
+      <w:jc w:val="left"/>
       <w:outlineLvl w:val="6"/>
     </w:pPr>
     <w:rPr>
-      <w:rFonts w:cstheme="majorBidi" w:eastAsiaTheme="majorEastAsia"/>
-      <w:color w:themeColor="text1" w:themeTint="A6" w:val="595959"/>
+      <w:rFonts w:ascii="Times New Roman" w:cs="Times New Roman" w:eastAsia="Times New Roman" w:hAnsi="Times New Roman"/>
+      <w:b w:val="0"/>
+      <w:i/>
+      <w:color w:val="000000"/>
+      <w:sz w:val="24"/>
+      <w:szCs w:val="24"/>
     </w:rPr>
   </w:style>
   <w:style w:styleId="Heading8" w:type="paragraph">
-    <w:name w:val="heading 8"/>
+    <w:name w:val="Heading 8"/>
     <w:basedOn w:val="Normal"/>
     <w:next w:val="BodyText"/>
-    <w:link w:val="Heading8Char"/>
     <w:uiPriority w:val="9"/>
-    <w:semiHidden/>
     <w:unhideWhenUsed/>
     <w:qFormat/>
-    <w:rsid w:val="00A10FD9"/>
     <w:pPr>
       <w:keepNext/>
       <w:keepLines/>
-      <w:spacing w:after="0"/>
+      <w:widowControl/>
+      <w:spacing w:after="0" w:before="240" w:line="480" w:lineRule="auto"/>
+      <w:ind w:firstLine="0" w:left="0" w:right="0"/>
+      <w:jc w:val="left"/>
       <w:outlineLvl w:val="7"/>
     </w:pPr>
     <w:rPr>
-      <w:rFonts w:cstheme="majorBidi" w:eastAsiaTheme="majorEastAsia"/>
+      <w:rFonts w:ascii="Times New Roman" w:cs="Times New Roman" w:eastAsia="Times New Roman" w:hAnsi="Times New Roman"/>
+      <w:b w:val="0"/>
       <w:i/>
-      <w:iCs/>
-      <w:color w:themeColor="text1" w:themeTint="D8" w:val="272727"/>
+      <w:color w:val="000000"/>
+      <w:sz w:val="24"/>
+      <w:szCs w:val="24"/>
     </w:rPr>
   </w:style>
   <w:style w:styleId="Heading9" w:type="paragraph">
-    <w:name w:val="heading 9"/>
+    <w:name w:val="Heading 9"/>
     <w:basedOn w:val="Normal"/>
     <w:next w:val="BodyText"/>
-    <w:link w:val="Heading9Char"/>
     <w:uiPriority w:val="9"/>
-    <w:semiHidden/>
     <w:unhideWhenUsed/>
     <w:qFormat/>
-    <w:rsid w:val="00A10FD9"/>
     <w:pPr>
       <w:keepNext/>
       <w:keepLines/>
-      <w:spacing w:after="0"/>
+      <w:widowControl/>
+      <w:spacing w:after="0" w:before="240" w:line="480" w:lineRule="auto"/>
+      <w:ind w:firstLine="0" w:left="0" w:right="0"/>
+      <w:jc w:val="left"/>
       <w:outlineLvl w:val="8"/>
     </w:pPr>
     <w:rPr>
-      <w:rFonts w:cstheme="majorBidi" w:eastAsiaTheme="majorEastAsia"/>
-      <w:color w:themeColor="text1" w:themeTint="D8" w:val="272727"/>
-    </w:rPr>
-  </w:style>
-  <w:style w:customStyle="1" w:styleId="Heading1Char" w:type="character">
-    <w:name w:val="Heading 1 Char"/>
-    <w:basedOn w:val="DefaultParagraphFont"/>
-    <w:link w:val="Heading1"/>
-    <w:uiPriority w:val="9"/>
-    <w:rsid w:val="00A10FD9"/>
-    <w:rPr>
-      <w:rFonts w:asciiTheme="majorHAnsi" w:cstheme="majorBidi" w:eastAsiaTheme="majorEastAsia" w:hAnsiTheme="majorHAnsi"/>
-      <w:color w:themeColor="accent1" w:themeShade="BF" w:val="0F4761"/>
-      <w:sz w:val="40"/>
-      <w:szCs w:val="40"/>
-    </w:rPr>
-  </w:style>
-  <w:style w:customStyle="1" w:styleId="Heading2Char" w:type="character">
-    <w:name w:val="Heading 2 Char"/>
-    <w:basedOn w:val="DefaultParagraphFont"/>
-    <w:link w:val="Heading2"/>
-    <w:uiPriority w:val="9"/>
-    <w:semiHidden/>
-    <w:rsid w:val="00A10FD9"/>
-    <w:rPr>
-      <w:rFonts w:asciiTheme="majorHAnsi" w:cstheme="majorBidi" w:eastAsiaTheme="majorEastAsia" w:hAnsiTheme="majorHAnsi"/>
-      <w:color w:themeColor="accent1" w:themeShade="BF" w:val="0F4761"/>
-      <w:sz w:val="32"/>
-      <w:szCs w:val="32"/>
-    </w:rPr>
-  </w:style>
-  <w:style w:customStyle="1" w:styleId="Heading3Char" w:type="character">
-    <w:name w:val="Heading 3 Char"/>
-    <w:basedOn w:val="DefaultParagraphFont"/>
-    <w:link w:val="Heading3"/>
-    <w:uiPriority w:val="9"/>
-    <w:semiHidden/>
-    <w:rsid w:val="00A10FD9"/>
-    <w:rPr>
-      <w:rFonts w:cstheme="majorBidi" w:eastAsiaTheme="majorEastAsia"/>
-      <w:color w:themeColor="accent1" w:themeShade="BF" w:val="0F4761"/>
-      <w:sz w:val="28"/>
-      <w:szCs w:val="28"/>
-    </w:rPr>
-  </w:style>
-  <w:style w:customStyle="1" w:styleId="Heading4Char" w:type="character">
-    <w:name w:val="Heading 4 Char"/>
-    <w:basedOn w:val="DefaultParagraphFont"/>
-    <w:link w:val="Heading4"/>
-    <w:uiPriority w:val="9"/>
-    <w:semiHidden/>
-    <w:rsid w:val="00A10FD9"/>
-    <w:rPr>
-      <w:rFonts w:cstheme="majorBidi" w:eastAsiaTheme="majorEastAsia"/>
+      <w:rFonts w:ascii="Times New Roman" w:cs="Times New Roman" w:eastAsia="Times New Roman" w:hAnsi="Times New Roman"/>
+      <w:b w:val="0"/>
       <w:i/>
-      <w:iCs/>
-      <w:color w:themeColor="accent1" w:themeShade="BF" w:val="0F4761"/>
-    </w:rPr>
-  </w:style>
-  <w:style w:customStyle="1" w:styleId="Heading5Char" w:type="character">
-    <w:name w:val="Heading 5 Char"/>
-    <w:basedOn w:val="DefaultParagraphFont"/>
-    <w:link w:val="Heading5"/>
-    <w:uiPriority w:val="9"/>
-    <w:semiHidden/>
-    <w:rsid w:val="00A10FD9"/>
-    <w:rPr>
-      <w:rFonts w:cstheme="majorBidi" w:eastAsiaTheme="majorEastAsia"/>
-      <w:color w:themeColor="accent1" w:themeShade="BF" w:val="0F4761"/>
-    </w:rPr>
-  </w:style>
-  <w:style w:customStyle="1" w:styleId="Heading6Char" w:type="character">
-    <w:name w:val="Heading 6 Char"/>
-    <w:basedOn w:val="DefaultParagraphFont"/>
-    <w:link w:val="Heading6"/>
-    <w:uiPriority w:val="9"/>
-    <w:semiHidden/>
-    <w:rsid w:val="00A10FD9"/>
-    <w:rPr>
-      <w:rFonts w:cstheme="majorBidi" w:eastAsiaTheme="majorEastAsia"/>
-      <w:i/>
-      <w:iCs/>
-      <w:color w:themeColor="text1" w:themeTint="A6" w:val="595959"/>
-    </w:rPr>
-  </w:style>
-  <w:style w:customStyle="1" w:styleId="Heading7Char" w:type="character">
-    <w:name w:val="Heading 7 Char"/>
-    <w:basedOn w:val="DefaultParagraphFont"/>
-    <w:link w:val="Heading7"/>
-    <w:uiPriority w:val="9"/>
-    <w:semiHidden/>
-    <w:rsid w:val="00A10FD9"/>
-    <w:rPr>
-      <w:rFonts w:cstheme="majorBidi" w:eastAsiaTheme="majorEastAsia"/>
-      <w:color w:themeColor="text1" w:themeTint="A6" w:val="595959"/>
-    </w:rPr>
-  </w:style>
-  <w:style w:customStyle="1" w:styleId="Heading8Char" w:type="character">
-    <w:name w:val="Heading 8 Char"/>
-    <w:basedOn w:val="DefaultParagraphFont"/>
-    <w:link w:val="Heading8"/>
-    <w:uiPriority w:val="9"/>
-    <w:semiHidden/>
-    <w:rsid w:val="00A10FD9"/>
-    <w:rPr>
-      <w:rFonts w:cstheme="majorBidi" w:eastAsiaTheme="majorEastAsia"/>
-      <w:i/>
-      <w:iCs/>
-      <w:color w:themeColor="text1" w:themeTint="D8" w:val="272727"/>
-    </w:rPr>
-  </w:style>
-  <w:style w:customStyle="1" w:styleId="Heading9Char" w:type="character">
-    <w:name w:val="Heading 9 Char"/>
-    <w:basedOn w:val="DefaultParagraphFont"/>
-    <w:link w:val="Heading9"/>
-    <w:uiPriority w:val="9"/>
-    <w:semiHidden/>
-    <w:rsid w:val="00A10FD9"/>
-    <w:rPr>
-      <w:rFonts w:cstheme="majorBidi" w:eastAsiaTheme="majorEastAsia"/>
-      <w:color w:themeColor="text1" w:themeTint="D8" w:val="272727"/>
+      <w:color w:val="000000"/>
+      <w:sz w:val="24"/>
+      <w:szCs w:val="24"/>
     </w:rPr>
   </w:style>
   <w:style w:styleId="BlockText" w:type="paragraph">
@@ -22416,9 +25112,19 @@
     <w:unhideWhenUsed/>
     <w:qFormat/>
     <w:pPr>
-      <w:spacing w:after="100" w:before="100"/>
-      <w:ind w:firstLine="0" w:left="480" w:right="480"/>
+      <w:keepNext w:val="0"/>
+      <w:widowControl/>
+      <w:spacing w:after="240" w:before="120" w:line="240" w:lineRule="auto"/>
+      <w:ind w:firstLine="0" w:left="720" w:right="720"/>
+      <w:jc w:val="left"/>
     </w:pPr>
+    <w:rPr>
+      <w:rFonts w:ascii="Times New Roman" w:cs="Times New Roman" w:eastAsia="Times New Roman" w:hAnsi="Times New Roman"/>
+      <w:b w:val="0"/>
+      <w:i w:val="0"/>
+      <w:color w:val="000000"/>
+      <w:sz w:val="24"/>
+    </w:rPr>
   </w:style>
   <w:style w:styleId="FootnoteText" w:type="paragraph">
     <w:name w:val="Footnote Text"/>
@@ -22427,18 +25133,20 @@
     <w:uiPriority w:val="9"/>
     <w:unhideWhenUsed/>
     <w:qFormat/>
-  </w:style>
-  <w:style w:styleId="FootnoteBlockText" w:type="paragraph">
-    <w:name w:val="Footnote Block Text"/>
-    <w:basedOn w:val="FootnoteText"/>
-    <w:next w:val="FootnoteText"/>
-    <w:uiPriority w:val="9"/>
-    <w:unhideWhenUsed/>
-    <w:qFormat/>
     <w:pPr>
-      <w:spacing w:after="100" w:before="100"/>
-      <w:ind w:firstLine="0" w:left="480" w:right="480"/>
+      <w:keepNext w:val="0"/>
+      <w:widowControl/>
+      <w:spacing w:after="40" w:before="0" w:line="240" w:lineRule="auto"/>
+      <w:ind w:firstLine="0" w:left="0" w:right="0"/>
+      <w:jc w:val="left"/>
     </w:pPr>
+    <w:rPr>
+      <w:rFonts w:ascii="Times New Roman" w:cs="Times New Roman" w:eastAsia="Times New Roman" w:hAnsi="Times New Roman"/>
+      <w:b w:val="0"/>
+      <w:i w:val="0"/>
+      <w:color w:val="000000"/>
+      <w:sz w:val="20"/>
+    </w:rPr>
   </w:style>
   <w:style w:default="1" w:styleId="DefaultParagraphFont" w:type="character">
     <w:name w:val="Default Paragraph Font"/>
@@ -22459,13 +25167,20 @@
         <w:bottom w:type="dxa" w:w="0"/>
         <w:right w:type="dxa" w:w="108"/>
       </w:tblCellMar>
+      <w:tblBorders>
+        <w:top w:color="000000" w:space="0" w:sz="12" w:val="single"/>
+        <w:left w:val="nil"/>
+        <w:bottom w:color="000000" w:space="0" w:sz="12" w:val="single"/>
+        <w:right w:val="nil"/>
+        <w:insideH w:val="nil"/>
+        <w:insideV w:val="nil"/>
+      </w:tblBorders>
     </w:tblPr>
     <w:tblStylePr w:type="firstRow">
       <w:tcPr>
         <w:tcBorders>
-          <w:bottom w:val="single"/>
+          <w:bottom w:color="000000" w:space="0" w:sz="6" w:val="single"/>
         </w:tcBorders>
-        <w:vAlign w:val="bottom"/>
       </w:tcPr>
     </w:tblStylePr>
   </w:style>
@@ -22476,25 +25191,54 @@
     <w:pPr>
       <w:keepNext/>
       <w:keepLines/>
-      <w:spacing w:after="0"/>
+      <w:widowControl/>
+      <w:spacing w:after="0" w:before="0" w:line="240" w:lineRule="auto"/>
+      <w:ind w:firstLine="0" w:left="0" w:right="0"/>
+      <w:jc w:val="left"/>
     </w:pPr>
     <w:rPr>
+      <w:rFonts w:ascii="Times New Roman" w:cs="Times New Roman" w:eastAsia="Times New Roman" w:hAnsi="Times New Roman"/>
       <w:b/>
+      <w:i w:val="0"/>
+      <w:color w:val="000000"/>
+      <w:sz w:val="24"/>
     </w:rPr>
   </w:style>
   <w:style w:customStyle="1" w:styleId="Definition" w:type="paragraph">
     <w:name w:val="Definition"/>
     <w:basedOn w:val="Normal"/>
+    <w:pPr>
+      <w:keepNext w:val="0"/>
+      <w:widowControl/>
+      <w:spacing w:after="120" w:before="0" w:line="240" w:lineRule="auto"/>
+      <w:ind w:firstLine="0" w:left="720" w:right="0"/>
+      <w:jc w:val="left"/>
+    </w:pPr>
+    <w:rPr>
+      <w:rFonts w:ascii="Times New Roman" w:cs="Times New Roman" w:eastAsia="Times New Roman" w:hAnsi="Times New Roman"/>
+      <w:b w:val="0"/>
+      <w:i w:val="0"/>
+      <w:color w:val="000000"/>
+      <w:sz w:val="24"/>
+    </w:rPr>
   </w:style>
   <w:style w:styleId="Caption" w:type="paragraph">
     <w:name w:val="Caption"/>
     <w:basedOn w:val="Normal"/>
     <w:link w:val="BodyTextChar"/>
     <w:pPr>
-      <w:spacing w:after="120" w:before="0"/>
+      <w:keepNext w:val="0"/>
+      <w:widowControl/>
+      <w:spacing w:after="240" w:before="120" w:line="240" w:lineRule="auto"/>
+      <w:ind w:firstLine="0" w:left="0" w:right="0"/>
+      <w:jc w:val="left"/>
     </w:pPr>
     <w:rPr>
-      <w:i/>
+      <w:rFonts w:ascii="Times New Roman" w:cs="Times New Roman" w:eastAsia="Times New Roman" w:hAnsi="Times New Roman"/>
+      <w:b w:val="0"/>
+      <w:i w:val="0"/>
+      <w:color w:val="000000"/>
+      <w:sz w:val="24"/>
     </w:rPr>
   </w:style>
   <w:style w:customStyle="1" w:styleId="TableCaption" w:type="paragraph">
@@ -22502,22 +25246,72 @@
     <w:basedOn w:val="Caption"/>
     <w:pPr>
       <w:keepNext/>
+      <w:widowControl/>
+      <w:spacing w:after="120" w:before="240" w:line="240" w:lineRule="auto"/>
+      <w:ind w:firstLine="0" w:left="0" w:right="0"/>
+      <w:jc w:val="left"/>
     </w:pPr>
+    <w:rPr>
+      <w:rFonts w:ascii="Times New Roman" w:cs="Times New Roman" w:eastAsia="Times New Roman" w:hAnsi="Times New Roman"/>
+      <w:b w:val="0"/>
+      <w:i w:val="0"/>
+      <w:color w:val="000000"/>
+      <w:sz w:val="24"/>
+    </w:rPr>
   </w:style>
   <w:style w:customStyle="1" w:styleId="ImageCaption" w:type="paragraph">
     <w:name w:val="Image Caption"/>
     <w:basedOn w:val="Caption"/>
+    <w:pPr>
+      <w:keepNext w:val="0"/>
+      <w:widowControl/>
+      <w:spacing w:after="240" w:before="120" w:line="240" w:lineRule="auto"/>
+      <w:ind w:firstLine="0" w:left="0" w:right="0"/>
+      <w:jc w:val="left"/>
+    </w:pPr>
+    <w:rPr>
+      <w:rFonts w:ascii="Times New Roman" w:cs="Times New Roman" w:eastAsia="Times New Roman" w:hAnsi="Times New Roman"/>
+      <w:b w:val="0"/>
+      <w:i w:val="0"/>
+      <w:color w:val="000000"/>
+      <w:sz w:val="24"/>
+    </w:rPr>
   </w:style>
   <w:style w:customStyle="1" w:styleId="Figure" w:type="paragraph">
     <w:name w:val="Figure"/>
     <w:basedOn w:val="Normal"/>
+    <w:pPr>
+      <w:keepNext/>
+      <w:widowControl/>
+      <w:spacing w:after="0" w:before="240" w:line="240" w:lineRule="auto"/>
+      <w:ind w:firstLine="0" w:left="0" w:right="0"/>
+      <w:jc w:val="center"/>
+    </w:pPr>
+    <w:rPr>
+      <w:rFonts w:ascii="Times New Roman" w:cs="Times New Roman" w:eastAsia="Times New Roman" w:hAnsi="Times New Roman"/>
+      <w:b w:val="0"/>
+      <w:i w:val="0"/>
+      <w:color w:val="000000"/>
+      <w:sz w:val="24"/>
+    </w:rPr>
   </w:style>
   <w:style w:customStyle="1" w:styleId="CaptionedFigure" w:type="paragraph">
     <w:name w:val="Captioned Figure"/>
     <w:basedOn w:val="Figure"/>
     <w:pPr>
       <w:keepNext/>
+      <w:widowControl/>
+      <w:spacing w:after="0" w:before="240" w:line="240" w:lineRule="auto"/>
+      <w:ind w:firstLine="0" w:left="0" w:right="0"/>
+      <w:jc w:val="center"/>
     </w:pPr>
+    <w:rPr>
+      <w:rFonts w:ascii="Times New Roman" w:cs="Times New Roman" w:eastAsia="Times New Roman" w:hAnsi="Times New Roman"/>
+      <w:b w:val="0"/>
+      <w:i w:val="0"/>
+      <w:color w:val="000000"/>
+      <w:sz w:val="24"/>
+    </w:rPr>
   </w:style>
   <w:style w:customStyle="1" w:styleId="BodyTextChar" w:type="character">
     <w:name w:val="Body Text Char"/>
@@ -22528,8 +25322,12 @@
     <w:name w:val="Verbatim Char"/>
     <w:basedOn w:val="BodyTextChar"/>
     <w:rPr>
-      <w:rFonts w:ascii="Consolas" w:hAnsi="Consolas"/>
-      <w:sz w:val="22"/>
+      <w:rFonts w:ascii="Courier New" w:cs="Courier New" w:eastAsia="Courier New" w:hAnsi="Courier New"/>
+      <w:b w:val="0"/>
+      <w:i w:val="0"/>
+      <w:color w:val="000000"/>
+      <w:sz w:val="20"/>
+      <w:u w:val="none"/>
     </w:rPr>
   </w:style>
   <w:style w:customStyle="1" w:styleId="SectionNumber" w:type="character">
@@ -22540,6 +25338,12 @@
     <w:name w:val="Footnote Reference"/>
     <w:basedOn w:val="BodyTextChar"/>
     <w:rPr>
+      <w:rFonts w:ascii="Times New Roman" w:cs="Times New Roman" w:eastAsia="Times New Roman" w:hAnsi="Times New Roman"/>
+      <w:b w:val="0"/>
+      <w:i w:val="0"/>
+      <w:color w:val="000000"/>
+      <w:sz w:val="24"/>
+      <w:u w:val="none"/>
       <w:vertAlign w:val="superscript"/>
     </w:rPr>
   </w:style>
@@ -22547,7 +25351,12 @@
     <w:name w:val="Hyperlink"/>
     <w:basedOn w:val="BodyTextChar"/>
     <w:rPr>
-      <w:color w:themeColor="accent1" w:val="4F81BD"/>
+      <w:rFonts w:ascii="Times New Roman" w:cs="Times New Roman" w:eastAsia="Times New Roman" w:hAnsi="Times New Roman"/>
+      <w:b w:val="0"/>
+      <w:i w:val="0"/>
+      <w:color w:val="000000"/>
+      <w:sz w:val="24"/>
+      <w:u w:val="none"/>
     </w:rPr>
   </w:style>
   <w:style w:styleId="TOCHeading" w:type="paragraph">
@@ -22558,14 +25367,56 @@
     <w:unhideWhenUsed/>
     <w:qFormat/>
     <w:pPr>
-      <w:spacing w:before="240" w:line="259" w:lineRule="auto"/>
+      <w:keepNext w:val="0"/>
+      <w:widowControl/>
+      <w:spacing w:after="120" w:before="240" w:line="240" w:lineRule="auto"/>
+      <w:ind w:firstLine="0" w:left="0" w:right="0"/>
+      <w:jc w:val="left"/>
       <w:outlineLvl w:val="9"/>
     </w:pPr>
     <w:rPr>
-      <w:rFonts w:asciiTheme="majorHAnsi" w:cstheme="majorBidi" w:eastAsiaTheme="majorEastAsia" w:hAnsiTheme="majorHAnsi"/>
+      <w:rFonts w:ascii="Times New Roman" w:cs="Times New Roman" w:eastAsia="Times New Roman" w:hAnsi="Times New Roman"/>
+      <w:b/>
+      <w:bCs w:val="0"/>
+      <w:i w:val="0"/>
+      <w:color w:val="000000"/>
+      <w:sz w:val="24"/>
+    </w:rPr>
+  </w:style>
+  <w:style w:customStyle="1" w:styleId="TableNote" w:type="paragraph">
+    <w:name w:val="Table Note"/>
+    <w:basedOn w:val="Normal"/>
+    <w:pPr>
+      <w:keepNext w:val="0"/>
+      <w:widowControl/>
+      <w:spacing w:after="80" w:before="0" w:line="240" w:lineRule="auto"/>
+      <w:ind w:firstLine="0" w:left="0" w:right="0"/>
+      <w:jc w:val="left"/>
+    </w:pPr>
+    <w:rPr>
+      <w:rFonts w:ascii="Times New Roman" w:cs="Times New Roman" w:eastAsia="Times New Roman" w:hAnsi="Times New Roman"/>
       <w:b w:val="0"/>
-      <w:bCs w:val="0"/>
-      <w:color w:themeColor="accent1" w:themeShade="BF" w:val="365F91"/>
+      <w:i w:val="0"/>
+      <w:color w:val="000000"/>
+      <w:sz w:val="20"/>
+    </w:rPr>
+  </w:style>
+  <w:style w:customStyle="1" w:styleId="FigureNote" w:type="paragraph">
+    <w:name w:val="Figure Note"/>
+    <w:basedOn w:val="Normal"/>
+    <w:pPr>
+      <w:keepNext w:val="0"/>
+      <w:widowControl/>
+      <w:spacing w:after="80" w:before="0" w:line="240" w:lineRule="auto"/>
+      <w:ind w:firstLine="0" w:left="0" w:right="0"/>
+      <w:jc w:val="left"/>
+    </w:pPr>
+    <w:rPr>
+      <w:rFonts w:ascii="Times New Roman" w:cs="Times New Roman" w:eastAsia="Times New Roman" w:hAnsi="Times New Roman"/>
+      <w:b w:val="0"/>
+      <w:i w:val="0"/>
+      <w:color w:val="000000"/>
+      <w:sz w:val="20"/>
     </w:rPr>
   </w:style>
   <w:style w:type="paragraph" w:customStyle="1" w:styleId="SourceCode">
@@ -22816,44 +25667,44 @@
         <a:sysClr val="window" lastClr="FFFFFF"/>
       </a:lt1>
       <a:dk2>
-        <a:srgbClr val="0E2841"/>
+        <a:srgbClr val="1F497D"/>
       </a:dk2>
       <a:lt2>
-        <a:srgbClr val="E8E8E8"/>
+        <a:srgbClr val="EEECE1"/>
       </a:lt2>
       <a:accent1>
-        <a:srgbClr val="156082"/>
+        <a:srgbClr val="4F81BD"/>
       </a:accent1>
       <a:accent2>
-        <a:srgbClr val="E97132"/>
+        <a:srgbClr val="C0504D"/>
       </a:accent2>
       <a:accent3>
-        <a:srgbClr val="196B24"/>
+        <a:srgbClr val="9BBB59"/>
       </a:accent3>
       <a:accent4>
-        <a:srgbClr val="0F9ED5"/>
+        <a:srgbClr val="8064A2"/>
       </a:accent4>
       <a:accent5>
-        <a:srgbClr val="A02B93"/>
+        <a:srgbClr val="4BACC6"/>
       </a:accent5>
       <a:accent6>
-        <a:srgbClr val="4EA72E"/>
+        <a:srgbClr val="F79646"/>
       </a:accent6>
       <a:hlink>
-        <a:srgbClr val="467886"/>
+        <a:srgbClr val="0000FF"/>
       </a:hlink>
       <a:folHlink>
-        <a:srgbClr val="96607D"/>
+        <a:srgbClr val="800080"/>
       </a:folHlink>
     </a:clrScheme>
     <a:fontScheme name="Office">
       <a:majorFont>
-        <a:latin typeface="Aptos Display" panose="02110004020202020204"/>
+        <a:latin typeface="Times New Roman"/>
         <a:ea typeface=""/>
         <a:cs typeface=""/>
-        <a:font script="Jpan" typeface="游ゴシック Light"/>
+        <a:font script="Jpan" typeface="ＭＳ ゴシック"/>
         <a:font script="Hang" typeface="맑은 고딕"/>
-        <a:font script="Hans" typeface="等线 Light"/>
+        <a:font script="Hans" typeface="宋体"/>
         <a:font script="Hant" typeface="新細明體"/>
         <a:font script="Arab" typeface="Times New Roman"/>
         <a:font script="Hebr" typeface="Times New Roman"/>
@@ -22880,32 +25731,14 @@
         <a:font script="Mong" typeface="Mongolian Baiti"/>
         <a:font script="Viet" typeface="Times New Roman"/>
         <a:font script="Uigh" typeface="Microsoft Uighur"/>
-        <a:font script="Geor" typeface="Sylfaen"/>
-        <a:font script="Armn" typeface="Arial"/>
-        <a:font script="Bugi" typeface="Leelawadee UI"/>
-        <a:font script="Bopo" typeface="Microsoft JhengHei"/>
-        <a:font script="Java" typeface="Javanese Text"/>
-        <a:font script="Lisu" typeface="Segoe UI"/>
-        <a:font script="Mymr" typeface="Myanmar Text"/>
-        <a:font script="Nkoo" typeface="Ebrima"/>
-        <a:font script="Olck" typeface="Nirmala UI"/>
-        <a:font script="Osma" typeface="Ebrima"/>
-        <a:font script="Phag" typeface="Phagspa"/>
-        <a:font script="Syrn" typeface="Estrangelo Edessa"/>
-        <a:font script="Syrj" typeface="Estrangelo Edessa"/>
-        <a:font script="Syre" typeface="Estrangelo Edessa"/>
-        <a:font script="Sora" typeface="Nirmala UI"/>
-        <a:font script="Tale" typeface="Microsoft Tai Le"/>
-        <a:font script="Talu" typeface="Microsoft New Tai Lue"/>
-        <a:font script="Tfng" typeface="Ebrima"/>
       </a:majorFont>
       <a:minorFont>
-        <a:latin typeface="Aptos" panose="02110004020202020204"/>
+        <a:latin typeface="Times New Roman"/>
         <a:ea typeface=""/>
         <a:cs typeface=""/>
-        <a:font script="Jpan" typeface="游明朝"/>
+        <a:font script="Jpan" typeface="ＭＳ 明朝"/>
         <a:font script="Hang" typeface="맑은 고딕"/>
-        <a:font script="Hans" typeface="等线"/>
+        <a:font script="Hans" typeface="宋体"/>
         <a:font script="Hant" typeface="新細明體"/>
         <a:font script="Arab" typeface="Arial"/>
         <a:font script="Hebr" typeface="Arial"/>
@@ -22932,24 +25765,6 @@
         <a:font script="Mong" typeface="Mongolian Baiti"/>
         <a:font script="Viet" typeface="Arial"/>
         <a:font script="Uigh" typeface="Microsoft Uighur"/>
-        <a:font script="Geor" typeface="Sylfaen"/>
-        <a:font script="Armn" typeface="Arial"/>
-        <a:font script="Bugi" typeface="Leelawadee UI"/>
-        <a:font script="Bopo" typeface="Microsoft JhengHei"/>
-        <a:font script="Java" typeface="Javanese Text"/>
-        <a:font script="Lisu" typeface="Segoe UI"/>
-        <a:font script="Mymr" typeface="Myanmar Text"/>
-        <a:font script="Nkoo" typeface="Ebrima"/>
-        <a:font script="Olck" typeface="Nirmala UI"/>
-        <a:font script="Osma" typeface="Ebrima"/>
-        <a:font script="Phag" typeface="Phagspa"/>
-        <a:font script="Syrn" typeface="Estrangelo Edessa"/>
-        <a:font script="Syrj" typeface="Estrangelo Edessa"/>
-        <a:font script="Syre" typeface="Estrangelo Edessa"/>
-        <a:font script="Sora" typeface="Nirmala UI"/>
-        <a:font script="Tale" typeface="Microsoft Tai Le"/>
-        <a:font script="Talu" typeface="Microsoft New Tai Lue"/>
-        <a:font script="Tfng" typeface="Ebrima"/>
       </a:minorFont>
     </a:fontScheme>
     <a:fmtScheme name="Office">
@@ -22961,141 +25776,200 @@
           <a:gsLst>
             <a:gs pos="0">
               <a:schemeClr val="phClr">
-                <a:lumMod val="110000"/>
-                <a:satMod val="105000"/>
-                <a:tint val="67000"/>
+                <a:tint val="50000"/>
+                <a:satMod val="300000"/>
               </a:schemeClr>
             </a:gs>
-            <a:gs pos="50000">
+            <a:gs pos="35000">
               <a:schemeClr val="phClr">
-                <a:lumMod val="105000"/>
-                <a:satMod val="103000"/>
-                <a:tint val="73000"/>
+                <a:tint val="37000"/>
+                <a:satMod val="300000"/>
               </a:schemeClr>
             </a:gs>
             <a:gs pos="100000">
               <a:schemeClr val="phClr">
-                <a:lumMod val="105000"/>
-                <a:satMod val="109000"/>
-                <a:tint val="81000"/>
+                <a:tint val="15000"/>
+                <a:satMod val="350000"/>
               </a:schemeClr>
             </a:gs>
           </a:gsLst>
-          <a:lin ang="5400000" scaled="0"/>
+          <a:lin ang="16200000" scaled="1"/>
         </a:gradFill>
         <a:gradFill rotWithShape="1">
           <a:gsLst>
             <a:gs pos="0">
               <a:schemeClr val="phClr">
-                <a:satMod val="103000"/>
-                <a:lumMod val="102000"/>
-                <a:tint val="94000"/>
-              </a:schemeClr>
-            </a:gs>
-            <a:gs pos="50000">
-              <a:schemeClr val="phClr">
-                <a:satMod val="110000"/>
-                <a:lumMod val="100000"/>
+                <a:tint val="100000"/>
                 <a:shade val="100000"/>
+                <a:satMod val="130000"/>
               </a:schemeClr>
             </a:gs>
             <a:gs pos="100000">
               <a:schemeClr val="phClr">
-                <a:lumMod val="99000"/>
-                <a:satMod val="120000"/>
-                <a:shade val="78000"/>
+                <a:tint val="50000"/>
+                <a:shade val="100000"/>
+                <a:satMod val="350000"/>
               </a:schemeClr>
             </a:gs>
           </a:gsLst>
-          <a:lin ang="5400000" scaled="0"/>
+          <a:lin ang="16200000" scaled="0"/>
         </a:gradFill>
       </a:fillStyleLst>
       <a:lnStyleLst>
-        <a:ln w="6350" cap="flat" cmpd="sng" algn="ctr">
+        <a:ln w="9525" cap="flat" cmpd="sng" algn="ctr">
+          <a:solidFill>
+            <a:schemeClr val="phClr">
+              <a:shade val="95000"/>
+              <a:satMod val="105000"/>
+            </a:schemeClr>
+          </a:solidFill>
+          <a:prstDash val="solid"/>
+        </a:ln>
+        <a:ln w="25400" cap="flat" cmpd="sng" algn="ctr">
           <a:solidFill>
             <a:schemeClr val="phClr"/>
           </a:solidFill>
           <a:prstDash val="solid"/>
-          <a:miter lim="800000"/>
         </a:ln>
-        <a:ln w="12700" cap="flat" cmpd="sng" algn="ctr">
+        <a:ln w="38100" cap="flat" cmpd="sng" algn="ctr">
           <a:solidFill>
             <a:schemeClr val="phClr"/>
           </a:solidFill>
           <a:prstDash val="solid"/>
-          <a:miter lim="800000"/>
-        </a:ln>
-        <a:ln w="19050" cap="flat" cmpd="sng" algn="ctr">
-          <a:solidFill>
-            <a:schemeClr val="phClr"/>
-          </a:solidFill>
-          <a:prstDash val="solid"/>
-          <a:miter lim="800000"/>
         </a:ln>
       </a:lnStyleLst>
       <a:effectStyleLst>
         <a:effectStyle>
-          <a:effectLst/>
-        </a:effectStyle>
-        <a:effectStyle>
-          <a:effectLst/>
+          <a:effectLst>
+            <a:outerShdw blurRad="40000" dist="20000" dir="5400000" rotWithShape="0">
+              <a:srgbClr val="000000">
+                <a:alpha val="38000"/>
+              </a:srgbClr>
+            </a:outerShdw>
+          </a:effectLst>
         </a:effectStyle>
         <a:effectStyle>
           <a:effectLst>
-            <a:outerShdw blurRad="57150" dist="19050" dir="5400000" algn="ctr" rotWithShape="0">
+            <a:outerShdw blurRad="40000" dist="23000" dir="5400000" rotWithShape="0">
               <a:srgbClr val="000000">
-                <a:alpha val="63000"/>
+                <a:alpha val="35000"/>
               </a:srgbClr>
             </a:outerShdw>
           </a:effectLst>
+        </a:effectStyle>
+        <a:effectStyle>
+          <a:effectLst>
+            <a:outerShdw blurRad="40000" dist="23000" dir="5400000" rotWithShape="0">
+              <a:srgbClr val="000000">
+                <a:alpha val="35000"/>
+              </a:srgbClr>
+            </a:outerShdw>
+          </a:effectLst>
+          <a:scene3d>
+            <a:camera prst="orthographicFront">
+              <a:rot lat="0" lon="0" rev="0"/>
+            </a:camera>
+            <a:lightRig rig="threePt" dir="t">
+              <a:rot lat="0" lon="0" rev="1200000"/>
+            </a:lightRig>
+          </a:scene3d>
+          <a:sp3d>
+            <a:bevelT w="63500" h="25400"/>
+          </a:sp3d>
         </a:effectStyle>
       </a:effectStyleLst>
       <a:bgFillStyleLst>
         <a:solidFill>
           <a:schemeClr val="phClr"/>
         </a:solidFill>
-        <a:solidFill>
-          <a:schemeClr val="phClr">
-            <a:tint val="95000"/>
-            <a:satMod val="170000"/>
-          </a:schemeClr>
-        </a:solidFill>
         <a:gradFill rotWithShape="1">
           <a:gsLst>
             <a:gs pos="0">
               <a:schemeClr val="phClr">
-                <a:tint val="93000"/>
-                <a:satMod val="150000"/>
-                <a:shade val="98000"/>
-                <a:lumMod val="102000"/>
+                <a:tint val="40000"/>
+                <a:satMod val="350000"/>
               </a:schemeClr>
             </a:gs>
-            <a:gs pos="50000">
+            <a:gs pos="40000">
               <a:schemeClr val="phClr">
-                <a:tint val="98000"/>
-                <a:satMod val="130000"/>
-                <a:shade val="90000"/>
-                <a:lumMod val="103000"/>
+                <a:tint val="45000"/>
+                <a:shade val="99000"/>
+                <a:satMod val="350000"/>
               </a:schemeClr>
             </a:gs>
             <a:gs pos="100000">
               <a:schemeClr val="phClr">
-                <a:shade val="63000"/>
-                <a:satMod val="120000"/>
+                <a:shade val="20000"/>
+                <a:satMod val="255000"/>
               </a:schemeClr>
             </a:gs>
           </a:gsLst>
-          <a:lin ang="5400000" scaled="0"/>
+          <a:path path="circle">
+            <a:fillToRect l="50000" t="-80000" r="50000" b="180000"/>
+          </a:path>
+        </a:gradFill>
+        <a:gradFill rotWithShape="1">
+          <a:gsLst>
+            <a:gs pos="0">
+              <a:schemeClr val="phClr">
+                <a:tint val="80000"/>
+                <a:satMod val="300000"/>
+              </a:schemeClr>
+            </a:gs>
+            <a:gs pos="100000">
+              <a:schemeClr val="phClr">
+                <a:shade val="30000"/>
+                <a:satMod val="200000"/>
+              </a:schemeClr>
+            </a:gs>
+          </a:gsLst>
+          <a:path path="circle">
+            <a:fillToRect l="50000" t="50000" r="50000" b="50000"/>
+          </a:path>
         </a:gradFill>
       </a:bgFillStyleLst>
     </a:fmtScheme>
   </a:themeElements>
-  <a:objectDefaults/>
+  <a:objectDefaults>
+    <a:spDef>
+      <a:spPr/>
+      <a:bodyPr/>
+      <a:lstStyle/>
+      <a:style>
+        <a:lnRef idx="1">
+          <a:schemeClr val="accent1"/>
+        </a:lnRef>
+        <a:fillRef idx="3">
+          <a:schemeClr val="accent1"/>
+        </a:fillRef>
+        <a:effectRef idx="2">
+          <a:schemeClr val="accent1"/>
+        </a:effectRef>
+        <a:fontRef idx="minor">
+          <a:schemeClr val="lt1"/>
+        </a:fontRef>
+      </a:style>
+    </a:spDef>
+    <a:lnDef>
+      <a:spPr/>
+      <a:bodyPr/>
+      <a:lstStyle/>
+      <a:style>
+        <a:lnRef idx="2">
+          <a:schemeClr val="accent1"/>
+        </a:lnRef>
+        <a:fillRef idx="0">
+          <a:schemeClr val="accent1"/>
+        </a:fillRef>
+        <a:effectRef idx="1">
+          <a:schemeClr val="accent1"/>
+        </a:effectRef>
+        <a:fontRef idx="minor">
+          <a:schemeClr val="tx1"/>
+        </a:fontRef>
+      </a:style>
+    </a:lnDef>
+  </a:objectDefaults>
   <a:extraClrSchemeLst/>
-  <a:extLst>
-    <a:ext uri="{05A4C25C-085E-4340-85A3-A5531E510DB2}">
-      <thm15:themeFamily xmlns:thm15="http://schemas.microsoft.com/office/thememl/2012/main" name="Office Theme" id="{2E142A2C-CD16-42D6-873A-C26D2A0506FA}" vid="{1BDDFF52-6CD6-40A5-AB3C-68EB2F1E4D0A}"/>
-    </a:ext>
-  </a:extLst>
 </a:theme>
 </file>
--- a/paper/working_paper.docx
+++ b/paper/working_paper.docx
@@ -31,7 +31,7 @@
         <w:pStyle w:val="Date"/>
       </w:pPr>
       <w:r>
-        <w:t xml:space="preserve">October 2026</w:t>
+        <w:t xml:space="preserve">November 2026</w:t>
       </w:r>
     </w:p>
     <w:p>
@@ -6166,7 +6166,7 @@
         <w:pStyle w:val="FirstParagraph"/>
       </w:pPr>
       <w:r>
-        <w:t xml:space="preserve">The study uses published aggregate statistics; no individual or household data were collected. AI tools were used in data processing, coding and drafting; [the author to complete a disclosure statement and confirm review of and responsibility for all content].</w:t>
+        <w:t xml:space="preserve">The study uses published aggregate statistics; no individual or household data were collected.</w:t>
       </w:r>
     </w:p>
     <w:bookmarkEnd w:id="57"/>
